--- a/public/pdf/E5&E6-BTS-(final)/DOSSIER-E5-SESSION-2026.docx
+++ b/public/pdf/E5&E6-BTS-(final)/DOSSIER-E5-SESSION-2026.docx
@@ -5,11 +5,572 @@
   <w:body>
     <w:p>
       <w:pPr>
-        <w:rPr>
-          <w:sz w:val="24"/>
-          <w:szCs w:val="24"/>
-        </w:rPr>
-      </w:pPr>
+        <w:widowControl w:val="0"/>
+        <w:spacing w:line="265.6273555755615" w:lineRule="auto"/>
+        <w:ind w:left="208.54080200195312" w:right="97.92724609375" w:firstLine="0"/>
+        <w:jc w:val="center"/>
+        <w:rPr>
+          <w:b w:val="1"/>
+          <w:bCs w:val="1"/>
+          <w:sz w:val="28.079999923706055"/>
+          <w:szCs w:val="28.079999923706055"/>
+        </w:rPr>
+      </w:pPr>
+      <w:r>
+        <w:rPr>
+          <w:b w:val="1"/>
+          <w:bCs w:val="1"/>
+          <w:sz w:val="31.920000076293945"/>
+          <w:szCs w:val="31.920000076293945"/>
+          <w:shd w:fill="d9d9d9" w:val="clear"/>
+          <w:rtl w:val="0"/>
+        </w:rPr>
+        <w:t xml:space="preserve">ANNEXE IV - PAGE DE GARDE DU DOSSIER PROFESSIONNEL</w:t>
+      </w:r>
+      <w:r>
+        <w:rPr>
+          <w:b w:val="1"/>
+          <w:bCs w:val="1"/>
+          <w:sz w:val="31.920000076293945"/>
+          <w:szCs w:val="31.920000076293945"/>
+          <w:rtl w:val="0"/>
+        </w:rPr>
+        <w:t xml:space="preserve"> </w:t>
+      </w:r>
+      <w:r>
+        <w:rPr>
+          <w:b w:val="1"/>
+          <w:bCs w:val="1"/>
+          <w:sz w:val="28.079999923706055"/>
+          <w:szCs w:val="28.079999923706055"/>
+          <w:rtl w:val="0"/>
+        </w:rPr>
+        <w:t xml:space="preserve">BREVET DE TECHNICIEN SUPÉRIEUR SERVICES INFORMATIQUES AUX  ORGANISATIONS </w:t>
+      </w:r>
+    </w:p>
+    <w:p>
+      <w:pPr>
+        <w:widowControl w:val="0"/>
+        <w:spacing w:before="4.266357421875" w:line="240" w:lineRule="auto"/>
+        <w:jc w:val="center"/>
+        <w:rPr>
+          <w:b w:val="1"/>
+          <w:bCs w:val="1"/>
+          <w:sz w:val="31.920000076293945"/>
+          <w:szCs w:val="31.920000076293945"/>
+        </w:rPr>
+      </w:pPr>
+      <w:r>
+        <w:rPr>
+          <w:b w:val="1"/>
+          <w:bCs w:val="1"/>
+          <w:sz w:val="31.920000076293945"/>
+          <w:szCs w:val="31.920000076293945"/>
+          <w:shd w:fill="d9d9d9" w:val="clear"/>
+          <w:rtl w:val="0"/>
+        </w:rPr>
+        <w:t xml:space="preserve">Session 2026</w:t>
+      </w:r>
+      <w:r>
+        <w:rPr>
+          <w:b w:val="1"/>
+          <w:bCs w:val="1"/>
+          <w:sz w:val="31.920000076293945"/>
+          <w:szCs w:val="31.920000076293945"/>
+          <w:rtl w:val="0"/>
+        </w:rPr>
+        <w:t xml:space="preserve"> </w:t>
+      </w:r>
+    </w:p>
+    <w:p>
+      <w:pPr>
+        <w:widowControl w:val="0"/>
+        <w:spacing w:before="417.093505859375" w:line="240" w:lineRule="auto"/>
+        <w:jc w:val="center"/>
+        <w:rPr>
+          <w:b w:val="1"/>
+          <w:bCs w:val="1"/>
+          <w:sz w:val="40.08000183105469"/>
+          <w:szCs w:val="40.08000183105469"/>
+        </w:rPr>
+      </w:pPr>
+      <w:r>
+        <w:rPr>
+          <w:b w:val="1"/>
+          <w:bCs w:val="1"/>
+          <w:sz w:val="40.08000183105469"/>
+          <w:szCs w:val="40.08000183105469"/>
+          <w:rtl w:val="0"/>
+        </w:rPr>
+        <w:t xml:space="preserve">DOSSIER PROFESSIONNEL </w:t>
+      </w:r>
+    </w:p>
+    <w:p>
+      <w:pPr>
+        <w:widowControl w:val="0"/>
+        <w:spacing w:before="876.265869140625" w:line="240" w:lineRule="auto"/>
+        <w:ind w:right="3958.280029296875"/>
+        <w:jc w:val="right"/>
+        <w:rPr>
+          <w:b w:val="1"/>
+          <w:bCs w:val="1"/>
+          <w:sz w:val="24"/>
+          <w:szCs w:val="24"/>
+        </w:rPr>
+      </w:pPr>
+      <w:r>
+        <w:rPr>
+          <w:b w:val="1"/>
+          <w:bCs w:val="1"/>
+          <w:sz w:val="24"/>
+          <w:szCs w:val="24"/>
+          <w:rtl w:val="0"/>
+        </w:rPr>
+        <w:t xml:space="preserve">NOM : Gainié</w:t>
+      </w:r>
+    </w:p>
+    <w:p>
+      <w:pPr>
+        <w:widowControl w:val="0"/>
+        <w:spacing w:before="271.920166015625" w:line="240" w:lineRule="auto"/>
+        <w:ind w:right="3624.68017578125"/>
+        <w:jc w:val="right"/>
+        <w:rPr>
+          <w:b w:val="1"/>
+          <w:bCs w:val="1"/>
+          <w:sz w:val="24"/>
+          <w:szCs w:val="24"/>
+        </w:rPr>
+      </w:pPr>
+      <w:r>
+        <w:rPr>
+          <w:b w:val="1"/>
+          <w:bCs w:val="1"/>
+          <w:sz w:val="24"/>
+          <w:szCs w:val="24"/>
+          <w:rtl w:val="0"/>
+        </w:rPr>
+        <w:t xml:space="preserve">Prénom : Alan</w:t>
+      </w:r>
+    </w:p>
+    <w:p>
+      <w:pPr>
+        <w:widowControl w:val="0"/>
+        <w:spacing w:before="500.518798828125" w:line="240" w:lineRule="auto"/>
+        <w:ind w:left="163.18077087402344" w:firstLine="0"/>
+        <w:rPr>
+          <w:b w:val="1"/>
+          <w:bCs w:val="1"/>
+          <w:sz w:val="22.079999923706055"/>
+          <w:szCs w:val="22.079999923706055"/>
+          <w:u w:val="single"/>
+        </w:rPr>
+      </w:pPr>
+      <w:r>
+        <w:rPr>
+          <w:b w:val="1"/>
+          <w:bCs w:val="1"/>
+          <w:sz w:val="22.079999923706055"/>
+          <w:szCs w:val="22.079999923706055"/>
+          <w:rtl w:val="0"/>
+        </w:rPr>
+        <w:t xml:space="preserve">Établissement de formation </w:t>
+      </w:r>
+      <w:r>
+        <w:rPr>
+          <w:b w:val="1"/>
+          <w:bCs w:val="1"/>
+          <w:sz w:val="22.079999923706055"/>
+          <w:szCs w:val="22.079999923706055"/>
+          <w:u w:val="single"/>
+          <w:rtl w:val="0"/>
+        </w:rPr>
+        <w:t xml:space="preserve">(sur un seul des deux exemplaires du dossier) </w:t>
+      </w:r>
+    </w:p>
+    <w:p>
+      <w:pPr>
+        <w:widowControl w:val="0"/>
+        <w:spacing w:before="1511.126708984375" w:line="230.3424596786499" w:lineRule="auto"/>
+        <w:ind w:left="153.90716552734375" w:right="74.901123046875" w:hanging="7.507171630859375"/>
+        <w:rPr>
+          <w:b w:val="1"/>
+          <w:bCs w:val="1"/>
+          <w:sz w:val="22.079999923706055"/>
+          <w:szCs w:val="22.079999923706055"/>
+        </w:rPr>
+      </w:pPr>
+      <w:r>
+        <w:rPr>
+          <w:b w:val="1"/>
+          <w:bCs w:val="1"/>
+          <w:sz w:val="22.079999923706055"/>
+          <w:szCs w:val="22.079999923706055"/>
+          <w:rtl w:val="0"/>
+        </w:rPr>
+        <w:t xml:space="preserve">Visa du représentant de l’équipe pédagogique attestant la réalité des activités professionnelles  décrites dans le dossier (sur un seul des deux exemplaires du dossier) : </w:t>
+      </w:r>
+    </w:p>
+    <w:tbl>
+      <w:tblPr>
+        <w:tblStyle w:val="Table1"/>
+        <w:tblW w:w="10062.800369262695" w:type="dxa"/>
+        <w:jc w:val="left"/>
+        <w:tblBorders>
+          <w:top w:color="000000" w:space="0" w:sz="8" w:val="single"/>
+          <w:left w:color="000000" w:space="0" w:sz="8" w:val="single"/>
+          <w:bottom w:color="000000" w:space="0" w:sz="8" w:val="single"/>
+          <w:right w:color="000000" w:space="0" w:sz="8" w:val="single"/>
+          <w:insideH w:color="000000" w:space="0" w:sz="8" w:val="single"/>
+          <w:insideV w:color="000000" w:space="0" w:sz="8" w:val="single"/>
+        </w:tblBorders>
+        <w:tblLayout w:type="fixed"/>
+        <w:tblLook w:val="0600"/>
+      </w:tblPr>
+      <w:tblGrid>
+        <w:gridCol w:w="3404.199905395508"/>
+        <w:gridCol w:w="3401.199951171875"/>
+        <w:gridCol w:w="3257.4005126953125"/>
+        <w:tblGridChange w:id="0">
+          <w:tblGrid>
+            <w:gridCol w:w="3404.199905395508"/>
+            <w:gridCol w:w="3401.199951171875"/>
+            <w:gridCol w:w="3257.4005126953125"/>
+          </w:tblGrid>
+        </w:tblGridChange>
+      </w:tblGrid>
+      <w:tr>
+        <w:trPr>
+          <w:cantSplit w:val="0"/>
+          <w:trHeight w:val="628.800048828125" w:hRule="atLeast"/>
+          <w:tblHeader w:val="0"/>
+        </w:trPr>
+        <w:tc>
+          <w:tcPr>
+            <w:shd w:fill="auto" w:val="clear"/>
+            <w:tcMar>
+              <w:top w:w="100.0" w:type="dxa"/>
+              <w:left w:w="100.0" w:type="dxa"/>
+              <w:bottom w:w="100.0" w:type="dxa"/>
+              <w:right w:w="100.0" w:type="dxa"/>
+            </w:tcMar>
+            <w:vAlign w:val="top"/>
+          </w:tcPr>
+          <w:p>
+            <w:pPr>
+              <w:widowControl w:val="0"/>
+              <w:spacing w:line="240" w:lineRule="auto"/>
+              <w:ind w:left="190.4352569580078" w:firstLine="0"/>
+              <w:rPr>
+                <w:b w:val="1"/>
+                <w:bCs w:val="1"/>
+                <w:sz w:val="22.079999923706055"/>
+                <w:szCs w:val="22.079999923706055"/>
+              </w:rPr>
+            </w:pPr>
+            <w:r>
+              <w:rPr>
+                <w:b w:val="1"/>
+                <w:bCs w:val="1"/>
+                <w:sz w:val="22.079999923706055"/>
+                <w:szCs w:val="22.079999923706055"/>
+                <w:rtl w:val="0"/>
+              </w:rPr>
+              <w:t xml:space="preserve">Nom et qualité du signataire </w:t>
+            </w:r>
+          </w:p>
+        </w:tc>
+        <w:tc>
+          <w:tcPr>
+            <w:shd w:fill="auto" w:val="clear"/>
+            <w:tcMar>
+              <w:top w:w="100.0" w:type="dxa"/>
+              <w:left w:w="100.0" w:type="dxa"/>
+              <w:bottom w:w="100.0" w:type="dxa"/>
+              <w:right w:w="100.0" w:type="dxa"/>
+            </w:tcMar>
+            <w:vAlign w:val="top"/>
+          </w:tcPr>
+          <w:p>
+            <w:pPr>
+              <w:widowControl w:val="0"/>
+              <w:spacing w:line="240" w:lineRule="auto"/>
+              <w:jc w:val="center"/>
+              <w:rPr>
+                <w:b w:val="1"/>
+                <w:bCs w:val="1"/>
+                <w:sz w:val="22.079999923706055"/>
+                <w:szCs w:val="22.079999923706055"/>
+              </w:rPr>
+            </w:pPr>
+            <w:r>
+              <w:rPr>
+                <w:b w:val="1"/>
+                <w:bCs w:val="1"/>
+                <w:sz w:val="22.079999923706055"/>
+                <w:szCs w:val="22.079999923706055"/>
+                <w:rtl w:val="0"/>
+              </w:rPr>
+              <w:t xml:space="preserve">Date </w:t>
+            </w:r>
+          </w:p>
+        </w:tc>
+        <w:tc>
+          <w:tcPr>
+            <w:shd w:fill="auto" w:val="clear"/>
+            <w:tcMar>
+              <w:top w:w="100.0" w:type="dxa"/>
+              <w:left w:w="100.0" w:type="dxa"/>
+              <w:bottom w:w="100.0" w:type="dxa"/>
+              <w:right w:w="100.0" w:type="dxa"/>
+            </w:tcMar>
+            <w:vAlign w:val="top"/>
+          </w:tcPr>
+          <w:p>
+            <w:pPr>
+              <w:widowControl w:val="0"/>
+              <w:spacing w:line="240" w:lineRule="auto"/>
+              <w:jc w:val="center"/>
+              <w:rPr>
+                <w:b w:val="1"/>
+                <w:bCs w:val="1"/>
+                <w:sz w:val="22.079999923706055"/>
+                <w:szCs w:val="22.079999923706055"/>
+              </w:rPr>
+            </w:pPr>
+            <w:r>
+              <w:rPr>
+                <w:b w:val="1"/>
+                <w:bCs w:val="1"/>
+                <w:sz w:val="22.079999923706055"/>
+                <w:szCs w:val="22.079999923706055"/>
+                <w:rtl w:val="0"/>
+              </w:rPr>
+              <w:t xml:space="preserve">Signature</w:t>
+            </w:r>
+          </w:p>
+        </w:tc>
+      </w:tr>
+      <w:tr>
+        <w:trPr>
+          <w:cantSplit w:val="0"/>
+          <w:trHeight w:val="2539.5989990234375" w:hRule="atLeast"/>
+          <w:tblHeader w:val="0"/>
+        </w:trPr>
+        <w:tc>
+          <w:tcPr>
+            <w:shd w:fill="auto" w:val="clear"/>
+            <w:tcMar>
+              <w:top w:w="100.0" w:type="dxa"/>
+              <w:left w:w="100.0" w:type="dxa"/>
+              <w:bottom w:w="100.0" w:type="dxa"/>
+              <w:right w:w="100.0" w:type="dxa"/>
+            </w:tcMar>
+            <w:vAlign w:val="top"/>
+          </w:tcPr>
+          <w:p>
+            <w:pPr>
+              <w:widowControl w:val="0"/>
+              <w:rPr>
+                <w:b w:val="1"/>
+                <w:bCs w:val="1"/>
+                <w:sz w:val="22.079999923706055"/>
+                <w:szCs w:val="22.079999923706055"/>
+              </w:rPr>
+            </w:pPr>
+            <w:r>
+              <w:rPr>
+                <w:rtl w:val="0"/>
+              </w:rPr>
+            </w:r>
+          </w:p>
+        </w:tc>
+        <w:tc>
+          <w:tcPr>
+            <w:shd w:fill="auto" w:val="clear"/>
+            <w:tcMar>
+              <w:top w:w="100.0" w:type="dxa"/>
+              <w:left w:w="100.0" w:type="dxa"/>
+              <w:bottom w:w="100.0" w:type="dxa"/>
+              <w:right w:w="100.0" w:type="dxa"/>
+            </w:tcMar>
+            <w:vAlign w:val="top"/>
+          </w:tcPr>
+          <w:p>
+            <w:pPr>
+              <w:widowControl w:val="0"/>
+              <w:rPr>
+                <w:b w:val="1"/>
+                <w:bCs w:val="1"/>
+                <w:sz w:val="22.079999923706055"/>
+                <w:szCs w:val="22.079999923706055"/>
+              </w:rPr>
+            </w:pPr>
+            <w:r>
+              <w:rPr>
+                <w:rtl w:val="0"/>
+              </w:rPr>
+            </w:r>
+          </w:p>
+        </w:tc>
+        <w:tc>
+          <w:tcPr>
+            <w:shd w:fill="auto" w:val="clear"/>
+            <w:tcMar>
+              <w:top w:w="100.0" w:type="dxa"/>
+              <w:left w:w="100.0" w:type="dxa"/>
+              <w:bottom w:w="100.0" w:type="dxa"/>
+              <w:right w:w="100.0" w:type="dxa"/>
+            </w:tcMar>
+            <w:vAlign w:val="top"/>
+          </w:tcPr>
+          <w:p>
+            <w:pPr>
+              <w:widowControl w:val="0"/>
+              <w:rPr>
+                <w:b w:val="1"/>
+                <w:bCs w:val="1"/>
+                <w:sz w:val="22.079999923706055"/>
+                <w:szCs w:val="22.079999923706055"/>
+              </w:rPr>
+            </w:pPr>
+            <w:r>
+              <w:rPr>
+                <w:rtl w:val="0"/>
+              </w:rPr>
+            </w:r>
+          </w:p>
+        </w:tc>
+      </w:tr>
+    </w:tbl>
+    <w:p>
+      <w:pPr>
+        <w:widowControl w:val="0"/>
+        <w:rPr/>
+      </w:pPr>
+      <w:r>
+        <w:rPr>
+          <w:rtl w:val="0"/>
+        </w:rPr>
+      </w:r>
+    </w:p>
+    <w:p>
+      <w:pPr>
+        <w:widowControl w:val="0"/>
+        <w:rPr/>
+      </w:pPr>
+      <w:r>
+        <w:rPr>
+          <w:rtl w:val="0"/>
+        </w:rPr>
+      </w:r>
+    </w:p>
+    <w:p>
+      <w:pPr>
+        <w:widowControl w:val="0"/>
+        <w:spacing w:line="228.16981315612793" w:lineRule="auto"/>
+        <w:ind w:left="153.90716552734375" w:right="72.38037109375" w:hanging="3.0912017822265625"/>
+        <w:rPr>
+          <w:b w:val="1"/>
+          <w:bCs w:val="1"/>
+          <w:sz w:val="22.079999923706055"/>
+          <w:szCs w:val="22.079999923706055"/>
+        </w:rPr>
+      </w:pPr>
+      <w:r>
+        <w:rPr>
+          <w:b w:val="1"/>
+          <w:bCs w:val="1"/>
+          <w:sz w:val="22.079999923706055"/>
+          <w:szCs w:val="22.079999923706055"/>
+          <w:rtl w:val="0"/>
+        </w:rPr>
+        <w:t xml:space="preserve">Attestation sur l’honneur pour les candidats individuels (sur un seul des deux exemplaires du  dossier) : </w:t>
+      </w:r>
+    </w:p>
+    <w:p>
+      <w:pPr>
+        <w:widowControl w:val="0"/>
+        <w:spacing w:before="262.01019287109375" w:line="229.2563009262085" w:lineRule="auto"/>
+        <w:ind w:left="154.12796020507812" w:right="72.9296875" w:hanging="3.9743804931640625"/>
+        <w:jc w:val="both"/>
+        <w:rPr>
+          <w:sz w:val="22.079999923706055"/>
+          <w:szCs w:val="22.079999923706055"/>
+        </w:rPr>
+      </w:pPr>
+      <w:r>
+        <w:rPr>
+          <w:sz w:val="22.079999923706055"/>
+          <w:szCs w:val="22.079999923706055"/>
+          <w:rtl w:val="0"/>
+        </w:rPr>
+        <w:t xml:space="preserve">Je soussigné(e), Nom , Prénom , certifie que les activités décrites ainsi  que les différentes informations reproduites dans ce dossier reflètent les activités professionnelles  que j’ai personnellement réalisées au cours de ma formation. </w:t>
+      </w:r>
+    </w:p>
+    <w:p>
+      <w:pPr>
+        <w:widowControl w:val="0"/>
+        <w:spacing w:before="508.21044921875" w:line="240" w:lineRule="auto"/>
+        <w:ind w:left="163.18077087402344" w:firstLine="0"/>
+        <w:rPr>
+          <w:b w:val="1"/>
+          <w:bCs w:val="1"/>
+          <w:sz w:val="22.079999923706055"/>
+          <w:szCs w:val="22.079999923706055"/>
+        </w:rPr>
+      </w:pPr>
+      <w:r>
+        <w:rPr>
+          <w:b w:val="1"/>
+          <w:bCs w:val="1"/>
+          <w:sz w:val="22.079999923706055"/>
+          <w:szCs w:val="22.079999923706055"/>
+          <w:rtl w:val="0"/>
+        </w:rPr>
+        <w:t xml:space="preserve">Fait à  Rennes</w:t>
+      </w:r>
+    </w:p>
+    <w:p>
+      <w:pPr>
+        <w:widowControl w:val="0"/>
+        <w:spacing w:line="240" w:lineRule="auto"/>
+        <w:ind w:left="163.18077087402344" w:firstLine="0"/>
+        <w:rPr>
+          <w:b w:val="1"/>
+          <w:bCs w:val="1"/>
+          <w:sz w:val="22.079999923706055"/>
+          <w:szCs w:val="22.079999923706055"/>
+        </w:rPr>
+      </w:pPr>
+      <w:r>
+        <w:rPr>
+          <w:b w:val="1"/>
+          <w:bCs w:val="1"/>
+          <w:sz w:val="22.079999923706055"/>
+          <w:szCs w:val="22.079999923706055"/>
+          <w:rtl w:val="0"/>
+        </w:rPr>
+        <w:t xml:space="preserve">Date 13 / 04 /2026</w:t>
+      </w:r>
+    </w:p>
+    <w:p>
+      <w:pPr>
+        <w:rPr>
+          <w:sz w:val="24"/>
+          <w:szCs w:val="24"/>
+        </w:rPr>
+      </w:pPr>
+      <w:r>
+        <w:rPr>
+          <w:b w:val="1"/>
+          <w:bCs w:val="1"/>
+          <w:sz w:val="22.079999923706055"/>
+          <w:szCs w:val="22.079999923706055"/>
+          <w:rtl w:val="0"/>
+        </w:rPr>
+        <w:t xml:space="preserve">Signature</w:t>
+      </w:r>
       <w:r>
         <w:rPr>
           <w:sz w:val="24"/>
@@ -19,9 +580,9 @@
           <mc:Choice Requires="wpg">
             <w:drawing>
               <wp:inline distB="114300" distT="114300" distL="114300" distR="114300">
-                <wp:extent cx="5807086" cy="7900988"/>
+                <wp:extent cx="5731200" cy="7810500"/>
                 <wp:effectExtent b="0" l="0" r="0" t="0"/>
-                <wp:docPr id="13" name=""/>
+                <wp:docPr id="9" name=""/>
                 <a:graphic>
                   <a:graphicData uri="http://schemas.microsoft.com/office/word/2010/wordprocessingGroup">
                     <wpg:wgp>
@@ -29,14 +590,14 @@
                       <wpg:grpSpPr>
                         <a:xfrm>
                           <a:off x="1178400" y="0"/>
-                          <a:ext cx="5807086" cy="7900988"/>
+                          <a:ext cx="5731200" cy="7810500"/>
                           <a:chOff x="1178400" y="0"/>
                           <a:chExt cx="4083025" cy="5583750"/>
                         </a:xfrm>
                       </wpg:grpSpPr>
                       <wps:wsp>
                         <wps:cNvSpPr/>
-                        <wps:cNvPr id="36" name="Shape 36"/>
+                        <wps:cNvPr id="16" name="Shape 16"/>
                         <wps:spPr>
                           <a:xfrm>
                             <a:off x="1709725" y="1763450"/>
@@ -78,11 +639,11 @@
                       </wps:wsp>
                       <wps:wsp>
                         <wps:cNvSpPr txBox="1"/>
-                        <wps:cNvPr id="37" name="Shape 37"/>
+                        <wps:cNvPr id="17" name="Shape 17"/>
                         <wps:spPr>
                           <a:xfrm>
                             <a:off x="1178425" y="0"/>
-                            <a:ext cx="4083000" cy="353100"/>
+                            <a:ext cx="4083000" cy="522300"/>
                           </a:xfrm>
                           <a:prstGeom prst="rect">
                             <a:avLst/>
@@ -115,6 +676,39 @@
                                 <w:t xml:space="preserve">Alan Gainié			                 BTS SIO option Slam</w:t>
                               </w:r>
                             </w:p>
+                            <w:p>
+                              <w:pPr>
+                                <w:spacing w:after="0" w:before="0" w:line="275.9999942779541"/>
+                                <w:ind w:left="0" w:right="0" w:firstLine="0"/>
+                                <w:jc w:val="left"/>
+                                <w:textDirection w:val="btLr"/>
+                              </w:pPr>
+                              <w:r>
+                                <w:rPr>
+                                  <w:rFonts w:ascii="Arial" w:cs="Arial" w:eastAsia="Arial" w:hAnsi="Arial"/>
+                                  <w:b w:val="0"/>
+                                  <w:i w:val="0"/>
+                                  <w:smallCaps w:val="0"/>
+                                  <w:strike w:val="0"/>
+                                  <w:color w:val="000000"/>
+                                  <w:sz w:val="22.934200286865234"/>
+                                  <w:vertAlign w:val="baseline"/>
+                                </w:rPr>
+                              </w:r>
+                              <w:r>
+                                <w:rPr>
+                                  <w:rFonts w:ascii="Arial" w:cs="Arial" w:eastAsia="Arial" w:hAnsi="Arial"/>
+                                  <w:b w:val="0"/>
+                                  <w:i w:val="0"/>
+                                  <w:smallCaps w:val="0"/>
+                                  <w:strike w:val="0"/>
+                                  <w:color w:val="666666"/>
+                                  <w:sz w:val="22"/>
+                                  <w:vertAlign w:val="baseline"/>
+                                </w:rPr>
+                                <w:t xml:space="preserve">N° candidat : 02542626698</w:t>
+                              </w:r>
+                            </w:p>
                           </w:txbxContent>
                         </wps:txbx>
                         <wps:bodyPr anchorCtr="0" anchor="t" bIns="87350" lIns="87350" spcFirstLastPara="1" rIns="87350" wrap="square" tIns="87350">
@@ -123,7 +717,7 @@
                       </wps:wsp>
                       <wps:wsp>
                         <wps:cNvSpPr txBox="1"/>
-                        <wps:cNvPr id="38" name="Shape 38"/>
+                        <wps:cNvPr id="18" name="Shape 18"/>
                         <wps:spPr>
                           <a:xfrm>
                             <a:off x="1709726" y="1763450"/>
@@ -168,7 +762,7 @@
                       </wps:wsp>
                       <wps:wsp>
                         <wps:cNvSpPr txBox="1"/>
-                        <wps:cNvPr id="39" name="Shape 39"/>
+                        <wps:cNvPr id="19" name="Shape 19"/>
                         <wps:spPr>
                           <a:xfrm>
                             <a:off x="1786522" y="2678739"/>
@@ -213,7 +807,7 @@
                       </wps:wsp>
                       <wps:wsp>
                         <wps:cNvSpPr txBox="1"/>
-                        <wps:cNvPr id="40" name="Shape 40"/>
+                        <wps:cNvPr id="20" name="Shape 20"/>
                         <wps:spPr>
                           <a:xfrm>
                             <a:off x="1178424" y="5230640"/>
@@ -247,7 +841,7 @@
                                   <w:sz w:val="22.934200286865234"/>
                                   <w:vertAlign w:val="baseline"/>
                                 </w:rPr>
-                                <w:t xml:space="preserve">Support et mise a diposition de SI</w:t>
+                                <w:t xml:space="preserve">Support et mises à disposition d’un service informatique</w:t>
                               </w:r>
                             </w:p>
                           </w:txbxContent>
@@ -290,14 +884,14 @@
           <mc:Fallback>
             <w:drawing>
               <wp:inline distB="114300" distT="114300" distL="114300" distR="114300">
-                <wp:extent cx="5807086" cy="7900988"/>
+                <wp:extent cx="5731200" cy="7810500"/>
                 <wp:effectExtent b="0" l="0" r="0" t="0"/>
-                <wp:docPr id="13" name="image17.png"/>
+                <wp:docPr id="9" name="image14.png"/>
                 <a:graphic>
                   <a:graphicData uri="http://schemas.openxmlformats.org/drawingml/2006/picture">
                     <pic:pic>
                       <pic:nvPicPr>
-                        <pic:cNvPr id="0" name="image17.png"/>
+                        <pic:cNvPr id="0" name="image14.png"/>
                         <pic:cNvPicPr preferRelativeResize="0"/>
                       </pic:nvPicPr>
                       <pic:blipFill>
@@ -310,7 +904,7 @@
                       <pic:spPr>
                         <a:xfrm>
                           <a:off x="0" y="0"/>
-                          <a:ext cx="5807086" cy="7900988"/>
+                          <a:ext cx="5731200" cy="7810500"/>
                         </a:xfrm>
                         <a:prstGeom prst="rect"/>
                         <a:ln/>
@@ -794,7 +1388,7 @@
     </w:p>
     <w:tbl>
       <w:tblPr>
-        <w:tblStyle w:val="Table1"/>
+        <w:tblStyle w:val="Table2"/>
         <w:tblW w:w="9026.0" w:type="dxa"/>
         <w:jc w:val="center"/>
         <w:tblBorders>
@@ -1553,12 +2147,12 @@
                 <wp:extent cx="2490788" cy="2283222"/>
                 <wp:effectExtent b="0" l="0" r="0" t="0"/>
                 <wp:wrapNone/>
-                <wp:docPr id="6" name="image10.png"/>
+                <wp:docPr id="6" name="image11.png"/>
                 <a:graphic>
                   <a:graphicData uri="http://schemas.openxmlformats.org/drawingml/2006/picture">
                     <pic:pic>
                       <pic:nvPicPr>
-                        <pic:cNvPr id="0" name="image10.png"/>
+                        <pic:cNvPr id="0" name="image11.png"/>
                         <pic:cNvPicPr preferRelativeResize="0"/>
                       </pic:nvPicPr>
                       <pic:blipFill>
@@ -1704,7 +2298,7 @@
                 <wp:extent cx="2262188" cy="2028868"/>
                 <wp:effectExtent b="0" l="0" r="0" t="0"/>
                 <wp:wrapNone/>
-                <wp:docPr id="9" name=""/>
+                <wp:docPr id="10" name=""/>
                 <a:graphic>
                   <a:graphicData uri="http://schemas.microsoft.com/office/word/2010/wordprocessingGroup">
                     <wpg:wgp>
@@ -1729,7 +2323,7 @@
                         </wpg:grpSpPr>
                         <wps:wsp>
                           <wps:cNvSpPr/>
-                          <wps:cNvPr id="17" name="Shape 17"/>
+                          <wps:cNvPr id="23" name="Shape 23"/>
                           <wps:spPr>
                             <a:xfrm>
                               <a:off x="379350" y="2040796"/>
@@ -1771,7 +2365,7 @@
                         </wps:wsp>
                         <wps:wsp>
                           <wps:cNvSpPr txBox="1"/>
-                          <wps:cNvPr id="18" name="Shape 18"/>
+                          <wps:cNvPr id="24" name="Shape 24"/>
                           <wps:spPr>
                             <a:xfrm>
                               <a:off x="477583" y="2153613"/>
@@ -1867,12 +2461,12 @@
                 <wp:extent cx="2262188" cy="2028868"/>
                 <wp:effectExtent b="0" l="0" r="0" t="0"/>
                 <wp:wrapNone/>
-                <wp:docPr id="9" name="image13.png"/>
+                <wp:docPr id="10" name="image15.png"/>
                 <a:graphic>
                   <a:graphicData uri="http://schemas.openxmlformats.org/drawingml/2006/picture">
                     <pic:pic>
                       <pic:nvPicPr>
-                        <pic:cNvPr id="0" name="image13.png"/>
+                        <pic:cNvPr id="0" name="image15.png"/>
                         <pic:cNvPicPr preferRelativeResize="0"/>
                       </pic:nvPicPr>
                       <pic:blipFill>
@@ -2313,7 +2907,7 @@
                 <wp:extent cx="2495550" cy="2355238"/>
                 <wp:effectExtent b="0" l="0" r="0" t="0"/>
                 <wp:wrapSquare wrapText="bothSides" distB="114300" distT="114300" distL="114300" distR="114300"/>
-                <wp:docPr id="12" name=""/>
+                <wp:docPr id="13" name=""/>
                 <a:graphic>
                   <a:graphicData uri="http://schemas.microsoft.com/office/word/2010/wordprocessingGroup">
                     <wpg:wgp>
@@ -2338,7 +2932,7 @@
                         </wpg:grpSpPr>
                         <wps:wsp>
                           <wps:cNvSpPr/>
-                          <wps:cNvPr id="34" name="Shape 34"/>
+                          <wps:cNvPr id="40" name="Shape 40"/>
                           <wps:spPr>
                             <a:xfrm>
                               <a:off x="2335925" y="358750"/>
@@ -2380,7 +2974,7 @@
                         </wps:wsp>
                         <wps:wsp>
                           <wps:cNvSpPr txBox="1"/>
-                          <wps:cNvPr id="35" name="Shape 35"/>
+                          <wps:cNvPr id="41" name="Shape 41"/>
                           <wps:spPr>
                             <a:xfrm>
                               <a:off x="2437200" y="465550"/>
@@ -2542,12 +3136,12 @@
                 <wp:extent cx="2495550" cy="2355238"/>
                 <wp:effectExtent b="0" l="0" r="0" t="0"/>
                 <wp:wrapSquare wrapText="bothSides" distB="114300" distT="114300" distL="114300" distR="114300"/>
-                <wp:docPr id="12" name="image16.png"/>
+                <wp:docPr id="13" name="image18.png"/>
                 <a:graphic>
                   <a:graphicData uri="http://schemas.openxmlformats.org/drawingml/2006/picture">
                     <pic:pic>
                       <pic:nvPicPr>
-                        <pic:cNvPr id="0" name="image16.png"/>
+                        <pic:cNvPr id="0" name="image18.png"/>
                         <pic:cNvPicPr preferRelativeResize="0"/>
                       </pic:nvPicPr>
                       <pic:blipFill>
@@ -4234,7 +4828,7 @@
               <wp:inline distB="114300" distT="114300" distL="114300" distR="114300">
                 <wp:extent cx="5290119" cy="4062413"/>
                 <wp:effectExtent b="0" l="0" r="0" t="0"/>
-                <wp:docPr id="11" name=""/>
+                <wp:docPr id="12" name=""/>
                 <a:graphic>
                   <a:graphicData uri="http://schemas.microsoft.com/office/word/2010/wordprocessingGroup">
                     <wpg:wgp>
@@ -4249,7 +4843,7 @@
                       </wpg:grpSpPr>
                       <wps:wsp>
                         <wps:cNvSpPr/>
-                        <wps:cNvPr id="20" name="Shape 20"/>
+                        <wps:cNvPr id="26" name="Shape 26"/>
                         <wps:spPr>
                           <a:xfrm>
                             <a:off x="1412650" y="326550"/>
@@ -4300,7 +4894,7 @@
                       </wps:wsp>
                       <wps:wsp>
                         <wps:cNvSpPr/>
-                        <wps:cNvPr id="21" name="Shape 21"/>
+                        <wps:cNvPr id="27" name="Shape 27"/>
                         <wps:spPr>
                           <a:xfrm>
                             <a:off x="2631350" y="2275700"/>
@@ -4351,7 +4945,7 @@
                       </wps:wsp>
                       <wps:wsp>
                         <wps:cNvSpPr/>
-                        <wps:cNvPr id="22" name="Shape 22"/>
+                        <wps:cNvPr id="28" name="Shape 28"/>
                         <wps:spPr>
                           <a:xfrm>
                             <a:off x="4684250" y="2276550"/>
@@ -4415,7 +5009,7 @@
                       </wps:wsp>
                       <wps:wsp>
                         <wps:cNvSpPr/>
-                        <wps:cNvPr id="23" name="Shape 23"/>
+                        <wps:cNvPr id="29" name="Shape 29"/>
                         <wps:spPr>
                           <a:xfrm>
                             <a:off x="631550" y="2276550"/>
@@ -4466,7 +5060,7 @@
                       </wps:wsp>
                       <pic:pic>
                         <pic:nvPicPr>
-                          <pic:cNvPr id="24" name="Shape 24"/>
+                          <pic:cNvPr id="30" name="Shape 30"/>
                           <pic:cNvPicPr preferRelativeResize="0"/>
                         </pic:nvPicPr>
                         <pic:blipFill>
@@ -4493,7 +5087,7 @@
                       </pic:pic>
                       <pic:pic>
                         <pic:nvPicPr>
-                          <pic:cNvPr id="25" name="Shape 25"/>
+                          <pic:cNvPr id="31" name="Shape 31"/>
                           <pic:cNvPicPr preferRelativeResize="0"/>
                         </pic:nvPicPr>
                         <pic:blipFill>
@@ -4520,7 +5114,7 @@
                       </pic:pic>
                       <pic:pic>
                         <pic:nvPicPr>
-                          <pic:cNvPr id="26" name="Shape 26"/>
+                          <pic:cNvPr id="32" name="Shape 32"/>
                           <pic:cNvPicPr preferRelativeResize="0"/>
                         </pic:nvPicPr>
                         <pic:blipFill>
@@ -4547,7 +5141,7 @@
                       </pic:pic>
                       <pic:pic>
                         <pic:nvPicPr>
-                          <pic:cNvPr id="27" name="Shape 27"/>
+                          <pic:cNvPr id="33" name="Shape 33"/>
                           <pic:cNvPicPr preferRelativeResize="0"/>
                         </pic:nvPicPr>
                         <pic:blipFill>
@@ -4655,7 +5249,7 @@
                       </wps:wsp>
                       <wps:wsp>
                         <wps:cNvSpPr/>
-                        <wps:cNvPr id="31" name="Shape 31"/>
+                        <wps:cNvPr id="37" name="Shape 37"/>
                         <wps:spPr>
                           <a:xfrm>
                             <a:off x="4745150" y="4914600"/>
@@ -4742,12 +5336,12 @@
               <wp:inline distB="114300" distT="114300" distL="114300" distR="114300">
                 <wp:extent cx="5290119" cy="4062413"/>
                 <wp:effectExtent b="0" l="0" r="0" t="0"/>
-                <wp:docPr id="11" name="image15.png"/>
+                <wp:docPr id="12" name="image17.png"/>
                 <a:graphic>
                   <a:graphicData uri="http://schemas.openxmlformats.org/drawingml/2006/picture">
                     <pic:pic>
                       <pic:nvPicPr>
-                        <pic:cNvPr id="0" name="image15.png"/>
+                        <pic:cNvPr id="0" name="image17.png"/>
                         <pic:cNvPicPr preferRelativeResize="0"/>
                       </pic:nvPicPr>
                       <pic:blipFill>
@@ -5007,7 +5601,7 @@
     </w:p>
     <w:tbl>
       <w:tblPr>
-        <w:tblStyle w:val="Table2"/>
+        <w:tblStyle w:val="Table3"/>
         <w:tblW w:w="9026.0" w:type="dxa"/>
         <w:jc w:val="left"/>
         <w:tblBorders>
@@ -6089,7 +6683,7 @@
     </w:p>
     <w:tbl>
       <w:tblPr>
-        <w:tblStyle w:val="Table3"/>
+        <w:tblStyle w:val="Table4"/>
         <w:tblW w:w="11565.0" w:type="dxa"/>
         <w:jc w:val="left"/>
         <w:tblInd w:w="-1260.0" w:type="dxa"/>
@@ -6996,12 +7590,12 @@
                     <wp:inline distB="114300" distT="114300" distL="114300" distR="114300">
                       <wp:extent cx="240272" cy="2368395"/>
                       <wp:effectExtent b="0" l="0" r="0" t="0"/>
-                      <wp:docPr id="10" name=""/>
+                      <wp:docPr id="11" name=""/>
                       <a:graphic>
                         <a:graphicData uri="http://schemas.microsoft.com/office/word/2010/wordprocessingShape">
                           <wps:wsp>
                             <wps:cNvSpPr txBox="1"/>
-                            <wps:cNvPr id="19" name="Shape 19"/>
+                            <wps:cNvPr id="25" name="Shape 25"/>
                             <wps:spPr>
                               <a:xfrm rot="-5400000">
                                 <a:off x="-395875" y="2233200"/>
@@ -7054,12 +7648,12 @@
                     <wp:inline distB="114300" distT="114300" distL="114300" distR="114300">
                       <wp:extent cx="240272" cy="2368395"/>
                       <wp:effectExtent b="0" l="0" r="0" t="0"/>
-                      <wp:docPr id="10" name="image14.png"/>
+                      <wp:docPr id="11" name="image16.png"/>
                       <a:graphic>
                         <a:graphicData uri="http://schemas.openxmlformats.org/drawingml/2006/picture">
                           <pic:pic>
                             <pic:nvPicPr>
-                              <pic:cNvPr id="0" name="image14.png"/>
+                              <pic:cNvPr id="0" name="image16.png"/>
                               <pic:cNvPicPr preferRelativeResize="0"/>
                             </pic:nvPicPr>
                             <pic:blipFill>
@@ -7858,12 +8452,12 @@
                     <wp:inline distB="114300" distT="114300" distL="114300" distR="114300">
                       <wp:extent cx="538421" cy="1798123"/>
                       <wp:effectExtent b="0" l="0" r="0" t="0"/>
-                      <wp:docPr id="5" name="image9.png"/>
+                      <wp:docPr id="5" name="image10.png"/>
                       <a:graphic>
                         <a:graphicData uri="http://schemas.openxmlformats.org/drawingml/2006/picture">
                           <pic:pic>
                             <pic:nvPicPr>
-                              <pic:cNvPr id="0" name="image9.png"/>
+                              <pic:cNvPr id="0" name="image10.png"/>
                               <pic:cNvPicPr preferRelativeResize="0"/>
                             </pic:nvPicPr>
                             <pic:blipFill>
@@ -8248,12 +8842,12 @@
                     <wp:inline distB="114300" distT="114300" distL="114300" distR="114300">
                       <wp:extent cx="483658" cy="1817173"/>
                       <wp:effectExtent b="0" l="0" r="0" t="0"/>
-                      <wp:docPr id="14" name="image18.png"/>
+                      <wp:docPr id="14" name="image19.png"/>
                       <a:graphic>
                         <a:graphicData uri="http://schemas.openxmlformats.org/drawingml/2006/picture">
                           <pic:pic>
                             <pic:nvPicPr>
-                              <pic:cNvPr id="0" name="image18.png"/>
+                              <pic:cNvPr id="0" name="image19.png"/>
                               <pic:cNvPicPr preferRelativeResize="0"/>
                             </pic:nvPicPr>
                             <pic:blipFill>
@@ -8443,12 +9037,12 @@
                     <wp:inline distB="114300" distT="114300" distL="114300" distR="114300">
                       <wp:extent cx="292049" cy="1845748"/>
                       <wp:effectExtent b="0" l="0" r="0" t="0"/>
-                      <wp:docPr id="7" name="image11.png"/>
+                      <wp:docPr id="7" name="image12.png"/>
                       <a:graphic>
                         <a:graphicData uri="http://schemas.openxmlformats.org/drawingml/2006/picture">
                           <pic:pic>
                             <pic:nvPicPr>
-                              <pic:cNvPr id="0" name="image11.png"/>
+                              <pic:cNvPr id="0" name="image12.png"/>
                               <pic:cNvPicPr preferRelativeResize="0"/>
                             </pic:nvPicPr>
                             <pic:blipFill>
@@ -8866,12 +9460,12 @@
                     <wp:inline distB="114300" distT="114300" distL="114300" distR="114300">
                       <wp:extent cx="325521" cy="1760023"/>
                       <wp:effectExtent b="0" l="0" r="0" t="0"/>
-                      <wp:docPr id="8" name="image12.png"/>
+                      <wp:docPr id="8" name="image13.png"/>
                       <a:graphic>
                         <a:graphicData uri="http://schemas.openxmlformats.org/drawingml/2006/picture">
                           <pic:pic>
                             <pic:nvPicPr>
-                              <pic:cNvPr id="0" name="image12.png"/>
+                              <pic:cNvPr id="0" name="image13.png"/>
                               <pic:cNvPicPr preferRelativeResize="0"/>
                             </pic:nvPicPr>
                             <pic:blipFill>
@@ -13064,878 +13658,6 @@
     <w:p>
       <w:pPr>
         <w:spacing w:after="240" w:before="240" w:lineRule="auto"/>
-        <w:rPr>
-          <w:sz w:val="24"/>
-          <w:szCs w:val="24"/>
-        </w:rPr>
-      </w:pPr>
-      <w:r>
-        <w:rPr>
-          <w:rtl w:val="0"/>
-        </w:rPr>
-      </w:r>
-    </w:p>
-    <w:p>
-      <w:pPr>
-        <w:rPr/>
-      </w:pPr>
-      <w:r>
-        <w:rPr>
-          <w:rtl w:val="0"/>
-        </w:rPr>
-      </w:r>
-    </w:p>
-    <w:tbl>
-      <w:tblPr>
-        <w:tblStyle w:val="Table4"/>
-        <w:tblW w:w="10080.0" w:type="dxa"/>
-        <w:jc w:val="left"/>
-        <w:tblInd w:w="-525.0" w:type="dxa"/>
-        <w:tblBorders>
-          <w:top w:color="000000" w:space="0" w:sz="8" w:val="single"/>
-          <w:left w:color="000000" w:space="0" w:sz="8" w:val="single"/>
-          <w:bottom w:color="000000" w:space="0" w:sz="8" w:val="single"/>
-          <w:right w:color="000000" w:space="0" w:sz="8" w:val="single"/>
-          <w:insideH w:color="000000" w:space="0" w:sz="8" w:val="single"/>
-          <w:insideV w:color="000000" w:space="0" w:sz="8" w:val="single"/>
-        </w:tblBorders>
-        <w:tblLayout w:type="fixed"/>
-        <w:tblLook w:val="0600"/>
-      </w:tblPr>
-      <w:tblGrid>
-        <w:gridCol w:w="2055"/>
-        <w:gridCol w:w="2130"/>
-        <w:gridCol w:w="2085"/>
-        <w:gridCol w:w="1485"/>
-        <w:gridCol w:w="2325"/>
-        <w:tblGridChange w:id="0">
-          <w:tblGrid>
-            <w:gridCol w:w="2055"/>
-            <w:gridCol w:w="2130"/>
-            <w:gridCol w:w="2085"/>
-            <w:gridCol w:w="1485"/>
-            <w:gridCol w:w="2325"/>
-          </w:tblGrid>
-        </w:tblGridChange>
-      </w:tblGrid>
-      <w:tr>
-        <w:trPr>
-          <w:cantSplit w:val="0"/>
-          <w:tblHeader w:val="0"/>
-        </w:trPr>
-        <w:tc>
-          <w:tcPr>
-            <w:shd w:fill="b7b7b7" w:val="clear"/>
-            <w:tcMar>
-              <w:top w:w="100.0" w:type="dxa"/>
-              <w:left w:w="100.0" w:type="dxa"/>
-              <w:bottom w:w="100.0" w:type="dxa"/>
-              <w:right w:w="100.0" w:type="dxa"/>
-            </w:tcMar>
-            <w:vAlign w:val="top"/>
-          </w:tcPr>
-          <w:p>
-            <w:pPr>
-              <w:widowControl w:val="0"/>
-              <w:spacing w:line="240" w:lineRule="auto"/>
-              <w:rPr/>
-            </w:pPr>
-            <w:r>
-              <w:rPr>
-                <w:rtl w:val="0"/>
-              </w:rPr>
-              <w:t xml:space="preserve">Période</w:t>
-            </w:r>
-          </w:p>
-        </w:tc>
-        <w:tc>
-          <w:tcPr>
-            <w:shd w:fill="b7b7b7" w:val="clear"/>
-            <w:tcMar>
-              <w:top w:w="100.0" w:type="dxa"/>
-              <w:left w:w="100.0" w:type="dxa"/>
-              <w:bottom w:w="100.0" w:type="dxa"/>
-              <w:right w:w="100.0" w:type="dxa"/>
-            </w:tcMar>
-            <w:vAlign w:val="top"/>
-          </w:tcPr>
-          <w:p>
-            <w:pPr>
-              <w:widowControl w:val="0"/>
-              <w:spacing w:line="240" w:lineRule="auto"/>
-              <w:rPr/>
-            </w:pPr>
-            <w:r>
-              <w:rPr>
-                <w:rtl w:val="0"/>
-              </w:rPr>
-              <w:t xml:space="preserve">Localisation</w:t>
-            </w:r>
-          </w:p>
-        </w:tc>
-        <w:tc>
-          <w:tcPr>
-            <w:shd w:fill="b7b7b7" w:val="clear"/>
-            <w:tcMar>
-              <w:top w:w="100.0" w:type="dxa"/>
-              <w:left w:w="100.0" w:type="dxa"/>
-              <w:bottom w:w="100.0" w:type="dxa"/>
-              <w:right w:w="100.0" w:type="dxa"/>
-            </w:tcMar>
-            <w:vAlign w:val="top"/>
-          </w:tcPr>
-          <w:p>
-            <w:pPr>
-              <w:widowControl w:val="0"/>
-              <w:spacing w:line="240" w:lineRule="auto"/>
-              <w:rPr/>
-            </w:pPr>
-            <w:r>
-              <w:rPr>
-                <w:rtl w:val="0"/>
-              </w:rPr>
-              <w:t xml:space="preserve">Contexte</w:t>
-            </w:r>
-          </w:p>
-        </w:tc>
-        <w:tc>
-          <w:tcPr>
-            <w:shd w:fill="b7b7b7" w:val="clear"/>
-            <w:tcMar>
-              <w:top w:w="100.0" w:type="dxa"/>
-              <w:left w:w="100.0" w:type="dxa"/>
-              <w:bottom w:w="100.0" w:type="dxa"/>
-              <w:right w:w="100.0" w:type="dxa"/>
-            </w:tcMar>
-            <w:vAlign w:val="top"/>
-          </w:tcPr>
-          <w:p>
-            <w:pPr>
-              <w:widowControl w:val="0"/>
-              <w:spacing w:line="240" w:lineRule="auto"/>
-              <w:rPr/>
-            </w:pPr>
-            <w:r>
-              <w:rPr>
-                <w:rtl w:val="0"/>
-              </w:rPr>
-              <w:t xml:space="preserve">Situation</w:t>
-            </w:r>
-          </w:p>
-        </w:tc>
-        <w:tc>
-          <w:tcPr>
-            <w:shd w:fill="b7b7b7" w:val="clear"/>
-            <w:tcMar>
-              <w:top w:w="100.0" w:type="dxa"/>
-              <w:left w:w="100.0" w:type="dxa"/>
-              <w:bottom w:w="100.0" w:type="dxa"/>
-              <w:right w:w="100.0" w:type="dxa"/>
-            </w:tcMar>
-            <w:vAlign w:val="top"/>
-          </w:tcPr>
-          <w:p>
-            <w:pPr>
-              <w:widowControl w:val="0"/>
-              <w:spacing w:line="240" w:lineRule="auto"/>
-              <w:rPr/>
-            </w:pPr>
-            <w:r>
-              <w:rPr>
-                <w:rtl w:val="0"/>
-              </w:rPr>
-              <w:t xml:space="preserve">Acteurs et partenaires</w:t>
-            </w:r>
-          </w:p>
-        </w:tc>
-      </w:tr>
-      <w:tr>
-        <w:trPr>
-          <w:cantSplit w:val="0"/>
-          <w:tblHeader w:val="0"/>
-        </w:trPr>
-        <w:tc>
-          <w:tcPr>
-            <w:shd w:fill="b7b7b7" w:val="clear"/>
-            <w:tcMar>
-              <w:top w:w="100.0" w:type="dxa"/>
-              <w:left w:w="100.0" w:type="dxa"/>
-              <w:bottom w:w="100.0" w:type="dxa"/>
-              <w:right w:w="100.0" w:type="dxa"/>
-            </w:tcMar>
-            <w:vAlign w:val="top"/>
-          </w:tcPr>
-          <w:p>
-            <w:pPr>
-              <w:rPr>
-                <w:sz w:val="24"/>
-                <w:szCs w:val="24"/>
-              </w:rPr>
-            </w:pPr>
-            <w:r>
-              <w:rPr>
-                <w:sz w:val="24"/>
-                <w:szCs w:val="24"/>
-                <w:rtl w:val="0"/>
-              </w:rPr>
-              <w:t xml:space="preserve">28/10/2024 au 05/01/2025</w:t>
-            </w:r>
-          </w:p>
-        </w:tc>
-        <w:tc>
-          <w:tcPr>
-            <w:shd w:fill="b7b7b7" w:val="clear"/>
-            <w:tcMar>
-              <w:top w:w="100.0" w:type="dxa"/>
-              <w:left w:w="100.0" w:type="dxa"/>
-              <w:bottom w:w="100.0" w:type="dxa"/>
-              <w:right w:w="100.0" w:type="dxa"/>
-            </w:tcMar>
-            <w:vAlign w:val="top"/>
-          </w:tcPr>
-          <w:p>
-            <w:pPr>
-              <w:widowControl w:val="0"/>
-              <w:spacing w:line="240" w:lineRule="auto"/>
-              <w:rPr/>
-            </w:pPr>
-            <w:r>
-              <w:rPr>
-                <w:rtl w:val="0"/>
-              </w:rPr>
-              <w:t xml:space="preserve">☐ Organisation</w:t>
-            </w:r>
-          </w:p>
-          <w:p>
-            <w:pPr>
-              <w:widowControl w:val="0"/>
-              <w:spacing w:line="240" w:lineRule="auto"/>
-              <w:rPr/>
-            </w:pPr>
-            <w:r>
-              <w:rPr>
-                <w:rtl w:val="0"/>
-              </w:rPr>
-              <w:t xml:space="preserve">☑ Centre de formation</w:t>
-            </w:r>
-          </w:p>
-          <w:p>
-            <w:pPr>
-              <w:widowControl w:val="0"/>
-              <w:spacing w:line="240" w:lineRule="auto"/>
-              <w:rPr/>
-            </w:pPr>
-            <w:r>
-              <w:rPr>
-                <w:rtl w:val="0"/>
-              </w:rPr>
-              <w:t xml:space="preserve">☐ Mixte</w:t>
-            </w:r>
-          </w:p>
-          <w:p>
-            <w:pPr>
-              <w:widowControl w:val="0"/>
-              <w:spacing w:line="240" w:lineRule="auto"/>
-              <w:rPr/>
-            </w:pPr>
-            <w:r>
-              <w:rPr>
-                <w:rtl w:val="0"/>
-              </w:rPr>
-              <w:t xml:space="preserve">☐ Autre</w:t>
-            </w:r>
-          </w:p>
-        </w:tc>
-        <w:tc>
-          <w:tcPr>
-            <w:shd w:fill="b7b7b7" w:val="clear"/>
-            <w:tcMar>
-              <w:top w:w="100.0" w:type="dxa"/>
-              <w:left w:w="100.0" w:type="dxa"/>
-              <w:bottom w:w="100.0" w:type="dxa"/>
-              <w:right w:w="100.0" w:type="dxa"/>
-            </w:tcMar>
-            <w:vAlign w:val="top"/>
-          </w:tcPr>
-          <w:p>
-            <w:pPr>
-              <w:widowControl w:val="0"/>
-              <w:spacing w:line="240" w:lineRule="auto"/>
-              <w:rPr/>
-            </w:pPr>
-            <w:r>
-              <w:rPr>
-                <w:rtl w:val="0"/>
-              </w:rPr>
-              <w:t xml:space="preserve">☑ Études ou analyse</w:t>
-            </w:r>
-          </w:p>
-          <w:p>
-            <w:pPr>
-              <w:widowControl w:val="0"/>
-              <w:spacing w:line="240" w:lineRule="auto"/>
-              <w:rPr/>
-            </w:pPr>
-            <w:r>
-              <w:rPr>
-                <w:rtl w:val="0"/>
-              </w:rPr>
-              <w:t xml:space="preserve">☑ Production</w:t>
-            </w:r>
-          </w:p>
-          <w:p>
-            <w:pPr>
-              <w:widowControl w:val="0"/>
-              <w:spacing w:line="240" w:lineRule="auto"/>
-              <w:rPr/>
-            </w:pPr>
-            <w:r>
-              <w:rPr>
-                <w:rtl w:val="0"/>
-              </w:rPr>
-              <w:t xml:space="preserve">☐ Relation support</w:t>
-            </w:r>
-          </w:p>
-        </w:tc>
-        <w:tc>
-          <w:tcPr>
-            <w:shd w:fill="b7b7b7" w:val="clear"/>
-            <w:tcMar>
-              <w:top w:w="100.0" w:type="dxa"/>
-              <w:left w:w="100.0" w:type="dxa"/>
-              <w:bottom w:w="100.0" w:type="dxa"/>
-              <w:right w:w="100.0" w:type="dxa"/>
-            </w:tcMar>
-            <w:vAlign w:val="top"/>
-          </w:tcPr>
-          <w:p>
-            <w:pPr>
-              <w:widowControl w:val="0"/>
-              <w:spacing w:line="240" w:lineRule="auto"/>
-              <w:rPr/>
-            </w:pPr>
-            <w:r>
-              <w:rPr>
-                <w:rtl w:val="0"/>
-              </w:rPr>
-              <w:t xml:space="preserve">☑ Vécu</w:t>
-            </w:r>
-          </w:p>
-          <w:p>
-            <w:pPr>
-              <w:widowControl w:val="0"/>
-              <w:spacing w:line="240" w:lineRule="auto"/>
-              <w:rPr/>
-            </w:pPr>
-            <w:r>
-              <w:rPr>
-                <w:rtl w:val="0"/>
-              </w:rPr>
-              <w:t xml:space="preserve">☐ Observer</w:t>
-            </w:r>
-          </w:p>
-          <w:p>
-            <w:pPr>
-              <w:widowControl w:val="0"/>
-              <w:spacing w:line="240" w:lineRule="auto"/>
-              <w:rPr/>
-            </w:pPr>
-            <w:r>
-              <w:rPr>
-                <w:rtl w:val="0"/>
-              </w:rPr>
-              <w:t xml:space="preserve">☐ Simulé</w:t>
-            </w:r>
-          </w:p>
-          <w:p>
-            <w:pPr>
-              <w:widowControl w:val="0"/>
-              <w:spacing w:line="240" w:lineRule="auto"/>
-              <w:rPr/>
-            </w:pPr>
-            <w:r>
-              <w:rPr>
-                <w:rtl w:val="0"/>
-              </w:rPr>
-              <w:t xml:space="preserve">☐ Mixte</w:t>
-            </w:r>
-          </w:p>
-          <w:p>
-            <w:pPr>
-              <w:widowControl w:val="0"/>
-              <w:spacing w:line="240" w:lineRule="auto"/>
-              <w:rPr/>
-            </w:pPr>
-            <w:r>
-              <w:rPr>
-                <w:rtl w:val="0"/>
-              </w:rPr>
-            </w:r>
-          </w:p>
-        </w:tc>
-        <w:tc>
-          <w:tcPr>
-            <w:shd w:fill="b7b7b7" w:val="clear"/>
-            <w:tcMar>
-              <w:top w:w="100.0" w:type="dxa"/>
-              <w:left w:w="100.0" w:type="dxa"/>
-              <w:bottom w:w="100.0" w:type="dxa"/>
-              <w:right w:w="100.0" w:type="dxa"/>
-            </w:tcMar>
-            <w:vAlign w:val="top"/>
-          </w:tcPr>
-          <w:p>
-            <w:pPr>
-              <w:pStyle w:val="Heading2"/>
-              <w:rPr>
-                <w:sz w:val="22"/>
-                <w:szCs w:val="22"/>
-              </w:rPr>
-            </w:pPr>
-            <w:bookmarkStart w:colFirst="0" w:colLast="0" w:name="_cbi1ck671vmr" w:id="8"/>
-            <w:bookmarkEnd w:id="8"/>
-            <w:r>
-              <w:rPr>
-                <w:sz w:val="22"/>
-                <w:szCs w:val="22"/>
-                <w:rtl w:val="0"/>
-              </w:rPr>
-              <w:t xml:space="preserve">Développement et amélioration d’un moteur de jeu RPG textuel en Python</w:t>
-            </w:r>
-            <w:r>
-              <w:rPr>
-                <w:rtl w:val="0"/>
-              </w:rPr>
-            </w:r>
-          </w:p>
-        </w:tc>
-      </w:tr>
-    </w:tbl>
-    <w:p>
-      <w:pPr>
-        <w:pStyle w:val="Heading2"/>
-        <w:keepNext w:val="0"/>
-        <w:keepLines w:val="0"/>
-        <w:spacing w:after="80" w:lineRule="auto"/>
-        <w:rPr>
-          <w:b w:val="1"/>
-          <w:bCs w:val="1"/>
-          <w:sz w:val="34"/>
-          <w:szCs w:val="34"/>
-        </w:rPr>
-      </w:pPr>
-      <w:bookmarkStart w:colFirst="0" w:colLast="0" w:name="_95ap1mxij1iu" w:id="9"/>
-      <w:bookmarkEnd w:id="9"/>
-      <w:r>
-        <w:rPr>
-          <w:b w:val="1"/>
-          <w:bCs w:val="1"/>
-          <w:sz w:val="34"/>
-          <w:szCs w:val="34"/>
-          <w:rtl w:val="0"/>
-        </w:rPr>
-        <w:t xml:space="preserve">Activité 1 – Développement et amélioration d’un moteur de jeu RPG textuel en Python</w:t>
-      </w:r>
-    </w:p>
-    <w:p>
-      <w:pPr>
-        <w:pStyle w:val="Heading3"/>
-        <w:keepNext w:val="0"/>
-        <w:keepLines w:val="0"/>
-        <w:spacing w:before="280" w:lineRule="auto"/>
-        <w:rPr>
-          <w:b w:val="1"/>
-          <w:bCs w:val="1"/>
-          <w:color w:val="000000"/>
-          <w:sz w:val="26"/>
-          <w:szCs w:val="26"/>
-        </w:rPr>
-      </w:pPr>
-      <w:bookmarkStart w:colFirst="0" w:colLast="0" w:name="_hzkamy1uoll0" w:id="10"/>
-      <w:bookmarkEnd w:id="10"/>
-      <w:r>
-        <w:rPr>
-          <w:b w:val="1"/>
-          <w:bCs w:val="1"/>
-          <w:color w:val="000000"/>
-          <w:sz w:val="26"/>
-          <w:szCs w:val="26"/>
-          <w:rtl w:val="0"/>
-        </w:rPr>
-        <w:t xml:space="preserve">Introduction</w:t>
-      </w:r>
-    </w:p>
-    <w:p>
-      <w:pPr>
-        <w:spacing w:after="240" w:before="240" w:lineRule="auto"/>
-        <w:rPr>
-          <w:sz w:val="24"/>
-          <w:szCs w:val="24"/>
-        </w:rPr>
-      </w:pPr>
-      <w:r>
-        <w:rPr>
-          <w:sz w:val="24"/>
-          <w:szCs w:val="24"/>
-          <w:rtl w:val="0"/>
-        </w:rPr>
-        <w:t xml:space="preserve">Dans le cadre de ma première année de BTS SIO option SLAM, j’ai participé à un projet pédagogique consistant à enrichir un moteur de jeu RPG textuel développé en Python. Cette activité avait pour objectif de me confronter à un projet de développement structuré me permettant d’appliquer des notions de programmation orientée objet, de modularité logicielle ainsi que d’analyse d’une architecture existante. Le projet reposait sur une base de code déjà fonctionnelle, mais limitée en fonctionnalités et nécessitant plusieurs améliorations afin de devenir plus complète, plus ergonomique et plus facilement maintenable.</w:t>
-      </w:r>
-    </w:p>
-    <w:p>
-      <w:pPr>
-        <w:pStyle w:val="Heading3"/>
-        <w:keepNext w:val="0"/>
-        <w:keepLines w:val="0"/>
-        <w:spacing w:before="280" w:lineRule="auto"/>
-        <w:rPr>
-          <w:b w:val="1"/>
-          <w:bCs w:val="1"/>
-          <w:color w:val="000000"/>
-          <w:sz w:val="26"/>
-          <w:szCs w:val="26"/>
-        </w:rPr>
-      </w:pPr>
-      <w:bookmarkStart w:colFirst="0" w:colLast="0" w:name="_i6x6902w0xie" w:id="11"/>
-      <w:bookmarkEnd w:id="11"/>
-      <w:r>
-        <w:rPr>
-          <w:b w:val="1"/>
-          <w:bCs w:val="1"/>
-          <w:color w:val="000000"/>
-          <w:sz w:val="26"/>
-          <w:szCs w:val="26"/>
-          <w:rtl w:val="0"/>
-        </w:rPr>
-        <w:t xml:space="preserve">Objectifs du projet</w:t>
-      </w:r>
-    </w:p>
-    <w:p>
-      <w:pPr>
-        <w:spacing w:after="240" w:before="240" w:lineRule="auto"/>
-        <w:rPr>
-          <w:sz w:val="24"/>
-          <w:szCs w:val="24"/>
-        </w:rPr>
-      </w:pPr>
-      <w:r>
-        <w:rPr>
-          <w:sz w:val="24"/>
-          <w:szCs w:val="24"/>
-          <w:rtl w:val="0"/>
-        </w:rPr>
-        <w:t xml:space="preserve">Le projet visait à améliorer la structure technique du moteur existant, à développer plusieurs modules complémentaires afin d’enrichir l’expérience utilisateur, à travailler sur l’organisation logique du code et à développer une meilleure compréhension des contraintes liées à la maintenance d’un projet logiciel évolutif.</w:t>
-      </w:r>
-    </w:p>
-    <w:p>
-      <w:pPr>
-        <w:pStyle w:val="Heading3"/>
-        <w:keepNext w:val="0"/>
-        <w:keepLines w:val="0"/>
-        <w:spacing w:before="280" w:lineRule="auto"/>
-        <w:rPr>
-          <w:b w:val="1"/>
-          <w:bCs w:val="1"/>
-          <w:color w:val="000000"/>
-          <w:sz w:val="26"/>
-          <w:szCs w:val="26"/>
-        </w:rPr>
-      </w:pPr>
-      <w:bookmarkStart w:colFirst="0" w:colLast="0" w:name="_21zpf662jlzh" w:id="12"/>
-      <w:bookmarkEnd w:id="12"/>
-      <w:r>
-        <w:rPr>
-          <w:b w:val="1"/>
-          <w:bCs w:val="1"/>
-          <w:color w:val="000000"/>
-          <w:sz w:val="26"/>
-          <w:szCs w:val="26"/>
-          <w:rtl w:val="0"/>
-        </w:rPr>
-        <w:t xml:space="preserve">Processus de réalisation</w:t>
-      </w:r>
-    </w:p>
-    <w:p>
-      <w:pPr>
-        <w:spacing w:after="240" w:before="240" w:lineRule="auto"/>
-        <w:rPr>
-          <w:sz w:val="24"/>
-          <w:szCs w:val="24"/>
-        </w:rPr>
-      </w:pPr>
-      <w:r>
-        <w:rPr>
-          <w:sz w:val="24"/>
-          <w:szCs w:val="24"/>
-          <w:rtl w:val="0"/>
-        </w:rPr>
-        <w:t xml:space="preserve">Dans un premier temps, j’ai analysé le fonctionnement global de l’architecture existante afin d’identifier les dépendances entre modules, les systèmes de chargement de scènes ainsi que la logique de lecture des fichiers de configuration du moteur. Cette première étape d’analyse m’a permis de mieux comprendre les mécanismes de navigation entre les scènes, les systèmes de traitement des choix utilisateur et l’organisation générale du code.</w:t>
-      </w:r>
-    </w:p>
-    <w:p>
-      <w:pPr>
-        <w:spacing w:after="240" w:before="240" w:lineRule="auto"/>
-        <w:rPr>
-          <w:sz w:val="24"/>
-          <w:szCs w:val="24"/>
-        </w:rPr>
-      </w:pPr>
-      <w:r>
-        <w:rPr>
-          <w:sz w:val="24"/>
-          <w:szCs w:val="24"/>
-          <w:rtl w:val="0"/>
-        </w:rPr>
-        <w:t xml:space="preserve">Une fois cette phase de compréhension terminée, j’ai étudié plusieurs axes d’amélioration possibles. J’ai notamment identifié le besoin d’ajouter un système multilingue afin de permettre au jeu de fonctionner en plusieurs langues, ainsi qu’un système de sauvegarde permettant au joueur de conserver sa progression. J’ai également travaillé sur l’ajout d’un système d’objets interactifs afin de rendre le gameplay plus riche et plus dynamique.</w:t>
-      </w:r>
-    </w:p>
-    <w:p>
-      <w:pPr>
-        <w:spacing w:after="240" w:before="240" w:lineRule="auto"/>
-        <w:rPr>
-          <w:sz w:val="24"/>
-          <w:szCs w:val="24"/>
-        </w:rPr>
-      </w:pPr>
-      <w:r>
-        <w:rPr>
-          <w:sz w:val="24"/>
-          <w:szCs w:val="24"/>
-          <w:rtl w:val="0"/>
-        </w:rPr>
-        <w:t xml:space="preserve">Concernant la gestion multilingue, j’ai conçu un parseur permettant de détecter la langue sélectionnée lors du lancement du programme afin de rediriger automatiquement le moteur vers le bon fichier de configuration. Cette logique a nécessité une restructuration partielle du système de lecture des fichiers afin d’intégrer dynamiquement des suffixes linguistiques selon les paramètres utilisateurs.</w:t>
-      </w:r>
-    </w:p>
-    <w:p>
-      <w:pPr>
-        <w:spacing w:after="240" w:before="240" w:lineRule="auto"/>
-        <w:rPr>
-          <w:sz w:val="24"/>
-          <w:szCs w:val="24"/>
-        </w:rPr>
-      </w:pPr>
-      <w:r>
-        <w:rPr>
-          <w:sz w:val="24"/>
-          <w:szCs w:val="24"/>
-          <w:rtl w:val="0"/>
-        </w:rPr>
-        <w:t xml:space="preserve">Dans le cadre du développement du système de sauvegarde, j’ai travaillé sur une logique d’écriture et de lecture de fichiers de configuration permettant d’enregistrer l’état actuel de la partie. Cela comprenait l’identifiant de la scène active, certains paramètres utilisateur ainsi que les éléments nécessaires au rechargement du contexte de jeu.</w:t>
-      </w:r>
-    </w:p>
-    <w:p>
-      <w:pPr>
-        <w:spacing w:after="240" w:before="240" w:lineRule="auto"/>
-        <w:rPr>
-          <w:sz w:val="24"/>
-          <w:szCs w:val="24"/>
-        </w:rPr>
-      </w:pPr>
-      <w:r>
-        <w:rPr>
-          <w:sz w:val="24"/>
-          <w:szCs w:val="24"/>
-          <w:rtl w:val="0"/>
-        </w:rPr>
-        <w:t xml:space="preserve">J’ai également développé une première base de gestion d’objets interactifs en créant une classe dédiée permettant d’associer des propriétés spécifiques à différents objets du jeu comme leur nom, leurs effets, leurs statistiques ainsi que les touches clavier qui leur sont associées.</w:t>
-      </w:r>
-    </w:p>
-    <w:p>
-      <w:pPr>
-        <w:spacing w:after="240" w:before="240" w:lineRule="auto"/>
-        <w:rPr>
-          <w:sz w:val="24"/>
-          <w:szCs w:val="24"/>
-        </w:rPr>
-      </w:pPr>
-      <w:r>
-        <w:rPr>
-          <w:sz w:val="24"/>
-          <w:szCs w:val="24"/>
-          <w:rtl w:val="0"/>
-        </w:rPr>
-        <w:t xml:space="preserve">Enfin, j’ai optimisé l’ergonomie générale du moteur en ajoutant une meilleure gestion des erreurs, une logique de sortie sécurisée du programme, ainsi qu’un système de coloration terminal visant à rendre l’interface plus lisible pour l’utilisateur final.</w:t>
-      </w:r>
-    </w:p>
-    <w:p>
-      <w:pPr>
-        <w:rPr>
-          <w:sz w:val="24"/>
-          <w:szCs w:val="24"/>
-        </w:rPr>
-      </w:pPr>
-      <w:r>
-        <w:pict>
-          <v:rect style="width:0.0pt;height:1.5pt" o:hr="t" o:hrstd="t" o:hralign="center" fillcolor="#A0A0A0" stroked="f"/>
-        </w:pict>
-      </w:r>
-      <w:r>
-        <w:rPr>
-          <w:rtl w:val="0"/>
-        </w:rPr>
-      </w:r>
-    </w:p>
-    <w:p>
-      <w:pPr>
-        <w:pStyle w:val="Heading3"/>
-        <w:keepNext w:val="0"/>
-        <w:keepLines w:val="0"/>
-        <w:spacing w:before="280" w:lineRule="auto"/>
-        <w:rPr>
-          <w:b w:val="1"/>
-          <w:bCs w:val="1"/>
-          <w:color w:val="000000"/>
-          <w:sz w:val="26"/>
-          <w:szCs w:val="26"/>
-        </w:rPr>
-      </w:pPr>
-      <w:bookmarkStart w:colFirst="0" w:colLast="0" w:name="_qe0cq87q79un" w:id="13"/>
-      <w:bookmarkEnd w:id="13"/>
-      <w:r>
-        <w:rPr>
-          <w:b w:val="1"/>
-          <w:bCs w:val="1"/>
-          <w:color w:val="000000"/>
-          <w:sz w:val="26"/>
-          <w:szCs w:val="26"/>
-          <w:rtl w:val="0"/>
-        </w:rPr>
-        <w:t xml:space="preserve">Conclusion</w:t>
-      </w:r>
-    </w:p>
-    <w:p>
-      <w:pPr>
-        <w:spacing w:after="240" w:before="240" w:lineRule="auto"/>
-        <w:rPr>
-          <w:sz w:val="24"/>
-          <w:szCs w:val="24"/>
-        </w:rPr>
-      </w:pPr>
-      <w:r>
-        <w:rPr>
-          <w:b w:val="1"/>
-          <w:bCs w:val="1"/>
-          <w:sz w:val="24"/>
-          <w:szCs w:val="24"/>
-          <w:rtl w:val="0"/>
-        </w:rPr>
-        <w:t xml:space="preserve">Cette activité m’a permis</w:t>
-      </w:r>
-      <w:r>
-        <w:rPr>
-          <w:sz w:val="24"/>
-          <w:szCs w:val="24"/>
-          <w:rtl w:val="0"/>
-        </w:rPr>
-        <w:t xml:space="preserve"> de consolider mes compétences en Python, en architecture logicielle et en programmation orientée objet. Elle m’a également appris à analyser une architecture existante, à intégrer de nouvelles fonctionnalités dans une base de code déjà structurée et à concevoir une logique de développement progressive sur un projet modulaire.</w:t>
-      </w:r>
-    </w:p>
-    <w:p>
-      <w:pPr>
-        <w:rPr>
-          <w:sz w:val="24"/>
-          <w:szCs w:val="24"/>
-        </w:rPr>
-      </w:pPr>
-      <w:r>
-        <w:rPr>
-          <w:rtl w:val="0"/>
-        </w:rPr>
-      </w:r>
-    </w:p>
-    <w:p>
-      <w:pPr>
-        <w:rPr>
-          <w:sz w:val="24"/>
-          <w:szCs w:val="24"/>
-        </w:rPr>
-      </w:pPr>
-      <w:r>
-        <w:rPr>
-          <w:rtl w:val="0"/>
-        </w:rPr>
-      </w:r>
-    </w:p>
-    <w:p>
-      <w:pPr>
-        <w:rPr>
-          <w:sz w:val="24"/>
-          <w:szCs w:val="24"/>
-        </w:rPr>
-      </w:pPr>
-      <w:r>
-        <w:rPr>
-          <w:rtl w:val="0"/>
-        </w:rPr>
-      </w:r>
-    </w:p>
-    <w:p>
-      <w:pPr>
-        <w:rPr>
-          <w:sz w:val="24"/>
-          <w:szCs w:val="24"/>
-        </w:rPr>
-      </w:pPr>
-      <w:r>
-        <w:rPr>
-          <w:rtl w:val="0"/>
-        </w:rPr>
-      </w:r>
-    </w:p>
-    <w:p>
-      <w:pPr>
-        <w:rPr>
-          <w:sz w:val="24"/>
-          <w:szCs w:val="24"/>
-        </w:rPr>
-      </w:pPr>
-      <w:r>
-        <w:rPr>
-          <w:rtl w:val="0"/>
-        </w:rPr>
-      </w:r>
-    </w:p>
-    <w:p>
-      <w:pPr>
-        <w:rPr>
-          <w:sz w:val="24"/>
-          <w:szCs w:val="24"/>
-        </w:rPr>
-      </w:pPr>
-      <w:r>
-        <w:rPr>
-          <w:rtl w:val="0"/>
-        </w:rPr>
-      </w:r>
-    </w:p>
-    <w:p>
-      <w:pPr>
-        <w:rPr>
-          <w:sz w:val="24"/>
-          <w:szCs w:val="24"/>
-        </w:rPr>
-      </w:pPr>
-      <w:r>
-        <w:rPr>
-          <w:rtl w:val="0"/>
-        </w:rPr>
-      </w:r>
-    </w:p>
-    <w:p>
-      <w:pPr>
-        <w:rPr>
-          <w:sz w:val="24"/>
-          <w:szCs w:val="24"/>
-        </w:rPr>
-      </w:pPr>
-      <w:r>
-        <w:rPr>
-          <w:rtl w:val="0"/>
-        </w:rPr>
-      </w:r>
-    </w:p>
-    <w:p>
-      <w:pPr>
         <w:rPr>
           <w:sz w:val="24"/>
           <w:szCs w:val="24"/>
@@ -14139,20 +13861,18 @@
           </w:tcPr>
           <w:p>
             <w:pPr>
-              <w:rPr/>
-            </w:pPr>
-            <w:r>
               <w:rPr>
                 <w:sz w:val="24"/>
                 <w:szCs w:val="24"/>
-                <w:rtl w:val="0"/>
-              </w:rPr>
-              <w:t xml:space="preserve">07/02/2025 au 21/02/2025</w:t>
-            </w:r>
-            <w:r>
-              <w:rPr>
-                <w:rtl w:val="0"/>
-              </w:rPr>
+              </w:rPr>
+            </w:pPr>
+            <w:r>
+              <w:rPr>
+                <w:sz w:val="24"/>
+                <w:szCs w:val="24"/>
+                <w:rtl w:val="0"/>
+              </w:rPr>
+              <w:t xml:space="preserve">28/10/2024 au 05/01/2025</w:t>
             </w:r>
           </w:p>
         </w:tc>
@@ -14177,7 +13897,7 @@
               <w:rPr>
                 <w:rtl w:val="0"/>
               </w:rPr>
-              <w:t xml:space="preserve">☑ Organisation</w:t>
+              <w:t xml:space="preserve">☐ Organisation</w:t>
             </w:r>
           </w:p>
           <w:p>
@@ -14190,7 +13910,7 @@
               <w:rPr>
                 <w:rtl w:val="0"/>
               </w:rPr>
-              <w:t xml:space="preserve">☐ Centre de formation</w:t>
+              <w:t xml:space="preserve">☑ Centre de formation</w:t>
             </w:r>
           </w:p>
           <w:p>
@@ -14241,7 +13961,7 @@
               <w:rPr>
                 <w:rtl w:val="0"/>
               </w:rPr>
-              <w:t xml:space="preserve">☐ Études ou analyse</w:t>
+              <w:t xml:space="preserve">☑ Études ou analyse</w:t>
             </w:r>
           </w:p>
           <w:p>
@@ -14360,15 +14080,26 @@
           </w:tcPr>
           <w:p>
             <w:pPr>
-              <w:widowControl w:val="0"/>
-              <w:spacing w:line="240" w:lineRule="auto"/>
-              <w:rPr/>
-            </w:pPr>
-            <w:r>
-              <w:rPr>
-                <w:rtl w:val="0"/>
-              </w:rPr>
-              <w:t xml:space="preserve">SOC/NOC de Provectio – Rennes</w:t>
+              <w:pStyle w:val="Heading2"/>
+              <w:rPr>
+                <w:sz w:val="22"/>
+                <w:szCs w:val="22"/>
+              </w:rPr>
+            </w:pPr>
+            <w:bookmarkStart w:colFirst="0" w:colLast="0" w:name="_cbi1ck671vmr" w:id="8"/>
+            <w:bookmarkEnd w:id="8"/>
+            <w:r>
+              <w:rPr>
+                <w:sz w:val="22"/>
+                <w:szCs w:val="22"/>
+                <w:rtl w:val="0"/>
+              </w:rPr>
+              <w:t xml:space="preserve">Développement et amélioration d’un moteur de jeu RPG textuel en Python</w:t>
+            </w:r>
+            <w:r>
+              <w:rPr>
+                <w:rtl w:val="0"/>
+              </w:rPr>
             </w:r>
           </w:p>
         </w:tc>
@@ -14387,8 +14118,8 @@
           <w:szCs w:val="34"/>
         </w:rPr>
       </w:pPr>
-      <w:bookmarkStart w:colFirst="0" w:colLast="0" w:name="_48zv5o977pli" w:id="14"/>
-      <w:bookmarkEnd w:id="14"/>
+      <w:bookmarkStart w:colFirst="0" w:colLast="0" w:name="_95ap1mxij1iu" w:id="9"/>
+      <w:bookmarkEnd w:id="9"/>
       <w:r>
         <w:rPr>
           <w:b w:val="1"/>
@@ -14397,7 +14128,7 @@
           <w:szCs w:val="34"/>
           <w:rtl w:val="0"/>
         </w:rPr>
-        <w:t xml:space="preserve">Activité 2 – Refonte ergonomique et restructuration technique d’un dashboard SI interne</w:t>
+        <w:t xml:space="preserve">Activité 1 – Développement et amélioration d’un moteur de jeu RPG textuel en Python</w:t>
       </w:r>
     </w:p>
     <w:p>
@@ -14414,8 +14145,8 @@
           <w:szCs w:val="26"/>
         </w:rPr>
       </w:pPr>
-      <w:bookmarkStart w:colFirst="0" w:colLast="0" w:name="_1nps58au5ohm" w:id="15"/>
-      <w:bookmarkEnd w:id="15"/>
+      <w:bookmarkStart w:colFirst="0" w:colLast="0" w:name="_hzkamy1uoll0" w:id="10"/>
+      <w:bookmarkEnd w:id="10"/>
       <w:r>
         <w:rPr>
           <w:b w:val="1"/>
@@ -14442,7 +14173,7 @@
           <w:szCs w:val="24"/>
           <w:rtl w:val="0"/>
         </w:rPr>
-        <w:t xml:space="preserve">Lors de mon premier stage chez Provectio, j’ai participé à la refonte ergonomique et structurelle d’un dashboard interne utilisé par les équipes du SOC/NOC pour superviser les tickets et incidents techniques de l’entreprise. Cet outil constituait un élément central du système d’information interne et devait être modernisé afin de mieux répondre aux besoins des équipes techniques.</w:t>
+        <w:t xml:space="preserve">Dans le cadre de ma première année de BTS SIO option SLAM, j’ai participé à un projet pédagogique consistant à enrichir un moteur de jeu RPG textuel développé en Python. Cette activité avait pour objectif de me confronter à un projet de développement structuré me permettant d’appliquer des notions de programmation orientée objet, de modularité logicielle ainsi que d’analyse d’une architecture existante. Le projet reposait sur une base de code déjà fonctionnelle, mais limitée en fonctionnalités et nécessitant plusieurs améliorations afin de devenir plus complète, plus ergonomique et plus facilement maintenable.</w:t>
       </w:r>
     </w:p>
     <w:p>
@@ -14459,8 +14190,8 @@
           <w:szCs w:val="26"/>
         </w:rPr>
       </w:pPr>
-      <w:bookmarkStart w:colFirst="0" w:colLast="0" w:name="_1dlmzrhykxl" w:id="16"/>
-      <w:bookmarkEnd w:id="16"/>
+      <w:bookmarkStart w:colFirst="0" w:colLast="0" w:name="_i6x6902w0xie" w:id="11"/>
+      <w:bookmarkEnd w:id="11"/>
       <w:r>
         <w:rPr>
           <w:b w:val="1"/>
@@ -14487,7 +14218,7 @@
           <w:szCs w:val="24"/>
           <w:rtl w:val="0"/>
         </w:rPr>
-        <w:t xml:space="preserve">Les objectifs de cette mission étaient d’améliorer l’ergonomie du dashboard, de rendre son affichage responsive, de moderniser son interface graphique, d’améliorer la lisibilité des tickets affichés et de restructurer certaines parties du code existant afin de faciliter sa maintenance future.</w:t>
+        <w:t xml:space="preserve">Le projet visait à améliorer la structure technique du moteur existant, à développer plusieurs modules complémentaires afin d’enrichir l’expérience utilisateur, à travailler sur l’organisation logique du code et à développer une meilleure compréhension des contraintes liées à la maintenance d’un projet logiciel évolutif.</w:t>
       </w:r>
     </w:p>
     <w:p>
@@ -14504,8 +14235,8 @@
           <w:szCs w:val="26"/>
         </w:rPr>
       </w:pPr>
-      <w:bookmarkStart w:colFirst="0" w:colLast="0" w:name="_ylyql4g6u9w" w:id="17"/>
-      <w:bookmarkEnd w:id="17"/>
+      <w:bookmarkStart w:colFirst="0" w:colLast="0" w:name="_21zpf662jlzh" w:id="12"/>
+      <w:bookmarkEnd w:id="12"/>
       <w:r>
         <w:rPr>
           <w:b w:val="1"/>
@@ -14532,7 +14263,7 @@
           <w:szCs w:val="24"/>
           <w:rtl w:val="0"/>
         </w:rPr>
-        <w:t xml:space="preserve">Ma première mission fut de mettre en place l’environnement de développement React utilisé en interne. Cela impliquait la configuration de Node.js, Vite, Tailwind CSS et des différents outils de développement utilisés par l’entreprise. Cette étape m’a permis de découvrir l’écosystème React/TypeScript dans un environnement professionnel.</w:t>
+        <w:t xml:space="preserve">Dans un premier temps, j’ai analysé le fonctionnement global de l’architecture existante afin d’identifier les dépendances entre modules, les systèmes de chargement de scènes ainsi que la logique de lecture des fichiers de configuration du moteur. Cette première étape d’analyse m’a permis de mieux comprendre les mécanismes de navigation entre les scènes, les systèmes de traitement des choix utilisateur et l’organisation générale du code.</w:t>
       </w:r>
     </w:p>
     <w:p>
@@ -14549,7 +14280,7 @@
           <w:szCs w:val="24"/>
           <w:rtl w:val="0"/>
         </w:rPr>
-        <w:t xml:space="preserve">Après cette phase de découverte, j’ai commencé par analyser l’architecture du dashboard existant afin d’identifier les composants responsables de l’affichage des tickets et des différents éléments graphiques de supervision. Une fois cette analyse terminée, j’ai pu proposer plusieurs pistes d’amélioration UX/UI visant à rendre les informations plus lisibles et mieux hiérarchisées.</w:t>
+        <w:t xml:space="preserve">Une fois cette phase de compréhension terminée, j’ai étudié plusieurs axes d’amélioration possibles. J’ai notamment identifié le besoin d’ajouter un système multilingue afin de permettre au jeu de fonctionner en plusieurs langues, ainsi qu’un système de sauvegarde permettant au joueur de conserver sa progression. J’ai également travaillé sur l’ajout d’un système d’objets interactifs afin de rendre le gameplay plus riche et plus dynamique.</w:t>
       </w:r>
     </w:p>
     <w:p>
@@ -14566,7 +14297,7 @@
           <w:szCs w:val="24"/>
           <w:rtl w:val="0"/>
         </w:rPr>
-        <w:t xml:space="preserve">J’ai travaillé sur la restructuration de plusieurs composants React afin d’uniformiser la taille, la disposition et la présentation des tickets affichés. Cela comprenait la refonte des bordures, l’ajout d’éléments de catégorisation visuelle, la mise en place de logos de services, ainsi que l’intégration de nouvelles informations telles que les dates d’ouverture des tickets.</w:t>
+        <w:t xml:space="preserve">Concernant la gestion multilingue, j’ai conçu un parseur permettant de détecter la langue sélectionnée lors du lancement du programme afin de rediriger automatiquement le moteur vers le bon fichier de configuration. Cette logique a nécessité une restructuration partielle du système de lecture des fichiers afin d’intégrer dynamiquement des suffixes linguistiques selon les paramètres utilisateurs.</w:t>
       </w:r>
     </w:p>
     <w:p>
@@ -14583,7 +14314,7 @@
           <w:szCs w:val="24"/>
           <w:rtl w:val="0"/>
         </w:rPr>
-        <w:t xml:space="preserve">Dans un second temps, j’ai participé à la création de différents modes d’affichage responsive afin d’adapter le dashboard à plusieurs contextes d’utilisation, notamment un mode supervision sur grand écran ainsi qu’un mode simplifié destiné à la présentation client.</w:t>
+        <w:t xml:space="preserve">Dans le cadre du développement du système de sauvegarde, j’ai travaillé sur une logique d’écriture et de lecture de fichiers de configuration permettant d’enregistrer l’état actuel de la partie. Cela comprenait l’identifiant de la scène active, certains paramètres utilisateur ainsi que les éléments nécessaires au rechargement du contexte de jeu.</w:t>
       </w:r>
     </w:p>
     <w:p>
@@ -14600,7 +14331,24 @@
           <w:szCs w:val="24"/>
           <w:rtl w:val="0"/>
         </w:rPr>
-        <w:t xml:space="preserve">Enfin, plusieurs sessions de refactoring ont été réalisées afin de nettoyer le code existant, réduire la duplication de logique, améliorer la réutilisabilité des composants et optimiser la maintenabilité globale du projet.</w:t>
+        <w:t xml:space="preserve">J’ai également développé une première base de gestion d’objets interactifs en créant une classe dédiée permettant d’associer des propriétés spécifiques à différents objets du jeu comme leur nom, leurs effets, leurs statistiques ainsi que les touches clavier qui leur sont associées.</w:t>
+      </w:r>
+    </w:p>
+    <w:p>
+      <w:pPr>
+        <w:spacing w:after="240" w:before="240" w:lineRule="auto"/>
+        <w:rPr>
+          <w:sz w:val="24"/>
+          <w:szCs w:val="24"/>
+        </w:rPr>
+      </w:pPr>
+      <w:r>
+        <w:rPr>
+          <w:sz w:val="24"/>
+          <w:szCs w:val="24"/>
+          <w:rtl w:val="0"/>
+        </w:rPr>
+        <w:t xml:space="preserve">Enfin, j’ai optimisé l’ergonomie générale du moteur en ajoutant une meilleure gestion des erreurs, une logique de sortie sécurisée du programme, ainsi qu’un système de coloration terminal visant à rendre l’interface plus lisible pour l’utilisateur final.</w:t>
       </w:r>
     </w:p>
     <w:p>
@@ -14635,8 +14383,8 @@
           <w:szCs w:val="26"/>
         </w:rPr>
       </w:pPr>
-      <w:bookmarkStart w:colFirst="0" w:colLast="0" w:name="_nu84hmtxy62p" w:id="18"/>
-      <w:bookmarkEnd w:id="18"/>
+      <w:bookmarkStart w:colFirst="0" w:colLast="0" w:name="_qe0cq87q79un" w:id="13"/>
+      <w:bookmarkEnd w:id="13"/>
       <w:r>
         <w:rPr>
           <w:b w:val="1"/>
@@ -14673,194 +14421,102 @@
           <w:szCs w:val="24"/>
           <w:rtl w:val="0"/>
         </w:rPr>
-        <w:t xml:space="preserve"> d’acquérir une première expérience significative en React, en TypeScript, en conception d’interfaces modernes et en travail sur un projet professionnel existant intégré à un système d’information réel.</w:t>
-      </w:r>
-    </w:p>
-    <w:p>
-      <w:pPr>
-        <w:spacing w:after="240" w:before="240" w:lineRule="auto"/>
-        <w:rPr>
-          <w:sz w:val="24"/>
-          <w:szCs w:val="24"/>
-        </w:rPr>
-      </w:pPr>
-      <w:r>
-        <w:rPr>
-          <w:rtl w:val="0"/>
-        </w:rPr>
-      </w:r>
-    </w:p>
-    <w:p>
-      <w:pPr>
-        <w:spacing w:after="240" w:before="240" w:lineRule="auto"/>
-        <w:rPr>
-          <w:sz w:val="24"/>
-          <w:szCs w:val="24"/>
-        </w:rPr>
-      </w:pPr>
-      <w:r>
-        <w:rPr>
-          <w:rtl w:val="0"/>
-        </w:rPr>
-      </w:r>
-    </w:p>
-    <w:p>
-      <w:pPr>
-        <w:spacing w:after="240" w:before="240" w:lineRule="auto"/>
-        <w:rPr>
-          <w:sz w:val="24"/>
-          <w:szCs w:val="24"/>
-        </w:rPr>
-      </w:pPr>
-      <w:r>
-        <w:rPr>
-          <w:rtl w:val="0"/>
-        </w:rPr>
-      </w:r>
-    </w:p>
-    <w:p>
-      <w:pPr>
-        <w:spacing w:after="240" w:before="240" w:lineRule="auto"/>
-        <w:rPr>
-          <w:sz w:val="24"/>
-          <w:szCs w:val="24"/>
-        </w:rPr>
-      </w:pPr>
-      <w:r>
-        <w:rPr>
-          <w:rtl w:val="0"/>
-        </w:rPr>
-      </w:r>
-    </w:p>
-    <w:p>
-      <w:pPr>
-        <w:spacing w:after="240" w:before="240" w:lineRule="auto"/>
-        <w:rPr>
-          <w:sz w:val="24"/>
-          <w:szCs w:val="24"/>
-        </w:rPr>
-      </w:pPr>
-      <w:r>
-        <w:rPr>
-          <w:rtl w:val="0"/>
-        </w:rPr>
-      </w:r>
-    </w:p>
-    <w:p>
-      <w:pPr>
-        <w:spacing w:after="240" w:before="240" w:lineRule="auto"/>
-        <w:rPr>
-          <w:sz w:val="24"/>
-          <w:szCs w:val="24"/>
-        </w:rPr>
-      </w:pPr>
-      <w:r>
-        <w:rPr>
-          <w:rtl w:val="0"/>
-        </w:rPr>
-      </w:r>
-    </w:p>
-    <w:p>
-      <w:pPr>
-        <w:spacing w:after="240" w:before="240" w:lineRule="auto"/>
-        <w:rPr>
-          <w:sz w:val="24"/>
-          <w:szCs w:val="24"/>
-        </w:rPr>
-      </w:pPr>
-      <w:r>
-        <w:rPr>
-          <w:rtl w:val="0"/>
-        </w:rPr>
-      </w:r>
-    </w:p>
-    <w:p>
-      <w:pPr>
-        <w:spacing w:after="240" w:before="240" w:lineRule="auto"/>
-        <w:rPr>
-          <w:sz w:val="24"/>
-          <w:szCs w:val="24"/>
-        </w:rPr>
-      </w:pPr>
-      <w:r>
-        <w:rPr>
-          <w:rtl w:val="0"/>
-        </w:rPr>
-      </w:r>
-    </w:p>
-    <w:p>
-      <w:pPr>
-        <w:spacing w:after="240" w:before="240" w:lineRule="auto"/>
-        <w:rPr>
-          <w:sz w:val="24"/>
-          <w:szCs w:val="24"/>
-        </w:rPr>
-      </w:pPr>
-      <w:r>
-        <w:rPr>
-          <w:rtl w:val="0"/>
-        </w:rPr>
-      </w:r>
-    </w:p>
-    <w:p>
-      <w:pPr>
-        <w:spacing w:after="240" w:before="240" w:lineRule="auto"/>
-        <w:rPr>
-          <w:sz w:val="24"/>
-          <w:szCs w:val="24"/>
-        </w:rPr>
-      </w:pPr>
-      <w:r>
-        <w:rPr>
-          <w:rtl w:val="0"/>
-        </w:rPr>
-      </w:r>
-    </w:p>
-    <w:p>
-      <w:pPr>
-        <w:spacing w:after="240" w:before="240" w:lineRule="auto"/>
-        <w:rPr>
-          <w:sz w:val="24"/>
-          <w:szCs w:val="24"/>
-        </w:rPr>
-      </w:pPr>
-      <w:r>
-        <w:rPr>
-          <w:rtl w:val="0"/>
-        </w:rPr>
-      </w:r>
-    </w:p>
-    <w:p>
-      <w:pPr>
-        <w:spacing w:after="240" w:before="240" w:lineRule="auto"/>
-        <w:rPr>
-          <w:sz w:val="24"/>
-          <w:szCs w:val="24"/>
-        </w:rPr>
-      </w:pPr>
-      <w:r>
-        <w:rPr>
-          <w:rtl w:val="0"/>
-        </w:rPr>
-      </w:r>
-    </w:p>
-    <w:p>
-      <w:pPr>
-        <w:spacing w:after="240" w:before="240" w:lineRule="auto"/>
-        <w:rPr>
-          <w:sz w:val="24"/>
-          <w:szCs w:val="24"/>
-        </w:rPr>
-      </w:pPr>
-      <w:r>
-        <w:rPr>
-          <w:rtl w:val="0"/>
-        </w:rPr>
-      </w:r>
-    </w:p>
-    <w:p>
-      <w:pPr>
-        <w:spacing w:after="240" w:before="240" w:lineRule="auto"/>
+        <w:t xml:space="preserve"> de consolider mes compétences en Python, en architecture logicielle et en programmation orientée objet. Elle m’a également appris à analyser une architecture existante, à intégrer de nouvelles fonctionnalités dans une base de code déjà structurée et à concevoir une logique de développement progressive sur un projet modulaire.</w:t>
+      </w:r>
+    </w:p>
+    <w:p>
+      <w:pPr>
+        <w:rPr>
+          <w:sz w:val="24"/>
+          <w:szCs w:val="24"/>
+        </w:rPr>
+      </w:pPr>
+      <w:r>
+        <w:rPr>
+          <w:rtl w:val="0"/>
+        </w:rPr>
+      </w:r>
+    </w:p>
+    <w:p>
+      <w:pPr>
+        <w:rPr>
+          <w:sz w:val="24"/>
+          <w:szCs w:val="24"/>
+        </w:rPr>
+      </w:pPr>
+      <w:r>
+        <w:rPr>
+          <w:rtl w:val="0"/>
+        </w:rPr>
+      </w:r>
+    </w:p>
+    <w:p>
+      <w:pPr>
+        <w:rPr>
+          <w:sz w:val="24"/>
+          <w:szCs w:val="24"/>
+        </w:rPr>
+      </w:pPr>
+      <w:r>
+        <w:rPr>
+          <w:rtl w:val="0"/>
+        </w:rPr>
+      </w:r>
+    </w:p>
+    <w:p>
+      <w:pPr>
+        <w:rPr>
+          <w:sz w:val="24"/>
+          <w:szCs w:val="24"/>
+        </w:rPr>
+      </w:pPr>
+      <w:r>
+        <w:rPr>
+          <w:rtl w:val="0"/>
+        </w:rPr>
+      </w:r>
+    </w:p>
+    <w:p>
+      <w:pPr>
+        <w:rPr>
+          <w:sz w:val="24"/>
+          <w:szCs w:val="24"/>
+        </w:rPr>
+      </w:pPr>
+      <w:r>
+        <w:rPr>
+          <w:rtl w:val="0"/>
+        </w:rPr>
+      </w:r>
+    </w:p>
+    <w:p>
+      <w:pPr>
+        <w:rPr>
+          <w:sz w:val="24"/>
+          <w:szCs w:val="24"/>
+        </w:rPr>
+      </w:pPr>
+      <w:r>
+        <w:rPr>
+          <w:rtl w:val="0"/>
+        </w:rPr>
+      </w:r>
+    </w:p>
+    <w:p>
+      <w:pPr>
+        <w:rPr>
+          <w:sz w:val="24"/>
+          <w:szCs w:val="24"/>
+        </w:rPr>
+      </w:pPr>
+      <w:r>
+        <w:rPr>
+          <w:rtl w:val="0"/>
+        </w:rPr>
+      </w:r>
+    </w:p>
+    <w:p>
+      <w:pPr>
         <w:rPr>
           <w:sz w:val="24"/>
           <w:szCs w:val="24"/>
@@ -15085,7 +14741,7 @@
                 <w:szCs w:val="24"/>
                 <w:rtl w:val="0"/>
               </w:rPr>
-              <w:t xml:space="preserve">09/06/2025 au 11/09/2025</w:t>
+              <w:t xml:space="preserve">07/02/2025 au 21/02/2025</w:t>
             </w:r>
             <w:r>
               <w:rPr>
@@ -15115,7 +14771,7 @@
               <w:rPr>
                 <w:rtl w:val="0"/>
               </w:rPr>
-              <w:t xml:space="preserve">☐ Organisation</w:t>
+              <w:t xml:space="preserve">☑ Organisation</w:t>
             </w:r>
           </w:p>
           <w:p>
@@ -15128,7 +14784,7 @@
               <w:rPr>
                 <w:rtl w:val="0"/>
               </w:rPr>
-              <w:t xml:space="preserve">☑ Centre de formation</w:t>
+              <w:t xml:space="preserve">☐ Centre de formation</w:t>
             </w:r>
           </w:p>
           <w:p>
@@ -15179,7 +14835,7 @@
               <w:rPr>
                 <w:rtl w:val="0"/>
               </w:rPr>
-              <w:t xml:space="preserve">☑ Études ou analyse</w:t>
+              <w:t xml:space="preserve">☐ Études ou analyse</w:t>
             </w:r>
           </w:p>
           <w:p>
@@ -15306,7 +14962,7 @@
               <w:rPr>
                 <w:rtl w:val="0"/>
               </w:rPr>
-              <w:t xml:space="preserve">Création d’un site pour l’association “La Cordée”</w:t>
+              <w:t xml:space="preserve">SOC/NOC de Provectio – Rennes</w:t>
             </w:r>
           </w:p>
         </w:tc>
@@ -15325,8 +14981,8 @@
           <w:szCs w:val="34"/>
         </w:rPr>
       </w:pPr>
-      <w:bookmarkStart w:colFirst="0" w:colLast="0" w:name="_4kbo3bdqdqcr" w:id="19"/>
-      <w:bookmarkEnd w:id="19"/>
+      <w:bookmarkStart w:colFirst="0" w:colLast="0" w:name="_48zv5o977pli" w:id="14"/>
+      <w:bookmarkEnd w:id="14"/>
       <w:r>
         <w:rPr>
           <w:b w:val="1"/>
@@ -15335,7 +14991,7 @@
           <w:szCs w:val="34"/>
           <w:rtl w:val="0"/>
         </w:rPr>
-        <w:t xml:space="preserve">Activité 3 – Conception et développement d’un site web institutionnel pour l’association La Cordée</w:t>
+        <w:t xml:space="preserve">Activité 2 – Refonte ergonomique et restructuration technique d’un dashboard SI interne</w:t>
       </w:r>
     </w:p>
     <w:p>
@@ -15352,8 +15008,8 @@
           <w:szCs w:val="26"/>
         </w:rPr>
       </w:pPr>
-      <w:bookmarkStart w:colFirst="0" w:colLast="0" w:name="_ymqxtzpqpw" w:id="20"/>
-      <w:bookmarkEnd w:id="20"/>
+      <w:bookmarkStart w:colFirst="0" w:colLast="0" w:name="_1nps58au5ohm" w:id="15"/>
+      <w:bookmarkEnd w:id="15"/>
       <w:r>
         <w:rPr>
           <w:b w:val="1"/>
@@ -15380,7 +15036,7 @@
           <w:szCs w:val="24"/>
           <w:rtl w:val="0"/>
         </w:rPr>
-        <w:t xml:space="preserve">Dans le cadre d’un projet réalisé en collaboration avec une étudiante en BTS Communication, j’ai assuré la conception technique et le développement du site web de l’association La Cordée. Ce projet avait pour objectif de fournir à l’association une vitrine numérique moderne permettant de mettre en avant ses activités et événements.</w:t>
+        <w:t xml:space="preserve">Lors de mon premier stage chez Provectio, j’ai participé à la refonte ergonomique et structurelle d’un dashboard interne utilisé par les équipes du SOC/NOC pour superviser les tickets et incidents techniques de l’entreprise. Cet outil constituait un élément central du système d’information interne et devait être modernisé afin de mieux répondre aux besoins des équipes techniques.</w:t>
       </w:r>
     </w:p>
     <w:p>
@@ -15397,8 +15053,8 @@
           <w:szCs w:val="26"/>
         </w:rPr>
       </w:pPr>
-      <w:bookmarkStart w:colFirst="0" w:colLast="0" w:name="_t8auhtjvzvln" w:id="21"/>
-      <w:bookmarkEnd w:id="21"/>
+      <w:bookmarkStart w:colFirst="0" w:colLast="0" w:name="_1dlmzrhykxl" w:id="16"/>
+      <w:bookmarkEnd w:id="16"/>
       <w:r>
         <w:rPr>
           <w:b w:val="1"/>
@@ -15421,21 +15077,11 @@
       </w:pPr>
       <w:r>
         <w:rPr>
-          <w:b w:val="1"/>
-          <w:bCs w:val="1"/>
-          <w:sz w:val="24"/>
-          <w:szCs w:val="24"/>
-          <w:rtl w:val="0"/>
-        </w:rPr>
-        <w:t xml:space="preserve">L’objectif</w:t>
-      </w:r>
-      <w:r>
-        <w:rPr>
-          <w:sz w:val="24"/>
-          <w:szCs w:val="24"/>
-          <w:rtl w:val="0"/>
-        </w:rPr>
-        <w:t xml:space="preserve"> principal consistait à concevoir un site moderne, responsive et ergonomique répondant aux besoins fonctionnels de l’association tout en respectant une charte graphique imposée et des contraintes de réalisation définies dans le cadre du concours.</w:t>
+          <w:sz w:val="24"/>
+          <w:szCs w:val="24"/>
+          <w:rtl w:val="0"/>
+        </w:rPr>
+        <w:t xml:space="preserve">Les objectifs de cette mission étaient d’améliorer l’ergonomie du dashboard, de rendre son affichage responsive, de moderniser son interface graphique, d’améliorer la lisibilité des tickets affichés et de restructurer certaines parties du code existant afin de faciliter sa maintenance future.</w:t>
       </w:r>
     </w:p>
     <w:p>
@@ -15452,8 +15098,8 @@
           <w:szCs w:val="26"/>
         </w:rPr>
       </w:pPr>
-      <w:bookmarkStart w:colFirst="0" w:colLast="0" w:name="_cn8ustg3yjku" w:id="22"/>
-      <w:bookmarkEnd w:id="22"/>
+      <w:bookmarkStart w:colFirst="0" w:colLast="0" w:name="_ylyql4g6u9w" w:id="17"/>
+      <w:bookmarkEnd w:id="17"/>
       <w:r>
         <w:rPr>
           <w:b w:val="1"/>
@@ -15480,7 +15126,7 @@
           <w:szCs w:val="24"/>
           <w:rtl w:val="0"/>
         </w:rPr>
-        <w:t xml:space="preserve">Le projet a débuté par une phase d’analyse des besoins durant laquelle j’ai étudié les attentes fonctionnelles de l’association ainsi que les besoins utilisateurs finaux. Cela m’a permis de définir une première architecture de navigation et d’identifier les pages principales à concevoir.</w:t>
+        <w:t xml:space="preserve">Ma première mission fut de mettre en place l’environnement de développement React utilisé en interne. Cela impliquait la configuration de Node.js, Vite, Tailwind CSS et des différents outils de développement utilisés par l’entreprise. Cette étape m’a permis de découvrir l’écosystème React/TypeScript dans un environnement professionnel.</w:t>
       </w:r>
     </w:p>
     <w:p>
@@ -15497,7 +15143,7 @@
           <w:szCs w:val="24"/>
           <w:rtl w:val="0"/>
         </w:rPr>
-        <w:t xml:space="preserve">J’ai ensuite réalisé plusieurs maquettes structurelles définissant l’organisation générale du site, la disposition des contenus et les parcours utilisateurs. Cette phase m’a permis de valider la structure du projet avant de débuter le développement.</w:t>
+        <w:t xml:space="preserve">Après cette phase de découverte, j’ai commencé par analyser l’architecture du dashboard existant afin d’identifier les composants responsables de l’affichage des tickets et des différents éléments graphiques de supervision. Une fois cette analyse terminée, j’ai pu proposer plusieurs pistes d’amélioration UX/UI visant à rendre les informations plus lisibles et mieux hiérarchisées.</w:t>
       </w:r>
     </w:p>
     <w:p>
@@ -15514,7 +15160,7 @@
           <w:szCs w:val="24"/>
           <w:rtl w:val="0"/>
         </w:rPr>
-        <w:t xml:space="preserve">Le développement technique du site a ensuite été réalisé en HTML, CSS et JavaScript pur afin de respecter les contraintes imposées du concours. J’ai développé plusieurs composants interactifs tels qu’un système de thèmes dynamiques, un carrousel d’images, des widgets de présentation de contenu ainsi qu’un menu responsive adapté aux usages mobiles.</w:t>
+        <w:t xml:space="preserve">J’ai travaillé sur la restructuration de plusieurs composants React afin d’uniformiser la taille, la disposition et la présentation des tickets affichés. Cela comprenait la refonte des bordures, l’ajout d’éléments de catégorisation visuelle, la mise en place de logos de services, ainsi que l’intégration de nouvelles informations telles que les dates d’ouverture des tickets.</w:t>
       </w:r>
     </w:p>
     <w:p>
@@ -15531,7 +15177,7 @@
           <w:szCs w:val="24"/>
           <w:rtl w:val="0"/>
         </w:rPr>
-        <w:t xml:space="preserve">J’ai également intégré un système de stockage local permettant de mémoriser certaines préférences utilisateur liées aux thèmes visuels. L’ensemble du projet a été hébergé sur GitHub Pages afin de permettre des démonstrations régulières et un accès simplifié pour les phases de validation.</w:t>
+        <w:t xml:space="preserve">Dans un second temps, j’ai participé à la création de différents modes d’affichage responsive afin d’adapter le dashboard à plusieurs contextes d’utilisation, notamment un mode supervision sur grand écran ainsi qu’un mode simplifié destiné à la présentation client.</w:t>
       </w:r>
     </w:p>
     <w:p>
@@ -15548,171 +15194,11 @@
           <w:szCs w:val="24"/>
           <w:rtl w:val="0"/>
         </w:rPr>
-        <w:t xml:space="preserve">En fin de projet, de nouvelles contraintes ont été exprimées par l’association </w:t>
-      </w:r>
-      <w:r>
-        <w:rPr>
-          <w:b w:val="1"/>
-          <w:bCs w:val="1"/>
-          <w:sz w:val="24"/>
-          <w:szCs w:val="24"/>
-          <w:rtl w:val="0"/>
-        </w:rPr>
-        <w:t xml:space="preserve">La Cordée</w:t>
-      </w:r>
-      <w:r>
-        <w:rPr>
-          <w:sz w:val="24"/>
-          <w:szCs w:val="24"/>
-          <w:rtl w:val="0"/>
-        </w:rPr>
-        <w:t xml:space="preserve">, notamment concernant la facilité de gestion future du contenu et la possibilité pour les administrateurs de modifier certaines informations sans intervention technique extérieure. Afin de répondre à ce besoin, j’ai étudié la migration du site vers </w:t>
-      </w:r>
-      <w:r>
-        <w:rPr>
-          <w:b w:val="1"/>
-          <w:bCs w:val="1"/>
-          <w:sz w:val="24"/>
-          <w:szCs w:val="24"/>
-          <w:rtl w:val="0"/>
-        </w:rPr>
-        <w:t xml:space="preserve">WordPress</w:t>
-      </w:r>
-      <w:r>
-        <w:rPr>
-          <w:sz w:val="24"/>
-          <w:szCs w:val="24"/>
-          <w:rtl w:val="0"/>
-        </w:rPr>
-        <w:t xml:space="preserve">, dans le but de proposer une solution plus flexible et plus facilement administrable pour le client final.</w:t>
-      </w:r>
-    </w:p>
-    <w:p>
-      <w:pPr>
-        <w:spacing w:after="240" w:before="240" w:lineRule="auto"/>
-        <w:rPr>
-          <w:sz w:val="24"/>
-          <w:szCs w:val="24"/>
-        </w:rPr>
-      </w:pPr>
-      <w:r>
-        <w:rPr>
-          <w:sz w:val="24"/>
-          <w:szCs w:val="24"/>
-          <w:rtl w:val="0"/>
-        </w:rPr>
-        <w:t xml:space="preserve">Dans le cadre de cette transition, plusieurs méthodes de migration ont été envisagées. La première consistait à reconstruire entièrement le site directement sous WordPress en réécrivant son architecture à l’aide de </w:t>
-      </w:r>
-      <w:r>
-        <w:rPr>
-          <w:b w:val="1"/>
-          <w:bCs w:val="1"/>
-          <w:sz w:val="24"/>
-          <w:szCs w:val="24"/>
-          <w:rtl w:val="0"/>
-        </w:rPr>
-        <w:t xml:space="preserve">PHP</w:t>
-      </w:r>
-      <w:r>
-        <w:rPr>
-          <w:sz w:val="24"/>
-          <w:szCs w:val="24"/>
-          <w:rtl w:val="0"/>
-        </w:rPr>
-        <w:t xml:space="preserve">, </w:t>
-      </w:r>
-      <w:r>
-        <w:rPr>
-          <w:b w:val="1"/>
-          <w:bCs w:val="1"/>
-          <w:sz w:val="24"/>
-          <w:szCs w:val="24"/>
-          <w:rtl w:val="0"/>
-        </w:rPr>
-        <w:t xml:space="preserve">HTML5</w:t>
-      </w:r>
-      <w:r>
-        <w:rPr>
-          <w:sz w:val="24"/>
-          <w:szCs w:val="24"/>
-          <w:rtl w:val="0"/>
-        </w:rPr>
-        <w:t xml:space="preserve"> et </w:t>
-      </w:r>
-      <w:r>
-        <w:rPr>
-          <w:b w:val="1"/>
-          <w:bCs w:val="1"/>
-          <w:sz w:val="24"/>
-          <w:szCs w:val="24"/>
-          <w:rtl w:val="0"/>
-        </w:rPr>
-        <w:t xml:space="preserve">JavaScript</w:t>
-      </w:r>
-      <w:r>
-        <w:rPr>
-          <w:sz w:val="24"/>
-          <w:szCs w:val="24"/>
-          <w:rtl w:val="0"/>
-        </w:rPr>
-        <w:t xml:space="preserve">, tandis que la seconde visait à adapter progressivement le code existant afin de le convertir vers un format compatible avec l’architecture du CMS.</w:t>
-      </w:r>
-    </w:p>
-    <w:p>
-      <w:pPr>
-        <w:spacing w:after="240" w:before="240" w:lineRule="auto"/>
-        <w:rPr>
-          <w:sz w:val="24"/>
-          <w:szCs w:val="24"/>
-        </w:rPr>
-      </w:pPr>
-      <w:r>
-        <w:rPr>
-          <w:sz w:val="24"/>
-          <w:szCs w:val="24"/>
-          <w:rtl w:val="0"/>
-        </w:rPr>
-        <w:t xml:space="preserve">Après analyse, j’ai choisi d’orienter le projet vers l’adaptation du site existant, cette approche permettant de conserver le travail déjà réalisé tout en optimisant le temps de développement. Cette phase m’a conduit à approfondir ma compréhension du fonctionnement interne de WordPress, notamment de son système de templates dynamiques et de sa gestion de contenu.</w:t>
-      </w:r>
-    </w:p>
-    <w:p>
-      <w:pPr>
-        <w:spacing w:after="240" w:before="240" w:lineRule="auto"/>
-        <w:rPr>
-          <w:sz w:val="24"/>
-          <w:szCs w:val="24"/>
-        </w:rPr>
-      </w:pPr>
-      <w:r>
-        <w:rPr>
-          <w:sz w:val="24"/>
-          <w:szCs w:val="24"/>
-          <w:rtl w:val="0"/>
-        </w:rPr>
-        <w:t xml:space="preserve">Afin de faciliter l’intégration des données au sein de cette nouvelle architecture, j’ai également entrepris une restructuration de certaines données du projet en les convertissant vers un format </w:t>
-      </w:r>
-      <w:r>
-        <w:rPr>
-          <w:b w:val="1"/>
-          <w:bCs w:val="1"/>
-          <w:sz w:val="24"/>
-          <w:szCs w:val="24"/>
-          <w:rtl w:val="0"/>
-        </w:rPr>
-        <w:t xml:space="preserve">JSON</w:t>
-      </w:r>
-      <w:r>
-        <w:rPr>
-          <w:sz w:val="24"/>
-          <w:szCs w:val="24"/>
-          <w:rtl w:val="0"/>
-        </w:rPr>
-        <w:t xml:space="preserve">, plus souple et mieux adapté à leur manipulation dans un environnement dynamique. Cette réflexion m’a également amené à étudier différentes méthodes de gestion des activités du site, notamment via une approche JavaScript externe ou une intégration native sous forme de contenus dynamiques WordPress.</w:t>
-      </w:r>
-    </w:p>
-    <w:p>
-      <w:pPr>
-        <w:spacing w:after="240" w:before="240" w:lineRule="auto"/>
+        <w:t xml:space="preserve">Enfin, plusieurs sessions de refactoring ont été réalisées afin de nettoyer le code existant, réduire la duplication de logique, améliorer la réutilisabilité des composants et optimiser la maintenabilité globale du projet.</w:t>
+      </w:r>
+    </w:p>
+    <w:p>
+      <w:pPr>
         <w:rPr>
           <w:sz w:val="24"/>
           <w:szCs w:val="24"/>
@@ -15743,8 +15229,8 @@
           <w:szCs w:val="26"/>
         </w:rPr>
       </w:pPr>
-      <w:bookmarkStart w:colFirst="0" w:colLast="0" w:name="_tw4768nyxyiw" w:id="23"/>
-      <w:bookmarkEnd w:id="23"/>
+      <w:bookmarkStart w:colFirst="0" w:colLast="0" w:name="_nu84hmtxy62p" w:id="18"/>
+      <w:bookmarkEnd w:id="18"/>
       <w:r>
         <w:rPr>
           <w:b w:val="1"/>
@@ -15767,101 +15253,21 @@
       </w:pPr>
       <w:r>
         <w:rPr>
-          <w:sz w:val="24"/>
-          <w:szCs w:val="24"/>
-          <w:rtl w:val="0"/>
-        </w:rPr>
-        <w:t xml:space="preserve">Cette activité m’a permis de développer mes compétences en </w:t>
-      </w:r>
-      <w:r>
-        <w:rPr>
-          <w:b w:val="1"/>
-          <w:bCs w:val="1"/>
-          <w:sz w:val="24"/>
-          <w:szCs w:val="24"/>
-          <w:rtl w:val="0"/>
-        </w:rPr>
-        <w:t xml:space="preserve">développement front-end</w:t>
-      </w:r>
-      <w:r>
-        <w:rPr>
-          <w:sz w:val="24"/>
-          <w:szCs w:val="24"/>
-          <w:rtl w:val="0"/>
-        </w:rPr>
-        <w:t xml:space="preserve">, en </w:t>
-      </w:r>
-      <w:r>
-        <w:rPr>
-          <w:b w:val="1"/>
-          <w:bCs w:val="1"/>
-          <w:sz w:val="24"/>
-          <w:szCs w:val="24"/>
-          <w:rtl w:val="0"/>
-        </w:rPr>
-        <w:t xml:space="preserve">UX/UI design</w:t>
-      </w:r>
-      <w:r>
-        <w:rPr>
-          <w:sz w:val="24"/>
-          <w:szCs w:val="24"/>
-          <w:rtl w:val="0"/>
-        </w:rPr>
-        <w:t xml:space="preserve">, en </w:t>
-      </w:r>
-      <w:r>
-        <w:rPr>
-          <w:b w:val="1"/>
-          <w:bCs w:val="1"/>
-          <w:sz w:val="24"/>
-          <w:szCs w:val="24"/>
-          <w:rtl w:val="0"/>
-        </w:rPr>
-        <w:t xml:space="preserve">gestion de projet web</w:t>
-      </w:r>
-      <w:r>
-        <w:rPr>
-          <w:sz w:val="24"/>
-          <w:szCs w:val="24"/>
-          <w:rtl w:val="0"/>
-        </w:rPr>
-        <w:t xml:space="preserve"> ainsi qu’en </w:t>
-      </w:r>
-      <w:r>
-        <w:rPr>
-          <w:b w:val="1"/>
-          <w:bCs w:val="1"/>
-          <w:sz w:val="24"/>
-          <w:szCs w:val="24"/>
-          <w:rtl w:val="0"/>
-        </w:rPr>
-        <w:t xml:space="preserve">adaptation technique à un besoin client réel</w:t>
-      </w:r>
-      <w:r>
-        <w:rPr>
-          <w:sz w:val="24"/>
-          <w:szCs w:val="24"/>
-          <w:rtl w:val="0"/>
-        </w:rPr>
-        <w:t xml:space="preserve">. Elle m’a également permis d’approfondir ma compréhension des problématiques de migration d’un site statique vers un environnement dynamique, tout en découvrant le fonctionnement d’un </w:t>
-      </w:r>
-      <w:r>
-        <w:rPr>
-          <w:b w:val="1"/>
-          <w:bCs w:val="1"/>
-          <w:sz w:val="24"/>
-          <w:szCs w:val="24"/>
-          <w:rtl w:val="0"/>
-        </w:rPr>
-        <w:t xml:space="preserve">CMS professionnel</w:t>
-      </w:r>
-      <w:r>
-        <w:rPr>
-          <w:sz w:val="24"/>
-          <w:szCs w:val="24"/>
-          <w:rtl w:val="0"/>
-        </w:rPr>
-        <w:t xml:space="preserve"> tel que WordPress et les enjeux liés à l’organisation des données dans une architecture web administrable.</w:t>
+          <w:b w:val="1"/>
+          <w:bCs w:val="1"/>
+          <w:sz w:val="24"/>
+          <w:szCs w:val="24"/>
+          <w:rtl w:val="0"/>
+        </w:rPr>
+        <w:t xml:space="preserve">Cette activité m’a permis</w:t>
+      </w:r>
+      <w:r>
+        <w:rPr>
+          <w:sz w:val="24"/>
+          <w:szCs w:val="24"/>
+          <w:rtl w:val="0"/>
+        </w:rPr>
+        <w:t xml:space="preserve"> d’acquérir une première expérience significative en React, en TypeScript, en conception d’interfaces modernes et en travail sur un projet professionnel existant intégré à un système d’information réel.</w:t>
       </w:r>
     </w:p>
     <w:p>
@@ -15880,461 +15286,175 @@
     </w:p>
     <w:p>
       <w:pPr>
-        <w:rPr>
-          <w:sz w:val="24"/>
-          <w:szCs w:val="24"/>
-        </w:rPr>
-      </w:pPr>
-      <w:r>
-        <w:rPr>
-          <w:rtl w:val="0"/>
-        </w:rPr>
-      </w:r>
-    </w:p>
-    <w:p>
-      <w:pPr>
-        <w:rPr>
-          <w:sz w:val="24"/>
-          <w:szCs w:val="24"/>
-        </w:rPr>
-      </w:pPr>
-      <w:r>
-        <w:rPr>
-          <w:rtl w:val="0"/>
-        </w:rPr>
-      </w:r>
-    </w:p>
-    <w:p>
-      <w:pPr>
-        <w:rPr>
-          <w:sz w:val="24"/>
-          <w:szCs w:val="24"/>
-        </w:rPr>
-      </w:pPr>
-      <w:r>
-        <w:rPr>
-          <w:rtl w:val="0"/>
-        </w:rPr>
-      </w:r>
-    </w:p>
-    <w:p>
-      <w:pPr>
-        <w:rPr>
-          <w:sz w:val="24"/>
-          <w:szCs w:val="24"/>
-        </w:rPr>
-      </w:pPr>
-      <w:r>
-        <w:rPr>
-          <w:rtl w:val="0"/>
-        </w:rPr>
-      </w:r>
-    </w:p>
-    <w:p>
-      <w:pPr>
-        <w:rPr>
-          <w:sz w:val="24"/>
-          <w:szCs w:val="24"/>
-        </w:rPr>
-      </w:pPr>
-      <w:r>
-        <w:rPr>
-          <w:rtl w:val="0"/>
-        </w:rPr>
-      </w:r>
-    </w:p>
-    <w:p>
-      <w:pPr>
-        <w:rPr>
-          <w:sz w:val="24"/>
-          <w:szCs w:val="24"/>
-        </w:rPr>
-      </w:pPr>
-      <w:r>
-        <w:rPr>
-          <w:rtl w:val="0"/>
-        </w:rPr>
-      </w:r>
-    </w:p>
-    <w:p>
-      <w:pPr>
-        <w:rPr>
-          <w:sz w:val="24"/>
-          <w:szCs w:val="24"/>
-        </w:rPr>
-      </w:pPr>
-      <w:r>
-        <w:rPr>
-          <w:rtl w:val="0"/>
-        </w:rPr>
-      </w:r>
-    </w:p>
-    <w:p>
-      <w:pPr>
-        <w:rPr>
-          <w:sz w:val="24"/>
-          <w:szCs w:val="24"/>
-        </w:rPr>
-      </w:pPr>
-      <w:r>
-        <w:rPr>
-          <w:rtl w:val="0"/>
-        </w:rPr>
-      </w:r>
-    </w:p>
-    <w:p>
-      <w:pPr>
-        <w:rPr>
-          <w:sz w:val="24"/>
-          <w:szCs w:val="24"/>
-        </w:rPr>
-      </w:pPr>
-      <w:r>
-        <w:rPr>
-          <w:rtl w:val="0"/>
-        </w:rPr>
-      </w:r>
-    </w:p>
-    <w:p>
-      <w:pPr>
-        <w:rPr>
-          <w:sz w:val="24"/>
-          <w:szCs w:val="24"/>
-        </w:rPr>
-      </w:pPr>
-      <w:r>
-        <w:rPr>
-          <w:rtl w:val="0"/>
-        </w:rPr>
-      </w:r>
-    </w:p>
-    <w:p>
-      <w:pPr>
-        <w:rPr>
-          <w:sz w:val="24"/>
-          <w:szCs w:val="24"/>
-        </w:rPr>
-      </w:pPr>
-      <w:r>
-        <w:rPr>
-          <w:rtl w:val="0"/>
-        </w:rPr>
-      </w:r>
-    </w:p>
-    <w:p>
-      <w:pPr>
-        <w:rPr>
-          <w:sz w:val="24"/>
-          <w:szCs w:val="24"/>
-        </w:rPr>
-      </w:pPr>
-      <w:r>
-        <w:rPr>
-          <w:rtl w:val="0"/>
-        </w:rPr>
-      </w:r>
-    </w:p>
-    <w:p>
-      <w:pPr>
-        <w:rPr>
-          <w:sz w:val="24"/>
-          <w:szCs w:val="24"/>
-        </w:rPr>
-      </w:pPr>
-      <w:r>
-        <w:rPr>
-          <w:rtl w:val="0"/>
-        </w:rPr>
-      </w:r>
-    </w:p>
-    <w:p>
-      <w:pPr>
-        <w:rPr>
-          <w:sz w:val="24"/>
-          <w:szCs w:val="24"/>
-        </w:rPr>
-      </w:pPr>
-      <w:r>
-        <w:rPr>
-          <w:rtl w:val="0"/>
-        </w:rPr>
-      </w:r>
-    </w:p>
-    <w:p>
-      <w:pPr>
-        <w:rPr>
-          <w:sz w:val="24"/>
-          <w:szCs w:val="24"/>
-        </w:rPr>
-      </w:pPr>
-      <w:r>
-        <w:rPr>
-          <w:rtl w:val="0"/>
-        </w:rPr>
-      </w:r>
-    </w:p>
-    <w:p>
-      <w:pPr>
-        <w:rPr>
-          <w:sz w:val="24"/>
-          <w:szCs w:val="24"/>
-        </w:rPr>
-      </w:pPr>
-      <w:r>
-        <w:rPr>
-          <w:rtl w:val="0"/>
-        </w:rPr>
-      </w:r>
-    </w:p>
-    <w:p>
-      <w:pPr>
-        <w:rPr>
-          <w:sz w:val="24"/>
-          <w:szCs w:val="24"/>
-        </w:rPr>
-      </w:pPr>
-      <w:r>
-        <w:rPr>
-          <w:rtl w:val="0"/>
-        </w:rPr>
-      </w:r>
-    </w:p>
-    <w:p>
-      <w:pPr>
-        <w:rPr>
-          <w:sz w:val="24"/>
-          <w:szCs w:val="24"/>
-        </w:rPr>
-      </w:pPr>
-      <w:r>
-        <w:rPr>
-          <w:rtl w:val="0"/>
-        </w:rPr>
-      </w:r>
-    </w:p>
-    <w:p>
-      <w:pPr>
-        <w:rPr>
-          <w:sz w:val="24"/>
-          <w:szCs w:val="24"/>
-        </w:rPr>
-      </w:pPr>
-      <w:r>
-        <w:rPr>
-          <w:rtl w:val="0"/>
-        </w:rPr>
-      </w:r>
-    </w:p>
-    <w:p>
-      <w:pPr>
-        <w:rPr>
-          <w:sz w:val="24"/>
-          <w:szCs w:val="24"/>
-        </w:rPr>
-      </w:pPr>
-      <w:r>
-        <w:rPr>
-          <w:rtl w:val="0"/>
-        </w:rPr>
-      </w:r>
-    </w:p>
-    <w:p>
-      <w:pPr>
-        <w:rPr>
-          <w:sz w:val="24"/>
-          <w:szCs w:val="24"/>
-        </w:rPr>
-      </w:pPr>
-      <w:r>
-        <w:rPr>
-          <w:rtl w:val="0"/>
-        </w:rPr>
-      </w:r>
-    </w:p>
-    <w:p>
-      <w:pPr>
-        <w:rPr>
-          <w:sz w:val="24"/>
-          <w:szCs w:val="24"/>
-        </w:rPr>
-      </w:pPr>
-      <w:r>
-        <w:rPr>
-          <w:rtl w:val="0"/>
-        </w:rPr>
-      </w:r>
-    </w:p>
-    <w:p>
-      <w:pPr>
-        <w:rPr>
-          <w:sz w:val="24"/>
-          <w:szCs w:val="24"/>
-        </w:rPr>
-      </w:pPr>
-      <w:r>
-        <w:rPr>
-          <w:rtl w:val="0"/>
-        </w:rPr>
-      </w:r>
-    </w:p>
-    <w:p>
-      <w:pPr>
-        <w:rPr>
-          <w:sz w:val="24"/>
-          <w:szCs w:val="24"/>
-        </w:rPr>
-      </w:pPr>
-      <w:r>
-        <w:rPr>
-          <w:rtl w:val="0"/>
-        </w:rPr>
-      </w:r>
-    </w:p>
-    <w:p>
-      <w:pPr>
-        <w:rPr>
-          <w:sz w:val="24"/>
-          <w:szCs w:val="24"/>
-        </w:rPr>
-      </w:pPr>
-      <w:r>
-        <w:rPr>
-          <w:rtl w:val="0"/>
-        </w:rPr>
-      </w:r>
-    </w:p>
-    <w:p>
-      <w:pPr>
-        <w:rPr>
-          <w:sz w:val="24"/>
-          <w:szCs w:val="24"/>
-        </w:rPr>
-      </w:pPr>
-      <w:r>
-        <w:rPr>
-          <w:rtl w:val="0"/>
-        </w:rPr>
-      </w:r>
-    </w:p>
-    <w:p>
-      <w:pPr>
-        <w:rPr>
-          <w:sz w:val="24"/>
-          <w:szCs w:val="24"/>
-        </w:rPr>
-      </w:pPr>
-      <w:r>
-        <w:rPr>
-          <w:rtl w:val="0"/>
-        </w:rPr>
-      </w:r>
-    </w:p>
-    <w:p>
-      <w:pPr>
-        <w:rPr>
-          <w:sz w:val="24"/>
-          <w:szCs w:val="24"/>
-        </w:rPr>
-      </w:pPr>
-      <w:r>
-        <w:rPr>
-          <w:rtl w:val="0"/>
-        </w:rPr>
-      </w:r>
-    </w:p>
-    <w:p>
-      <w:pPr>
-        <w:rPr>
-          <w:sz w:val="24"/>
-          <w:szCs w:val="24"/>
-        </w:rPr>
-      </w:pPr>
-      <w:r>
-        <w:rPr>
-          <w:rtl w:val="0"/>
-        </w:rPr>
-      </w:r>
-    </w:p>
-    <w:p>
-      <w:pPr>
-        <w:rPr>
-          <w:sz w:val="24"/>
-          <w:szCs w:val="24"/>
-        </w:rPr>
-      </w:pPr>
-      <w:r>
-        <w:rPr>
-          <w:rtl w:val="0"/>
-        </w:rPr>
-      </w:r>
-    </w:p>
-    <w:p>
-      <w:pPr>
-        <w:rPr>
-          <w:sz w:val="24"/>
-          <w:szCs w:val="24"/>
-        </w:rPr>
-      </w:pPr>
-      <w:r>
-        <w:rPr>
-          <w:rtl w:val="0"/>
-        </w:rPr>
-      </w:r>
-    </w:p>
-    <w:p>
-      <w:pPr>
-        <w:rPr>
-          <w:sz w:val="24"/>
-          <w:szCs w:val="24"/>
-        </w:rPr>
-      </w:pPr>
-      <w:r>
-        <w:rPr>
-          <w:rtl w:val="0"/>
-        </w:rPr>
-      </w:r>
-    </w:p>
-    <w:p>
-      <w:pPr>
-        <w:rPr>
-          <w:sz w:val="24"/>
-          <w:szCs w:val="24"/>
-        </w:rPr>
-      </w:pPr>
-      <w:r>
-        <w:rPr>
-          <w:rtl w:val="0"/>
-        </w:rPr>
-      </w:r>
-    </w:p>
-    <w:p>
-      <w:pPr>
-        <w:rPr>
-          <w:sz w:val="24"/>
-          <w:szCs w:val="24"/>
-        </w:rPr>
-      </w:pPr>
-      <w:r>
-        <w:rPr>
-          <w:rtl w:val="0"/>
-        </w:rPr>
-      </w:r>
-    </w:p>
-    <w:p>
-      <w:pPr>
-        <w:rPr>
-          <w:sz w:val="24"/>
-          <w:szCs w:val="24"/>
-        </w:rPr>
-      </w:pPr>
-      <w:r>
-        <w:rPr>
-          <w:rtl w:val="0"/>
-        </w:rPr>
-      </w:r>
-    </w:p>
-    <w:p>
-      <w:pPr>
+        <w:spacing w:after="240" w:before="240" w:lineRule="auto"/>
+        <w:rPr>
+          <w:sz w:val="24"/>
+          <w:szCs w:val="24"/>
+        </w:rPr>
+      </w:pPr>
+      <w:r>
+        <w:rPr>
+          <w:rtl w:val="0"/>
+        </w:rPr>
+      </w:r>
+    </w:p>
+    <w:p>
+      <w:pPr>
+        <w:spacing w:after="240" w:before="240" w:lineRule="auto"/>
+        <w:rPr>
+          <w:sz w:val="24"/>
+          <w:szCs w:val="24"/>
+        </w:rPr>
+      </w:pPr>
+      <w:r>
+        <w:rPr>
+          <w:rtl w:val="0"/>
+        </w:rPr>
+      </w:r>
+    </w:p>
+    <w:p>
+      <w:pPr>
+        <w:spacing w:after="240" w:before="240" w:lineRule="auto"/>
+        <w:rPr>
+          <w:sz w:val="24"/>
+          <w:szCs w:val="24"/>
+        </w:rPr>
+      </w:pPr>
+      <w:r>
+        <w:rPr>
+          <w:rtl w:val="0"/>
+        </w:rPr>
+      </w:r>
+    </w:p>
+    <w:p>
+      <w:pPr>
+        <w:spacing w:after="240" w:before="240" w:lineRule="auto"/>
+        <w:rPr>
+          <w:sz w:val="24"/>
+          <w:szCs w:val="24"/>
+        </w:rPr>
+      </w:pPr>
+      <w:r>
+        <w:rPr>
+          <w:rtl w:val="0"/>
+        </w:rPr>
+      </w:r>
+    </w:p>
+    <w:p>
+      <w:pPr>
+        <w:spacing w:after="240" w:before="240" w:lineRule="auto"/>
+        <w:rPr>
+          <w:sz w:val="24"/>
+          <w:szCs w:val="24"/>
+        </w:rPr>
+      </w:pPr>
+      <w:r>
+        <w:rPr>
+          <w:rtl w:val="0"/>
+        </w:rPr>
+      </w:r>
+    </w:p>
+    <w:p>
+      <w:pPr>
+        <w:spacing w:after="240" w:before="240" w:lineRule="auto"/>
+        <w:rPr>
+          <w:sz w:val="24"/>
+          <w:szCs w:val="24"/>
+        </w:rPr>
+      </w:pPr>
+      <w:r>
+        <w:rPr>
+          <w:rtl w:val="0"/>
+        </w:rPr>
+      </w:r>
+    </w:p>
+    <w:p>
+      <w:pPr>
+        <w:spacing w:after="240" w:before="240" w:lineRule="auto"/>
+        <w:rPr>
+          <w:sz w:val="24"/>
+          <w:szCs w:val="24"/>
+        </w:rPr>
+      </w:pPr>
+      <w:r>
+        <w:rPr>
+          <w:rtl w:val="0"/>
+        </w:rPr>
+      </w:r>
+    </w:p>
+    <w:p>
+      <w:pPr>
+        <w:spacing w:after="240" w:before="240" w:lineRule="auto"/>
+        <w:rPr>
+          <w:sz w:val="24"/>
+          <w:szCs w:val="24"/>
+        </w:rPr>
+      </w:pPr>
+      <w:r>
+        <w:rPr>
+          <w:rtl w:val="0"/>
+        </w:rPr>
+      </w:r>
+    </w:p>
+    <w:p>
+      <w:pPr>
+        <w:spacing w:after="240" w:before="240" w:lineRule="auto"/>
+        <w:rPr>
+          <w:sz w:val="24"/>
+          <w:szCs w:val="24"/>
+        </w:rPr>
+      </w:pPr>
+      <w:r>
+        <w:rPr>
+          <w:rtl w:val="0"/>
+        </w:rPr>
+      </w:r>
+    </w:p>
+    <w:p>
+      <w:pPr>
+        <w:spacing w:after="240" w:before="240" w:lineRule="auto"/>
+        <w:rPr>
+          <w:sz w:val="24"/>
+          <w:szCs w:val="24"/>
+        </w:rPr>
+      </w:pPr>
+      <w:r>
+        <w:rPr>
+          <w:rtl w:val="0"/>
+        </w:rPr>
+      </w:r>
+    </w:p>
+    <w:p>
+      <w:pPr>
+        <w:spacing w:after="240" w:before="240" w:lineRule="auto"/>
+        <w:rPr>
+          <w:sz w:val="24"/>
+          <w:szCs w:val="24"/>
+        </w:rPr>
+      </w:pPr>
+      <w:r>
+        <w:rPr>
+          <w:rtl w:val="0"/>
+        </w:rPr>
+      </w:r>
+    </w:p>
+    <w:p>
+      <w:pPr>
+        <w:spacing w:after="240" w:before="240" w:lineRule="auto"/>
+        <w:rPr>
+          <w:sz w:val="24"/>
+          <w:szCs w:val="24"/>
+        </w:rPr>
+      </w:pPr>
+      <w:r>
+        <w:rPr>
+          <w:rtl w:val="0"/>
+        </w:rPr>
+      </w:r>
+    </w:p>
+    <w:p>
+      <w:pPr>
+        <w:spacing w:after="240" w:before="240" w:lineRule="auto"/>
         <w:rPr>
           <w:sz w:val="24"/>
           <w:szCs w:val="24"/>
@@ -16551,11 +15671,7 @@
           </w:tcPr>
           <w:p>
             <w:pPr>
-              <w:spacing w:after="80" w:line="276" w:lineRule="auto"/>
-              <w:rPr>
-                <w:sz w:val="28"/>
-                <w:szCs w:val="28"/>
-              </w:rPr>
+              <w:rPr/>
             </w:pPr>
             <w:r>
               <w:rPr>
@@ -16563,7 +15679,7 @@
                 <w:szCs w:val="24"/>
                 <w:rtl w:val="0"/>
               </w:rPr>
-              <w:t xml:space="preserve">10/06/2025 au 22/07/2025</w:t>
+              <w:t xml:space="preserve">09/06/2025 au 11/09/2025</w:t>
             </w:r>
             <w:r>
               <w:rPr>
@@ -16593,7 +15709,7 @@
               <w:rPr>
                 <w:rtl w:val="0"/>
               </w:rPr>
-              <w:t xml:space="preserve">☑ Organisation</w:t>
+              <w:t xml:space="preserve">☐ Organisation</w:t>
             </w:r>
           </w:p>
           <w:p>
@@ -16606,7 +15722,7 @@
               <w:rPr>
                 <w:rtl w:val="0"/>
               </w:rPr>
-              <w:t xml:space="preserve">☐ Centre de formation</w:t>
+              <w:t xml:space="preserve">☑ Centre de formation</w:t>
             </w:r>
           </w:p>
           <w:p>
@@ -16776,13 +15892,15 @@
           </w:tcPr>
           <w:p>
             <w:pPr>
+              <w:widowControl w:val="0"/>
+              <w:spacing w:line="240" w:lineRule="auto"/>
               <w:rPr/>
             </w:pPr>
             <w:r>
               <w:rPr>
                 <w:rtl w:val="0"/>
               </w:rPr>
-              <w:t xml:space="preserve">Mise en place d’un processus d’ON/OFF boarding sur le logiciel SI</w:t>
+              <w:t xml:space="preserve">Création d’un site pour l’association “La Cordée”</w:t>
             </w:r>
           </w:p>
         </w:tc>
@@ -16801,8 +15919,8 @@
           <w:szCs w:val="34"/>
         </w:rPr>
       </w:pPr>
-      <w:bookmarkStart w:colFirst="0" w:colLast="0" w:name="_jhkzfngngesu" w:id="24"/>
-      <w:bookmarkEnd w:id="24"/>
+      <w:bookmarkStart w:colFirst="0" w:colLast="0" w:name="_4kbo3bdqdqcr" w:id="19"/>
+      <w:bookmarkEnd w:id="19"/>
       <w:r>
         <w:rPr>
           <w:b w:val="1"/>
@@ -16811,7 +15929,7 @@
           <w:szCs w:val="34"/>
           <w:rtl w:val="0"/>
         </w:rPr>
-        <w:t xml:space="preserve">Activité 4 – Développement d’un module de gestion d’onboarding et d’offboarding dans un SI interne</w:t>
+        <w:t xml:space="preserve">Activité 3 – Conception et développement d’un site web institutionnel pour l’association La Cordée</w:t>
       </w:r>
     </w:p>
     <w:p>
@@ -16828,8 +15946,8 @@
           <w:szCs w:val="26"/>
         </w:rPr>
       </w:pPr>
-      <w:bookmarkStart w:colFirst="0" w:colLast="0" w:name="_ldvypxq7zujk" w:id="25"/>
-      <w:bookmarkEnd w:id="25"/>
+      <w:bookmarkStart w:colFirst="0" w:colLast="0" w:name="_ymqxtzpqpw" w:id="20"/>
+      <w:bookmarkEnd w:id="20"/>
       <w:r>
         <w:rPr>
           <w:b w:val="1"/>
@@ -16856,7 +15974,7 @@
           <w:szCs w:val="24"/>
           <w:rtl w:val="0"/>
         </w:rPr>
-        <w:t xml:space="preserve">Lors de mon second stage chez Provectio, j’ai participé à la conception d’un module de gestion RH intégré au système d’information interne de l’entreprise. Ce module avait pour but de digitaliser les processus d’entrée et de sortie des collaborateurs.</w:t>
+        <w:t xml:space="preserve">Dans le cadre d’un projet réalisé en collaboration avec une étudiante en BTS Communication, j’ai assuré la conception technique et le développement du site web de l’association La Cordée. Ce projet avait pour objectif de fournir à l’association une vitrine numérique moderne permettant de mettre en avant ses activités et événements.</w:t>
       </w:r>
     </w:p>
     <w:p>
@@ -16873,8 +15991,8 @@
           <w:szCs w:val="26"/>
         </w:rPr>
       </w:pPr>
-      <w:bookmarkStart w:colFirst="0" w:colLast="0" w:name="_jfeips82na5w" w:id="26"/>
-      <w:bookmarkEnd w:id="26"/>
+      <w:bookmarkStart w:colFirst="0" w:colLast="0" w:name="_t8auhtjvzvln" w:id="21"/>
+      <w:bookmarkEnd w:id="21"/>
       <w:r>
         <w:rPr>
           <w:b w:val="1"/>
@@ -16911,7 +16029,7 @@
           <w:szCs w:val="24"/>
           <w:rtl w:val="0"/>
         </w:rPr>
-        <w:t xml:space="preserve"> principal était de centraliser les procédures RH, automatiser certaines tâches administratives et techniques, améliorer le suivi des collaborateurs et fluidifier les échanges entre les différents services impliqués.</w:t>
+        <w:t xml:space="preserve"> principal consistait à concevoir un site moderne, responsive et ergonomique répondant aux besoins fonctionnels de l’association tout en respectant une charte graphique imposée et des contraintes de réalisation définies dans le cadre du concours.</w:t>
       </w:r>
     </w:p>
     <w:p>
@@ -16928,8 +16046,8 @@
           <w:szCs w:val="26"/>
         </w:rPr>
       </w:pPr>
-      <w:bookmarkStart w:colFirst="0" w:colLast="0" w:name="_z69uhs5ox8lt" w:id="27"/>
-      <w:bookmarkEnd w:id="27"/>
+      <w:bookmarkStart w:colFirst="0" w:colLast="0" w:name="_cn8ustg3yjku" w:id="22"/>
+      <w:bookmarkEnd w:id="22"/>
       <w:r>
         <w:rPr>
           <w:b w:val="1"/>
@@ -16956,7 +16074,7 @@
           <w:szCs w:val="24"/>
           <w:rtl w:val="0"/>
         </w:rPr>
-        <w:t xml:space="preserve">Dans un premier temps, j’ai participé à l’analyse fonctionnelle des besoins métier avec les différents services concernés afin d’identifier les informations nécessaires à intégrer dans le processus et les étapes du workflow RH.</w:t>
+        <w:t xml:space="preserve">Le projet a débuté par une phase d’analyse des besoins durant laquelle j’ai étudié les attentes fonctionnelles de l’association ainsi que les besoins utilisateurs finaux. Cela m’a permis de définir une première architecture de navigation et d’identifier les pages principales à concevoir.</w:t>
       </w:r>
     </w:p>
     <w:p>
@@ -16973,7 +16091,7 @@
           <w:szCs w:val="24"/>
           <w:rtl w:val="0"/>
         </w:rPr>
-        <w:t xml:space="preserve">J’ai ensuite développé plusieurs composants React personnalisés permettant de structurer l’interface de saisie des informations nécessaires aux formulaires d’onboarding et d’offboarding. Ces composants incluaient notamment des champs dynamiques, menus déroulants et systèmes de validation conditionnelle.</w:t>
+        <w:t xml:space="preserve">J’ai ensuite réalisé plusieurs maquettes structurelles définissant l’organisation générale du site, la disposition des contenus et les parcours utilisateurs. Cette phase m’a permis de valider la structure du projet avant de débuter le développement.</w:t>
       </w:r>
     </w:p>
     <w:p>
@@ -16990,7 +16108,7 @@
           <w:szCs w:val="24"/>
           <w:rtl w:val="0"/>
         </w:rPr>
-        <w:t xml:space="preserve">En parallèle, j’ai travaillé sur l’intégration back-end de la logique métier via l’API Golang existante, en participant à la liaison entre les formulaires front-end et les endpoints de traitement des données.</w:t>
+        <w:t xml:space="preserve">Le développement technique du site a ensuite été réalisé en HTML, CSS et JavaScript pur afin de respecter les contraintes imposées du concours. J’ai développé plusieurs composants interactifs tels qu’un système de thèmes dynamiques, un carrousel d’images, des widgets de présentation de contenu ainsi qu’un menu responsive adapté aux usages mobiles.</w:t>
       </w:r>
     </w:p>
     <w:p>
@@ -17007,7 +16125,7 @@
           <w:szCs w:val="24"/>
           <w:rtl w:val="0"/>
         </w:rPr>
-        <w:t xml:space="preserve">J’ai également participé à la mise en place d’un système de permissions dynamiques permettant de différencier les droits selon les profils utilisateurs et les rôles des différents services internes.</w:t>
+        <w:t xml:space="preserve">J’ai également intégré un système de stockage local permettant de mémoriser certaines préférences utilisateur liées aux thèmes visuels. L’ensemble du projet a été hébergé sur GitHub Pages afin de permettre des démonstrations régulières et un accès simplifié pour les phases de validation.</w:t>
       </w:r>
     </w:p>
     <w:p>
@@ -17024,11 +16142,171 @@
           <w:szCs w:val="24"/>
           <w:rtl w:val="0"/>
         </w:rPr>
-        <w:t xml:space="preserve">Enfin, j’ai contribué à la mise en place d’une logique de génération de documents PDF et d’automatisation de notifications via email afin de fluidifier les échanges entre services.</w:t>
-      </w:r>
-    </w:p>
-    <w:p>
-      <w:pPr>
+        <w:t xml:space="preserve">En fin de projet, de nouvelles contraintes ont été exprimées par l’association </w:t>
+      </w:r>
+      <w:r>
+        <w:rPr>
+          <w:b w:val="1"/>
+          <w:bCs w:val="1"/>
+          <w:sz w:val="24"/>
+          <w:szCs w:val="24"/>
+          <w:rtl w:val="0"/>
+        </w:rPr>
+        <w:t xml:space="preserve">La Cordée</w:t>
+      </w:r>
+      <w:r>
+        <w:rPr>
+          <w:sz w:val="24"/>
+          <w:szCs w:val="24"/>
+          <w:rtl w:val="0"/>
+        </w:rPr>
+        <w:t xml:space="preserve">, notamment concernant la facilité de gestion future du contenu et la possibilité pour les administrateurs de modifier certaines informations sans intervention technique extérieure. Afin de répondre à ce besoin, j’ai étudié la migration du site vers </w:t>
+      </w:r>
+      <w:r>
+        <w:rPr>
+          <w:b w:val="1"/>
+          <w:bCs w:val="1"/>
+          <w:sz w:val="24"/>
+          <w:szCs w:val="24"/>
+          <w:rtl w:val="0"/>
+        </w:rPr>
+        <w:t xml:space="preserve">WordPress</w:t>
+      </w:r>
+      <w:r>
+        <w:rPr>
+          <w:sz w:val="24"/>
+          <w:szCs w:val="24"/>
+          <w:rtl w:val="0"/>
+        </w:rPr>
+        <w:t xml:space="preserve">, dans le but de proposer une solution plus flexible et plus facilement administrable pour le client final.</w:t>
+      </w:r>
+    </w:p>
+    <w:p>
+      <w:pPr>
+        <w:spacing w:after="240" w:before="240" w:lineRule="auto"/>
+        <w:rPr>
+          <w:sz w:val="24"/>
+          <w:szCs w:val="24"/>
+        </w:rPr>
+      </w:pPr>
+      <w:r>
+        <w:rPr>
+          <w:sz w:val="24"/>
+          <w:szCs w:val="24"/>
+          <w:rtl w:val="0"/>
+        </w:rPr>
+        <w:t xml:space="preserve">Dans le cadre de cette transition, plusieurs méthodes de migration ont été envisagées. La première consistait à reconstruire entièrement le site directement sous WordPress en réécrivant son architecture à l’aide de </w:t>
+      </w:r>
+      <w:r>
+        <w:rPr>
+          <w:b w:val="1"/>
+          <w:bCs w:val="1"/>
+          <w:sz w:val="24"/>
+          <w:szCs w:val="24"/>
+          <w:rtl w:val="0"/>
+        </w:rPr>
+        <w:t xml:space="preserve">PHP</w:t>
+      </w:r>
+      <w:r>
+        <w:rPr>
+          <w:sz w:val="24"/>
+          <w:szCs w:val="24"/>
+          <w:rtl w:val="0"/>
+        </w:rPr>
+        <w:t xml:space="preserve">, </w:t>
+      </w:r>
+      <w:r>
+        <w:rPr>
+          <w:b w:val="1"/>
+          <w:bCs w:val="1"/>
+          <w:sz w:val="24"/>
+          <w:szCs w:val="24"/>
+          <w:rtl w:val="0"/>
+        </w:rPr>
+        <w:t xml:space="preserve">HTML5</w:t>
+      </w:r>
+      <w:r>
+        <w:rPr>
+          <w:sz w:val="24"/>
+          <w:szCs w:val="24"/>
+          <w:rtl w:val="0"/>
+        </w:rPr>
+        <w:t xml:space="preserve"> et </w:t>
+      </w:r>
+      <w:r>
+        <w:rPr>
+          <w:b w:val="1"/>
+          <w:bCs w:val="1"/>
+          <w:sz w:val="24"/>
+          <w:szCs w:val="24"/>
+          <w:rtl w:val="0"/>
+        </w:rPr>
+        <w:t xml:space="preserve">JavaScript</w:t>
+      </w:r>
+      <w:r>
+        <w:rPr>
+          <w:sz w:val="24"/>
+          <w:szCs w:val="24"/>
+          <w:rtl w:val="0"/>
+        </w:rPr>
+        <w:t xml:space="preserve">, tandis que la seconde visait à adapter progressivement le code existant afin de le convertir vers un format compatible avec l’architecture du CMS.</w:t>
+      </w:r>
+    </w:p>
+    <w:p>
+      <w:pPr>
+        <w:spacing w:after="240" w:before="240" w:lineRule="auto"/>
+        <w:rPr>
+          <w:sz w:val="24"/>
+          <w:szCs w:val="24"/>
+        </w:rPr>
+      </w:pPr>
+      <w:r>
+        <w:rPr>
+          <w:sz w:val="24"/>
+          <w:szCs w:val="24"/>
+          <w:rtl w:val="0"/>
+        </w:rPr>
+        <w:t xml:space="preserve">Après analyse, j’ai choisi d’orienter le projet vers l’adaptation du site existant, cette approche permettant de conserver le travail déjà réalisé tout en optimisant le temps de développement. Cette phase m’a conduit à approfondir ma compréhension du fonctionnement interne de WordPress, notamment de son système de templates dynamiques et de sa gestion de contenu.</w:t>
+      </w:r>
+    </w:p>
+    <w:p>
+      <w:pPr>
+        <w:spacing w:after="240" w:before="240" w:lineRule="auto"/>
+        <w:rPr>
+          <w:sz w:val="24"/>
+          <w:szCs w:val="24"/>
+        </w:rPr>
+      </w:pPr>
+      <w:r>
+        <w:rPr>
+          <w:sz w:val="24"/>
+          <w:szCs w:val="24"/>
+          <w:rtl w:val="0"/>
+        </w:rPr>
+        <w:t xml:space="preserve">Afin de faciliter l’intégration des données au sein de cette nouvelle architecture, j’ai également entrepris une restructuration de certaines données du projet en les convertissant vers un format </w:t>
+      </w:r>
+      <w:r>
+        <w:rPr>
+          <w:b w:val="1"/>
+          <w:bCs w:val="1"/>
+          <w:sz w:val="24"/>
+          <w:szCs w:val="24"/>
+          <w:rtl w:val="0"/>
+        </w:rPr>
+        <w:t xml:space="preserve">JSON</w:t>
+      </w:r>
+      <w:r>
+        <w:rPr>
+          <w:sz w:val="24"/>
+          <w:szCs w:val="24"/>
+          <w:rtl w:val="0"/>
+        </w:rPr>
+        <w:t xml:space="preserve">, plus souple et mieux adapté à leur manipulation dans un environnement dynamique. Cette réflexion m’a également amené à étudier différentes méthodes de gestion des activités du site, notamment via une approche JavaScript externe ou une intégration native sous forme de contenus dynamiques WordPress.</w:t>
+      </w:r>
+    </w:p>
+    <w:p>
+      <w:pPr>
+        <w:spacing w:after="240" w:before="240" w:lineRule="auto"/>
         <w:rPr>
           <w:sz w:val="24"/>
           <w:szCs w:val="24"/>
@@ -17059,8 +16337,8 @@
           <w:szCs w:val="26"/>
         </w:rPr>
       </w:pPr>
-      <w:bookmarkStart w:colFirst="0" w:colLast="0" w:name="_grmwjrkzfj7d" w:id="28"/>
-      <w:bookmarkEnd w:id="28"/>
+      <w:bookmarkStart w:colFirst="0" w:colLast="0" w:name="_tw4768nyxyiw" w:id="23"/>
+      <w:bookmarkEnd w:id="23"/>
       <w:r>
         <w:rPr>
           <w:b w:val="1"/>
@@ -17083,424 +16361,101 @@
       </w:pPr>
       <w:r>
         <w:rPr>
-          <w:b w:val="1"/>
-          <w:bCs w:val="1"/>
-          <w:sz w:val="24"/>
-          <w:szCs w:val="24"/>
-          <w:rtl w:val="0"/>
-        </w:rPr>
-        <w:t xml:space="preserve">Cette activité m’a permis</w:t>
-      </w:r>
-      <w:r>
-        <w:rPr>
-          <w:sz w:val="24"/>
-          <w:szCs w:val="24"/>
-          <w:rtl w:val="0"/>
-        </w:rPr>
-        <w:t xml:space="preserve"> de travailler sur un projet full-stack structurant, intégrant logique métier, besoins utilisateurs et contraintes organisationnelles réelles.</w:t>
-      </w:r>
-    </w:p>
-    <w:p>
-      <w:pPr>
-        <w:rPr>
-          <w:sz w:val="24"/>
-          <w:szCs w:val="24"/>
-        </w:rPr>
-      </w:pPr>
-      <w:r>
-        <w:rPr>
-          <w:rtl w:val="0"/>
-        </w:rPr>
-      </w:r>
-    </w:p>
-    <w:p>
-      <w:pPr>
-        <w:rPr>
-          <w:sz w:val="24"/>
-          <w:szCs w:val="24"/>
-        </w:rPr>
-      </w:pPr>
-      <w:r>
-        <w:rPr>
-          <w:rtl w:val="0"/>
-        </w:rPr>
-      </w:r>
-    </w:p>
-    <w:p>
-      <w:pPr>
-        <w:rPr>
-          <w:sz w:val="24"/>
-          <w:szCs w:val="24"/>
-        </w:rPr>
-      </w:pPr>
-      <w:r>
-        <w:rPr>
-          <w:rtl w:val="0"/>
-        </w:rPr>
-      </w:r>
-    </w:p>
-    <w:p>
-      <w:pPr>
-        <w:rPr>
-          <w:sz w:val="24"/>
-          <w:szCs w:val="24"/>
-        </w:rPr>
-      </w:pPr>
-      <w:r>
-        <w:rPr>
-          <w:rtl w:val="0"/>
-        </w:rPr>
-      </w:r>
-    </w:p>
-    <w:p>
-      <w:pPr>
-        <w:rPr>
-          <w:sz w:val="24"/>
-          <w:szCs w:val="24"/>
-        </w:rPr>
-      </w:pPr>
-      <w:r>
-        <w:rPr>
-          <w:rtl w:val="0"/>
-        </w:rPr>
-      </w:r>
-    </w:p>
-    <w:p>
-      <w:pPr>
-        <w:rPr>
-          <w:sz w:val="24"/>
-          <w:szCs w:val="24"/>
-        </w:rPr>
-      </w:pPr>
-      <w:r>
-        <w:rPr>
-          <w:rtl w:val="0"/>
-        </w:rPr>
-      </w:r>
-    </w:p>
-    <w:p>
-      <w:pPr>
-        <w:rPr>
-          <w:sz w:val="24"/>
-          <w:szCs w:val="24"/>
-        </w:rPr>
-      </w:pPr>
-      <w:r>
-        <w:rPr>
-          <w:rtl w:val="0"/>
-        </w:rPr>
-      </w:r>
-    </w:p>
-    <w:p>
-      <w:pPr>
-        <w:rPr>
-          <w:sz w:val="24"/>
-          <w:szCs w:val="24"/>
-        </w:rPr>
-      </w:pPr>
-      <w:r>
-        <w:rPr>
-          <w:rtl w:val="0"/>
-        </w:rPr>
-      </w:r>
-    </w:p>
-    <w:p>
-      <w:pPr>
-        <w:rPr>
-          <w:sz w:val="24"/>
-          <w:szCs w:val="24"/>
-        </w:rPr>
-      </w:pPr>
-      <w:r>
-        <w:rPr>
-          <w:rtl w:val="0"/>
-        </w:rPr>
-      </w:r>
-    </w:p>
-    <w:p>
-      <w:pPr>
-        <w:rPr>
-          <w:sz w:val="24"/>
-          <w:szCs w:val="24"/>
-        </w:rPr>
-      </w:pPr>
-      <w:r>
-        <w:rPr>
-          <w:rtl w:val="0"/>
-        </w:rPr>
-      </w:r>
-    </w:p>
-    <w:p>
-      <w:pPr>
-        <w:rPr>
-          <w:sz w:val="24"/>
-          <w:szCs w:val="24"/>
-        </w:rPr>
-      </w:pPr>
-      <w:r>
-        <w:rPr>
-          <w:rtl w:val="0"/>
-        </w:rPr>
-      </w:r>
-    </w:p>
-    <w:p>
-      <w:pPr>
-        <w:rPr>
-          <w:sz w:val="24"/>
-          <w:szCs w:val="24"/>
-        </w:rPr>
-      </w:pPr>
-      <w:r>
-        <w:rPr>
-          <w:rtl w:val="0"/>
-        </w:rPr>
-      </w:r>
-    </w:p>
-    <w:p>
-      <w:pPr>
-        <w:rPr>
-          <w:sz w:val="24"/>
-          <w:szCs w:val="24"/>
-        </w:rPr>
-      </w:pPr>
-      <w:r>
-        <w:rPr>
-          <w:rtl w:val="0"/>
-        </w:rPr>
-      </w:r>
-    </w:p>
-    <w:p>
-      <w:pPr>
-        <w:rPr>
-          <w:sz w:val="24"/>
-          <w:szCs w:val="24"/>
-        </w:rPr>
-      </w:pPr>
-      <w:r>
-        <w:rPr>
-          <w:rtl w:val="0"/>
-        </w:rPr>
-      </w:r>
-    </w:p>
-    <w:p>
-      <w:pPr>
-        <w:rPr>
-          <w:sz w:val="24"/>
-          <w:szCs w:val="24"/>
-        </w:rPr>
-      </w:pPr>
-      <w:r>
-        <w:rPr>
-          <w:rtl w:val="0"/>
-        </w:rPr>
-      </w:r>
-    </w:p>
-    <w:p>
-      <w:pPr>
-        <w:rPr>
-          <w:sz w:val="24"/>
-          <w:szCs w:val="24"/>
-        </w:rPr>
-      </w:pPr>
-      <w:r>
-        <w:rPr>
-          <w:rtl w:val="0"/>
-        </w:rPr>
-      </w:r>
-    </w:p>
-    <w:p>
-      <w:pPr>
-        <w:rPr>
-          <w:sz w:val="24"/>
-          <w:szCs w:val="24"/>
-        </w:rPr>
-      </w:pPr>
-      <w:r>
-        <w:rPr>
-          <w:rtl w:val="0"/>
-        </w:rPr>
-      </w:r>
-    </w:p>
-    <w:p>
-      <w:pPr>
-        <w:rPr>
-          <w:sz w:val="24"/>
-          <w:szCs w:val="24"/>
-        </w:rPr>
-      </w:pPr>
-      <w:r>
-        <w:rPr>
-          <w:rtl w:val="0"/>
-        </w:rPr>
-      </w:r>
-    </w:p>
-    <w:p>
-      <w:pPr>
-        <w:rPr>
-          <w:sz w:val="24"/>
-          <w:szCs w:val="24"/>
-        </w:rPr>
-      </w:pPr>
-      <w:r>
-        <w:rPr>
-          <w:rtl w:val="0"/>
-        </w:rPr>
-      </w:r>
-    </w:p>
-    <w:p>
-      <w:pPr>
-        <w:rPr>
-          <w:sz w:val="24"/>
-          <w:szCs w:val="24"/>
-        </w:rPr>
-      </w:pPr>
-      <w:r>
-        <w:rPr>
-          <w:rtl w:val="0"/>
-        </w:rPr>
-      </w:r>
-    </w:p>
-    <w:p>
-      <w:pPr>
-        <w:rPr>
-          <w:sz w:val="24"/>
-          <w:szCs w:val="24"/>
-        </w:rPr>
-      </w:pPr>
-      <w:r>
-        <w:rPr>
-          <w:rtl w:val="0"/>
-        </w:rPr>
-      </w:r>
-    </w:p>
-    <w:p>
-      <w:pPr>
-        <w:rPr>
-          <w:sz w:val="24"/>
-          <w:szCs w:val="24"/>
-        </w:rPr>
-      </w:pPr>
-      <w:r>
-        <w:rPr>
-          <w:rtl w:val="0"/>
-        </w:rPr>
-      </w:r>
-    </w:p>
-    <w:p>
-      <w:pPr>
-        <w:rPr>
-          <w:sz w:val="24"/>
-          <w:szCs w:val="24"/>
-        </w:rPr>
-      </w:pPr>
-      <w:r>
-        <w:rPr>
-          <w:rtl w:val="0"/>
-        </w:rPr>
-      </w:r>
-    </w:p>
-    <w:p>
-      <w:pPr>
-        <w:rPr>
-          <w:sz w:val="24"/>
-          <w:szCs w:val="24"/>
-        </w:rPr>
-      </w:pPr>
-      <w:r>
-        <w:rPr>
-          <w:rtl w:val="0"/>
-        </w:rPr>
-      </w:r>
-    </w:p>
-    <w:p>
-      <w:pPr>
-        <w:rPr>
-          <w:sz w:val="24"/>
-          <w:szCs w:val="24"/>
-        </w:rPr>
-      </w:pPr>
-      <w:r>
-        <w:rPr>
-          <w:rtl w:val="0"/>
-        </w:rPr>
-      </w:r>
-    </w:p>
-    <w:p>
-      <w:pPr>
-        <w:rPr>
-          <w:sz w:val="24"/>
-          <w:szCs w:val="24"/>
-        </w:rPr>
-      </w:pPr>
-      <w:r>
-        <w:rPr>
-          <w:rtl w:val="0"/>
-        </w:rPr>
-      </w:r>
-    </w:p>
-    <w:p>
-      <w:pPr>
-        <w:rPr>
-          <w:sz w:val="24"/>
-          <w:szCs w:val="24"/>
-        </w:rPr>
-      </w:pPr>
-      <w:r>
-        <w:rPr>
-          <w:rtl w:val="0"/>
-        </w:rPr>
-      </w:r>
-    </w:p>
-    <w:p>
-      <w:pPr>
-        <w:rPr>
-          <w:sz w:val="24"/>
-          <w:szCs w:val="24"/>
-        </w:rPr>
-      </w:pPr>
-      <w:r>
-        <w:rPr>
-          <w:rtl w:val="0"/>
-        </w:rPr>
-      </w:r>
-    </w:p>
-    <w:p>
-      <w:pPr>
-        <w:rPr>
-          <w:sz w:val="24"/>
-          <w:szCs w:val="24"/>
-        </w:rPr>
-      </w:pPr>
-      <w:r>
-        <w:rPr>
-          <w:rtl w:val="0"/>
-        </w:rPr>
-      </w:r>
-    </w:p>
-    <w:p>
-      <w:pPr>
-        <w:rPr>
-          <w:sz w:val="24"/>
-          <w:szCs w:val="24"/>
-        </w:rPr>
-      </w:pPr>
-      <w:r>
-        <w:rPr>
-          <w:rtl w:val="0"/>
-        </w:rPr>
-      </w:r>
-    </w:p>
-    <w:p>
-      <w:pPr>
-        <w:rPr>
-          <w:sz w:val="24"/>
-          <w:szCs w:val="24"/>
-        </w:rPr>
-      </w:pPr>
-      <w:r>
-        <w:rPr>
-          <w:rtl w:val="0"/>
-        </w:rPr>
+          <w:sz w:val="24"/>
+          <w:szCs w:val="24"/>
+          <w:rtl w:val="0"/>
+        </w:rPr>
+        <w:t xml:space="preserve">Cette activité m’a permis de développer mes compétences en </w:t>
+      </w:r>
+      <w:r>
+        <w:rPr>
+          <w:b w:val="1"/>
+          <w:bCs w:val="1"/>
+          <w:sz w:val="24"/>
+          <w:szCs w:val="24"/>
+          <w:rtl w:val="0"/>
+        </w:rPr>
+        <w:t xml:space="preserve">développement front-end</w:t>
+      </w:r>
+      <w:r>
+        <w:rPr>
+          <w:sz w:val="24"/>
+          <w:szCs w:val="24"/>
+          <w:rtl w:val="0"/>
+        </w:rPr>
+        <w:t xml:space="preserve">, en </w:t>
+      </w:r>
+      <w:r>
+        <w:rPr>
+          <w:b w:val="1"/>
+          <w:bCs w:val="1"/>
+          <w:sz w:val="24"/>
+          <w:szCs w:val="24"/>
+          <w:rtl w:val="0"/>
+        </w:rPr>
+        <w:t xml:space="preserve">UX/UI design</w:t>
+      </w:r>
+      <w:r>
+        <w:rPr>
+          <w:sz w:val="24"/>
+          <w:szCs w:val="24"/>
+          <w:rtl w:val="0"/>
+        </w:rPr>
+        <w:t xml:space="preserve">, en </w:t>
+      </w:r>
+      <w:r>
+        <w:rPr>
+          <w:b w:val="1"/>
+          <w:bCs w:val="1"/>
+          <w:sz w:val="24"/>
+          <w:szCs w:val="24"/>
+          <w:rtl w:val="0"/>
+        </w:rPr>
+        <w:t xml:space="preserve">gestion de projet web</w:t>
+      </w:r>
+      <w:r>
+        <w:rPr>
+          <w:sz w:val="24"/>
+          <w:szCs w:val="24"/>
+          <w:rtl w:val="0"/>
+        </w:rPr>
+        <w:t xml:space="preserve"> ainsi qu’en </w:t>
+      </w:r>
+      <w:r>
+        <w:rPr>
+          <w:b w:val="1"/>
+          <w:bCs w:val="1"/>
+          <w:sz w:val="24"/>
+          <w:szCs w:val="24"/>
+          <w:rtl w:val="0"/>
+        </w:rPr>
+        <w:t xml:space="preserve">adaptation technique à un besoin client réel</w:t>
+      </w:r>
+      <w:r>
+        <w:rPr>
+          <w:sz w:val="24"/>
+          <w:szCs w:val="24"/>
+          <w:rtl w:val="0"/>
+        </w:rPr>
+        <w:t xml:space="preserve">. Elle m’a également permis d’approfondir ma compréhension des problématiques de migration d’un site statique vers un environnement dynamique, tout en découvrant le fonctionnement d’un </w:t>
+      </w:r>
+      <w:r>
+        <w:rPr>
+          <w:b w:val="1"/>
+          <w:bCs w:val="1"/>
+          <w:sz w:val="24"/>
+          <w:szCs w:val="24"/>
+          <w:rtl w:val="0"/>
+        </w:rPr>
+        <w:t xml:space="preserve">CMS professionnel</w:t>
+      </w:r>
+      <w:r>
+        <w:rPr>
+          <w:sz w:val="24"/>
+          <w:szCs w:val="24"/>
+          <w:rtl w:val="0"/>
+        </w:rPr>
+        <w:t xml:space="preserve"> tel que WordPress et les enjeux liés à l’organisation des données dans une architecture web administrable.</w:t>
       </w:r>
     </w:p>
     <w:p>
@@ -17939,7 +16894,7 @@
               <w:rPr>
                 <w:rtl w:val="0"/>
               </w:rPr>
-              <w:t xml:space="preserve">Redesign d’une page HTML et génération de PDF cyber pour le SOC/NOC</w:t>
+              <w:t xml:space="preserve">Mise en place d’un processus d’ON/OFF boarding sur le logiciel SI</w:t>
             </w:r>
           </w:p>
         </w:tc>
@@ -17958,8 +16913,8 @@
           <w:szCs w:val="34"/>
         </w:rPr>
       </w:pPr>
-      <w:bookmarkStart w:colFirst="0" w:colLast="0" w:name="_4rs2lib1x2v9" w:id="29"/>
-      <w:bookmarkEnd w:id="29"/>
+      <w:bookmarkStart w:colFirst="0" w:colLast="0" w:name="_jhkzfngngesu" w:id="24"/>
+      <w:bookmarkEnd w:id="24"/>
       <w:r>
         <w:rPr>
           <w:b w:val="1"/>
@@ -17968,7 +16923,7 @@
           <w:szCs w:val="34"/>
           <w:rtl w:val="0"/>
         </w:rPr>
-        <w:t xml:space="preserve">Activité 5 – Refonte et industrialisation d’un générateur de rapports PDF cybersécurité</w:t>
+        <w:t xml:space="preserve">Activité 4 – Développement d’un module de gestion d’onboarding et d’offboarding dans un SI interne</w:t>
       </w:r>
     </w:p>
     <w:p>
@@ -17985,8 +16940,8 @@
           <w:szCs w:val="26"/>
         </w:rPr>
       </w:pPr>
-      <w:bookmarkStart w:colFirst="0" w:colLast="0" w:name="_q6fijbs4wrug" w:id="30"/>
-      <w:bookmarkEnd w:id="30"/>
+      <w:bookmarkStart w:colFirst="0" w:colLast="0" w:name="_ldvypxq7zujk" w:id="25"/>
+      <w:bookmarkEnd w:id="25"/>
       <w:r>
         <w:rPr>
           <w:b w:val="1"/>
@@ -18013,7 +16968,7 @@
           <w:szCs w:val="24"/>
           <w:rtl w:val="0"/>
         </w:rPr>
-        <w:t xml:space="preserve">Lors de mes stages chez Provectio, j’ai participé à la modernisation d’un outil de génération de rapports PDF cyber utilisé dans le cadre des prestations de cybersécurité proposées par l’entreprise.</w:t>
+        <w:t xml:space="preserve">Lors de mon second stage chez Provectio, j’ai participé à la conception d’un module de gestion RH intégré au système d’information interne de l’entreprise. Ce module avait pour but de digitaliser les processus d’entrée et de sortie des collaborateurs.</w:t>
       </w:r>
     </w:p>
     <w:p>
@@ -18030,8 +16985,8 @@
           <w:szCs w:val="26"/>
         </w:rPr>
       </w:pPr>
-      <w:bookmarkStart w:colFirst="0" w:colLast="0" w:name="_5i8zayil5d7s" w:id="31"/>
-      <w:bookmarkEnd w:id="31"/>
+      <w:bookmarkStart w:colFirst="0" w:colLast="0" w:name="_jfeips82na5w" w:id="26"/>
+      <w:bookmarkEnd w:id="26"/>
       <w:r>
         <w:rPr>
           <w:b w:val="1"/>
@@ -18054,11 +17009,21 @@
       </w:pPr>
       <w:r>
         <w:rPr>
-          <w:sz w:val="24"/>
-          <w:szCs w:val="24"/>
-          <w:rtl w:val="0"/>
-        </w:rPr>
-        <w:t xml:space="preserve">Le projet visait à restructurer un ancien système statique difficilement maintenable, améliorer sa lisibilité, moderniser sa structure et automatiser sa génération documentaire.</w:t>
+          <w:b w:val="1"/>
+          <w:bCs w:val="1"/>
+          <w:sz w:val="24"/>
+          <w:szCs w:val="24"/>
+          <w:rtl w:val="0"/>
+        </w:rPr>
+        <w:t xml:space="preserve">L’objectif</w:t>
+      </w:r>
+      <w:r>
+        <w:rPr>
+          <w:sz w:val="24"/>
+          <w:szCs w:val="24"/>
+          <w:rtl w:val="0"/>
+        </w:rPr>
+        <w:t xml:space="preserve"> principal était de centraliser les procédures RH, automatiser certaines tâches administratives et techniques, améliorer le suivi des collaborateurs et fluidifier les échanges entre les différents services impliqués.</w:t>
       </w:r>
     </w:p>
     <w:p>
@@ -18075,8 +17040,8 @@
           <w:szCs w:val="26"/>
         </w:rPr>
       </w:pPr>
-      <w:bookmarkStart w:colFirst="0" w:colLast="0" w:name="_ki1vx6ok7svb" w:id="32"/>
-      <w:bookmarkEnd w:id="32"/>
+      <w:bookmarkStart w:colFirst="0" w:colLast="0" w:name="_z69uhs5ox8lt" w:id="27"/>
+      <w:bookmarkEnd w:id="27"/>
       <w:r>
         <w:rPr>
           <w:b w:val="1"/>
@@ -18103,7 +17068,7 @@
           <w:szCs w:val="24"/>
           <w:rtl w:val="0"/>
         </w:rPr>
-        <w:t xml:space="preserve">J’ai commencé par reprendre un ancien template HTML/CSS d’environ 2000 lignes afin d’en effectuer un refactoring complet. Mon objectif était de restructurer totalement la logique de mise en page et de réduire drastiquement la complexité du code existant.</w:t>
+        <w:t xml:space="preserve">Dans un premier temps, j’ai participé à l’analyse fonctionnelle des besoins métier avec les différents services concernés afin d’identifier les informations nécessaires à intégrer dans le processus et les étapes du workflow RH.</w:t>
       </w:r>
     </w:p>
     <w:p>
@@ -18120,7 +17085,7 @@
           <w:szCs w:val="24"/>
           <w:rtl w:val="0"/>
         </w:rPr>
-        <w:t xml:space="preserve">Pour cela, j’ai reconstruit la structure sur une architecture plus moderne en migrant les styles vers Tailwind CSS et en factorisant les blocs répétitifs en composants réutilisables.</w:t>
+        <w:t xml:space="preserve">J’ai ensuite développé plusieurs composants React personnalisés permettant de structurer l’interface de saisie des informations nécessaires aux formulaires d’onboarding et d’offboarding. Ces composants incluaient notamment des champs dynamiques, menus déroulants et systèmes de validation conditionnelle.</w:t>
       </w:r>
     </w:p>
     <w:p>
@@ -18137,7 +17102,7 @@
           <w:szCs w:val="24"/>
           <w:rtl w:val="0"/>
         </w:rPr>
-        <w:t xml:space="preserve">Une fois cette refonte réalisée, j’ai participé à l’intégration du nouveau système dans le logiciel SI interne de l’entreprise. Cela impliquait de connecter les données issues de l’API back-end au front-end React afin de générer dynamiquement les contenus du rapport.</w:t>
+        <w:t xml:space="preserve">En parallèle, j’ai travaillé sur l’intégration back-end de la logique métier via l’API Golang existante, en participant à la liaison entre les formulaires front-end et les endpoints de traitement des données.</w:t>
       </w:r>
     </w:p>
     <w:p>
@@ -18154,7 +17119,7 @@
           <w:szCs w:val="24"/>
           <w:rtl w:val="0"/>
         </w:rPr>
-        <w:t xml:space="preserve">J’ai développé plusieurs composants supplémentaires tels que barres de progression, checklists dynamiques, blocs de validation et systèmes de permissions conditionnelles selon les rôles utilisateurs.</w:t>
+        <w:t xml:space="preserve">J’ai également participé à la mise en place d’un système de permissions dynamiques permettant de différencier les droits selon les profils utilisateurs et les rôles des différents services internes.</w:t>
       </w:r>
     </w:p>
     <w:p>
@@ -18171,7 +17136,7 @@
           <w:szCs w:val="24"/>
           <w:rtl w:val="0"/>
         </w:rPr>
-        <w:t xml:space="preserve">Enfin, j’ai participé à l’intégration du système React PDF afin d’automatiser la génération et l’export des rapports au format PDF.</w:t>
+        <w:t xml:space="preserve">Enfin, j’ai contribué à la mise en place d’une logique de génération de documents PDF et d’automatisation de notifications via email afin de fluidifier les échanges entre services.</w:t>
       </w:r>
     </w:p>
     <w:p>
@@ -18206,8 +17171,8 @@
           <w:szCs w:val="26"/>
         </w:rPr>
       </w:pPr>
-      <w:bookmarkStart w:colFirst="0" w:colLast="0" w:name="_awx8jrh9ktdv" w:id="33"/>
-      <w:bookmarkEnd w:id="33"/>
+      <w:bookmarkStart w:colFirst="0" w:colLast="0" w:name="_grmwjrkzfj7d" w:id="28"/>
+      <w:bookmarkEnd w:id="28"/>
       <w:r>
         <w:rPr>
           <w:b w:val="1"/>
@@ -18244,7 +17209,7 @@
           <w:szCs w:val="24"/>
           <w:rtl w:val="0"/>
         </w:rPr>
-        <w:t xml:space="preserve"> d’acquérir une forte expérience en refactoring, en industrialisation de projet et en automatisation de génération documentaire professionnelle.</w:t>
+        <w:t xml:space="preserve"> de travailler sur un projet full-stack structurant, intégrant logique métier, besoins utilisateurs et contraintes organisationnelles réelles.</w:t>
       </w:r>
     </w:p>
     <w:p>
@@ -18857,8 +17822,8 @@
             <w:pPr>
               <w:spacing w:after="80" w:line="276" w:lineRule="auto"/>
               <w:rPr>
-                <w:sz w:val="34"/>
-                <w:szCs w:val="34"/>
+                <w:sz w:val="28"/>
+                <w:szCs w:val="28"/>
               </w:rPr>
             </w:pPr>
             <w:r>
@@ -18867,7 +17832,7 @@
                 <w:szCs w:val="24"/>
                 <w:rtl w:val="0"/>
               </w:rPr>
-              <w:t xml:space="preserve">12/01/2026 au 12/03/2026</w:t>
+              <w:t xml:space="preserve">10/06/2025 au 22/07/2025</w:t>
             </w:r>
             <w:r>
               <w:rPr>
@@ -18897,7 +17862,7 @@
               <w:rPr>
                 <w:rtl w:val="0"/>
               </w:rPr>
-              <w:t xml:space="preserve">☐ Organisation</w:t>
+              <w:t xml:space="preserve">☑ Organisation</w:t>
             </w:r>
           </w:p>
           <w:p>
@@ -18910,7 +17875,7 @@
               <w:rPr>
                 <w:rtl w:val="0"/>
               </w:rPr>
-              <w:t xml:space="preserve">☑  Centre de formation</w:t>
+              <w:t xml:space="preserve">☐ Centre de formation</w:t>
             </w:r>
           </w:p>
           <w:p>
@@ -19086,7 +18051,7 @@
               <w:rPr>
                 <w:rtl w:val="0"/>
               </w:rPr>
-              <w:t xml:space="preserve">Projet Mycelius : création d’un wiki d’entreprise</w:t>
+              <w:t xml:space="preserve">Redesign d’une page HTML et génération de PDF cyber pour le SOC/NOC</w:t>
             </w:r>
           </w:p>
         </w:tc>
@@ -19105,8 +18070,8 @@
           <w:szCs w:val="34"/>
         </w:rPr>
       </w:pPr>
-      <w:bookmarkStart w:colFirst="0" w:colLast="0" w:name="_pvl6cjmgzh2f" w:id="34"/>
-      <w:bookmarkEnd w:id="34"/>
+      <w:bookmarkStart w:colFirst="0" w:colLast="0" w:name="_4rs2lib1x2v9" w:id="29"/>
+      <w:bookmarkEnd w:id="29"/>
       <w:r>
         <w:rPr>
           <w:b w:val="1"/>
@@ -19115,7 +18080,7 @@
           <w:szCs w:val="34"/>
           <w:rtl w:val="0"/>
         </w:rPr>
-        <w:t xml:space="preserve">Activité 6 – Projet Mycelius : création d’un wiki d’entreprise collaboratif</w:t>
+        <w:t xml:space="preserve">Activité 5 – Refonte et industrialisation d’un générateur de rapports PDF cybersécurité</w:t>
       </w:r>
     </w:p>
     <w:p>
@@ -19132,8 +18097,8 @@
           <w:szCs w:val="26"/>
         </w:rPr>
       </w:pPr>
-      <w:bookmarkStart w:colFirst="0" w:colLast="0" w:name="_gc9satmzc5dd" w:id="35"/>
-      <w:bookmarkEnd w:id="35"/>
+      <w:bookmarkStart w:colFirst="0" w:colLast="0" w:name="_q6fijbs4wrug" w:id="30"/>
+      <w:bookmarkEnd w:id="30"/>
       <w:r>
         <w:rPr>
           <w:b w:val="1"/>
@@ -19160,7 +18125,7 @@
           <w:szCs w:val="24"/>
           <w:rtl w:val="0"/>
         </w:rPr>
-        <w:t xml:space="preserve">Dans le cadre de ma seconde année de BTS SIO, j’ai participé au projet Mycelius visant à concevoir un wiki collaboratif destiné à centraliser la documentation technique et organisationnelle d’une entreprise simulée.</w:t>
+        <w:t xml:space="preserve">Lors de mes stages chez Provectio, j’ai participé à la modernisation d’un outil de génération de rapports PDF cyber utilisé dans le cadre des prestations de cybersécurité proposées par l’entreprise.</w:t>
       </w:r>
     </w:p>
     <w:p>
@@ -19177,8 +18142,8 @@
           <w:szCs w:val="26"/>
         </w:rPr>
       </w:pPr>
-      <w:bookmarkStart w:colFirst="0" w:colLast="0" w:name="_n6ktr07kqfsk" w:id="36"/>
-      <w:bookmarkEnd w:id="36"/>
+      <w:bookmarkStart w:colFirst="0" w:colLast="0" w:name="_5i8zayil5d7s" w:id="31"/>
+      <w:bookmarkEnd w:id="31"/>
       <w:r>
         <w:rPr>
           <w:b w:val="1"/>
@@ -19205,7 +18170,7 @@
           <w:szCs w:val="24"/>
           <w:rtl w:val="0"/>
         </w:rPr>
-        <w:t xml:space="preserve">Le projet avait pour objectif d’améliorer la centralisation documentaire, faciliter la transmission des connaissances internes et proposer un espace de documentation collaboratif structuré.</w:t>
+        <w:t xml:space="preserve">Le projet visait à restructurer un ancien système statique difficilement maintenable, améliorer sa lisibilité, moderniser sa structure et automatiser sa génération documentaire.</w:t>
       </w:r>
     </w:p>
     <w:p>
@@ -19222,8 +18187,8 @@
           <w:szCs w:val="26"/>
         </w:rPr>
       </w:pPr>
-      <w:bookmarkStart w:colFirst="0" w:colLast="0" w:name="_2uqp9q75krbl" w:id="37"/>
-      <w:bookmarkEnd w:id="37"/>
+      <w:bookmarkStart w:colFirst="0" w:colLast="0" w:name="_ki1vx6ok7svb" w:id="32"/>
+      <w:bookmarkEnd w:id="32"/>
       <w:r>
         <w:rPr>
           <w:b w:val="1"/>
@@ -19250,7 +18215,7 @@
           <w:szCs w:val="24"/>
           <w:rtl w:val="0"/>
         </w:rPr>
-        <w:t xml:space="preserve">J’ai participé à la conception de l’architecture documentaire globale en définissant la structure des différentes catégories de contenu, la hiérarchisation des rubriques ainsi que la logique de navigation générale.</w:t>
+        <w:t xml:space="preserve">J’ai commencé par reprendre un ancien template HTML/CSS d’environ 2000 lignes afin d’en effectuer un refactoring complet. Mon objectif était de restructurer totalement la logique de mise en page et de réduire drastiquement la complexité du code existant.</w:t>
       </w:r>
     </w:p>
     <w:p>
@@ -19267,7 +18232,7 @@
           <w:szCs w:val="24"/>
           <w:rtl w:val="0"/>
         </w:rPr>
-        <w:t xml:space="preserve">J’ai également travaillé sur la structuration de la navigation utilisateur afin d’assurer un accès rapide et intuitif aux ressources documentaires.</w:t>
+        <w:t xml:space="preserve">Pour cela, j’ai reconstruit la structure sur une architecture plus moderne en migrant les styles vers Tailwind CSS et en factorisant les blocs répétitifs en composants réutilisables.</w:t>
       </w:r>
     </w:p>
     <w:p>
@@ -19284,7 +18249,41 @@
           <w:szCs w:val="24"/>
           <w:rtl w:val="0"/>
         </w:rPr>
-        <w:t xml:space="preserve">Une réflexion a également été menée sur la gestion des droits d’accès, la segmentation des niveaux de consultation et la structuration des contenus collaboratifs.</w:t>
+        <w:t xml:space="preserve">Une fois cette refonte réalisée, j’ai participé à l’intégration du nouveau système dans le logiciel SI interne de l’entreprise. Cela impliquait de connecter les données issues de l’API back-end au front-end React afin de générer dynamiquement les contenus du rapport.</w:t>
+      </w:r>
+    </w:p>
+    <w:p>
+      <w:pPr>
+        <w:spacing w:after="240" w:before="240" w:lineRule="auto"/>
+        <w:rPr>
+          <w:sz w:val="24"/>
+          <w:szCs w:val="24"/>
+        </w:rPr>
+      </w:pPr>
+      <w:r>
+        <w:rPr>
+          <w:sz w:val="24"/>
+          <w:szCs w:val="24"/>
+          <w:rtl w:val="0"/>
+        </w:rPr>
+        <w:t xml:space="preserve">J’ai développé plusieurs composants supplémentaires tels que barres de progression, checklists dynamiques, blocs de validation et systèmes de permissions conditionnelles selon les rôles utilisateurs.</w:t>
+      </w:r>
+    </w:p>
+    <w:p>
+      <w:pPr>
+        <w:spacing w:after="240" w:before="240" w:lineRule="auto"/>
+        <w:rPr>
+          <w:sz w:val="24"/>
+          <w:szCs w:val="24"/>
+        </w:rPr>
+      </w:pPr>
+      <w:r>
+        <w:rPr>
+          <w:sz w:val="24"/>
+          <w:szCs w:val="24"/>
+          <w:rtl w:val="0"/>
+        </w:rPr>
+        <w:t xml:space="preserve">Enfin, j’ai participé à l’intégration du système React PDF afin d’automatiser la génération et l’export des rapports au format PDF.</w:t>
       </w:r>
     </w:p>
     <w:p>
@@ -19319,8 +18318,8 @@
           <w:szCs w:val="26"/>
         </w:rPr>
       </w:pPr>
-      <w:bookmarkStart w:colFirst="0" w:colLast="0" w:name="_84vqbapzoagj" w:id="38"/>
-      <w:bookmarkEnd w:id="38"/>
+      <w:bookmarkStart w:colFirst="0" w:colLast="0" w:name="_awx8jrh9ktdv" w:id="33"/>
+      <w:bookmarkEnd w:id="33"/>
       <w:r>
         <w:rPr>
           <w:b w:val="1"/>
@@ -19357,7 +18356,410 @@
           <w:szCs w:val="24"/>
           <w:rtl w:val="0"/>
         </w:rPr>
-        <w:t xml:space="preserve"> de développer mes compétences en structuration documentaire, en UX documentaire et en organisation de contenu collaboratif.</w:t>
+        <w:t xml:space="preserve"> d’acquérir une forte expérience en refactoring, en industrialisation de projet et en automatisation de génération documentaire professionnelle.</w:t>
+      </w:r>
+    </w:p>
+    <w:p>
+      <w:pPr>
+        <w:rPr>
+          <w:sz w:val="24"/>
+          <w:szCs w:val="24"/>
+        </w:rPr>
+      </w:pPr>
+      <w:r>
+        <w:rPr>
+          <w:rtl w:val="0"/>
+        </w:rPr>
+      </w:r>
+    </w:p>
+    <w:p>
+      <w:pPr>
+        <w:rPr>
+          <w:sz w:val="24"/>
+          <w:szCs w:val="24"/>
+        </w:rPr>
+      </w:pPr>
+      <w:r>
+        <w:rPr>
+          <w:rtl w:val="0"/>
+        </w:rPr>
+      </w:r>
+    </w:p>
+    <w:p>
+      <w:pPr>
+        <w:rPr>
+          <w:sz w:val="24"/>
+          <w:szCs w:val="24"/>
+        </w:rPr>
+      </w:pPr>
+      <w:r>
+        <w:rPr>
+          <w:rtl w:val="0"/>
+        </w:rPr>
+      </w:r>
+    </w:p>
+    <w:p>
+      <w:pPr>
+        <w:rPr>
+          <w:sz w:val="24"/>
+          <w:szCs w:val="24"/>
+        </w:rPr>
+      </w:pPr>
+      <w:r>
+        <w:rPr>
+          <w:rtl w:val="0"/>
+        </w:rPr>
+      </w:r>
+    </w:p>
+    <w:p>
+      <w:pPr>
+        <w:rPr>
+          <w:sz w:val="24"/>
+          <w:szCs w:val="24"/>
+        </w:rPr>
+      </w:pPr>
+      <w:r>
+        <w:rPr>
+          <w:rtl w:val="0"/>
+        </w:rPr>
+      </w:r>
+    </w:p>
+    <w:p>
+      <w:pPr>
+        <w:rPr>
+          <w:sz w:val="24"/>
+          <w:szCs w:val="24"/>
+        </w:rPr>
+      </w:pPr>
+      <w:r>
+        <w:rPr>
+          <w:rtl w:val="0"/>
+        </w:rPr>
+      </w:r>
+    </w:p>
+    <w:p>
+      <w:pPr>
+        <w:rPr>
+          <w:sz w:val="24"/>
+          <w:szCs w:val="24"/>
+        </w:rPr>
+      </w:pPr>
+      <w:r>
+        <w:rPr>
+          <w:rtl w:val="0"/>
+        </w:rPr>
+      </w:r>
+    </w:p>
+    <w:p>
+      <w:pPr>
+        <w:rPr>
+          <w:sz w:val="24"/>
+          <w:szCs w:val="24"/>
+        </w:rPr>
+      </w:pPr>
+      <w:r>
+        <w:rPr>
+          <w:rtl w:val="0"/>
+        </w:rPr>
+      </w:r>
+    </w:p>
+    <w:p>
+      <w:pPr>
+        <w:rPr>
+          <w:sz w:val="24"/>
+          <w:szCs w:val="24"/>
+        </w:rPr>
+      </w:pPr>
+      <w:r>
+        <w:rPr>
+          <w:rtl w:val="0"/>
+        </w:rPr>
+      </w:r>
+    </w:p>
+    <w:p>
+      <w:pPr>
+        <w:rPr>
+          <w:sz w:val="24"/>
+          <w:szCs w:val="24"/>
+        </w:rPr>
+      </w:pPr>
+      <w:r>
+        <w:rPr>
+          <w:rtl w:val="0"/>
+        </w:rPr>
+      </w:r>
+    </w:p>
+    <w:p>
+      <w:pPr>
+        <w:rPr>
+          <w:sz w:val="24"/>
+          <w:szCs w:val="24"/>
+        </w:rPr>
+      </w:pPr>
+      <w:r>
+        <w:rPr>
+          <w:rtl w:val="0"/>
+        </w:rPr>
+      </w:r>
+    </w:p>
+    <w:p>
+      <w:pPr>
+        <w:rPr>
+          <w:sz w:val="24"/>
+          <w:szCs w:val="24"/>
+        </w:rPr>
+      </w:pPr>
+      <w:r>
+        <w:rPr>
+          <w:rtl w:val="0"/>
+        </w:rPr>
+      </w:r>
+    </w:p>
+    <w:p>
+      <w:pPr>
+        <w:rPr>
+          <w:sz w:val="24"/>
+          <w:szCs w:val="24"/>
+        </w:rPr>
+      </w:pPr>
+      <w:r>
+        <w:rPr>
+          <w:rtl w:val="0"/>
+        </w:rPr>
+      </w:r>
+    </w:p>
+    <w:p>
+      <w:pPr>
+        <w:rPr>
+          <w:sz w:val="24"/>
+          <w:szCs w:val="24"/>
+        </w:rPr>
+      </w:pPr>
+      <w:r>
+        <w:rPr>
+          <w:rtl w:val="0"/>
+        </w:rPr>
+      </w:r>
+    </w:p>
+    <w:p>
+      <w:pPr>
+        <w:rPr>
+          <w:sz w:val="24"/>
+          <w:szCs w:val="24"/>
+        </w:rPr>
+      </w:pPr>
+      <w:r>
+        <w:rPr>
+          <w:rtl w:val="0"/>
+        </w:rPr>
+      </w:r>
+    </w:p>
+    <w:p>
+      <w:pPr>
+        <w:rPr>
+          <w:sz w:val="24"/>
+          <w:szCs w:val="24"/>
+        </w:rPr>
+      </w:pPr>
+      <w:r>
+        <w:rPr>
+          <w:rtl w:val="0"/>
+        </w:rPr>
+      </w:r>
+    </w:p>
+    <w:p>
+      <w:pPr>
+        <w:rPr>
+          <w:sz w:val="24"/>
+          <w:szCs w:val="24"/>
+        </w:rPr>
+      </w:pPr>
+      <w:r>
+        <w:rPr>
+          <w:rtl w:val="0"/>
+        </w:rPr>
+      </w:r>
+    </w:p>
+    <w:p>
+      <w:pPr>
+        <w:rPr>
+          <w:sz w:val="24"/>
+          <w:szCs w:val="24"/>
+        </w:rPr>
+      </w:pPr>
+      <w:r>
+        <w:rPr>
+          <w:rtl w:val="0"/>
+        </w:rPr>
+      </w:r>
+    </w:p>
+    <w:p>
+      <w:pPr>
+        <w:rPr>
+          <w:sz w:val="24"/>
+          <w:szCs w:val="24"/>
+        </w:rPr>
+      </w:pPr>
+      <w:r>
+        <w:rPr>
+          <w:rtl w:val="0"/>
+        </w:rPr>
+      </w:r>
+    </w:p>
+    <w:p>
+      <w:pPr>
+        <w:rPr>
+          <w:sz w:val="24"/>
+          <w:szCs w:val="24"/>
+        </w:rPr>
+      </w:pPr>
+      <w:r>
+        <w:rPr>
+          <w:rtl w:val="0"/>
+        </w:rPr>
+      </w:r>
+    </w:p>
+    <w:p>
+      <w:pPr>
+        <w:rPr>
+          <w:sz w:val="24"/>
+          <w:szCs w:val="24"/>
+        </w:rPr>
+      </w:pPr>
+      <w:r>
+        <w:rPr>
+          <w:rtl w:val="0"/>
+        </w:rPr>
+      </w:r>
+    </w:p>
+    <w:p>
+      <w:pPr>
+        <w:rPr>
+          <w:sz w:val="24"/>
+          <w:szCs w:val="24"/>
+        </w:rPr>
+      </w:pPr>
+      <w:r>
+        <w:rPr>
+          <w:rtl w:val="0"/>
+        </w:rPr>
+      </w:r>
+    </w:p>
+    <w:p>
+      <w:pPr>
+        <w:rPr>
+          <w:sz w:val="24"/>
+          <w:szCs w:val="24"/>
+        </w:rPr>
+      </w:pPr>
+      <w:r>
+        <w:rPr>
+          <w:rtl w:val="0"/>
+        </w:rPr>
+      </w:r>
+    </w:p>
+    <w:p>
+      <w:pPr>
+        <w:rPr>
+          <w:sz w:val="24"/>
+          <w:szCs w:val="24"/>
+        </w:rPr>
+      </w:pPr>
+      <w:r>
+        <w:rPr>
+          <w:rtl w:val="0"/>
+        </w:rPr>
+      </w:r>
+    </w:p>
+    <w:p>
+      <w:pPr>
+        <w:rPr>
+          <w:sz w:val="24"/>
+          <w:szCs w:val="24"/>
+        </w:rPr>
+      </w:pPr>
+      <w:r>
+        <w:rPr>
+          <w:rtl w:val="0"/>
+        </w:rPr>
+      </w:r>
+    </w:p>
+    <w:p>
+      <w:pPr>
+        <w:rPr>
+          <w:sz w:val="24"/>
+          <w:szCs w:val="24"/>
+        </w:rPr>
+      </w:pPr>
+      <w:r>
+        <w:rPr>
+          <w:rtl w:val="0"/>
+        </w:rPr>
+      </w:r>
+    </w:p>
+    <w:p>
+      <w:pPr>
+        <w:rPr>
+          <w:sz w:val="24"/>
+          <w:szCs w:val="24"/>
+        </w:rPr>
+      </w:pPr>
+      <w:r>
+        <w:rPr>
+          <w:rtl w:val="0"/>
+        </w:rPr>
+      </w:r>
+    </w:p>
+    <w:p>
+      <w:pPr>
+        <w:rPr>
+          <w:sz w:val="24"/>
+          <w:szCs w:val="24"/>
+        </w:rPr>
+      </w:pPr>
+      <w:r>
+        <w:rPr>
+          <w:rtl w:val="0"/>
+        </w:rPr>
+      </w:r>
+    </w:p>
+    <w:p>
+      <w:pPr>
+        <w:rPr>
+          <w:sz w:val="24"/>
+          <w:szCs w:val="24"/>
+        </w:rPr>
+      </w:pPr>
+      <w:r>
+        <w:rPr>
+          <w:rtl w:val="0"/>
+        </w:rPr>
+      </w:r>
+    </w:p>
+    <w:p>
+      <w:pPr>
+        <w:rPr>
+          <w:sz w:val="24"/>
+          <w:szCs w:val="24"/>
+        </w:rPr>
+      </w:pPr>
+      <w:r>
+        <w:rPr>
+          <w:rtl w:val="0"/>
+        </w:rPr>
+      </w:r>
+    </w:p>
+    <w:p>
+      <w:pPr>
+        <w:rPr>
+          <w:sz w:val="24"/>
+          <w:szCs w:val="24"/>
+        </w:rPr>
+      </w:pPr>
+      <w:r>
+        <w:rPr>
+          <w:rtl w:val="0"/>
+        </w:rPr>
       </w:r>
     </w:p>
     <w:p>
@@ -19577,7 +18979,7 @@
                 <w:szCs w:val="24"/>
                 <w:rtl w:val="0"/>
               </w:rPr>
-              <w:t xml:space="preserve">12/01/2026 au 20/02/2026</w:t>
+              <w:t xml:space="preserve">12/01/2026 au 12/03/2026</w:t>
             </w:r>
             <w:r>
               <w:rPr>
@@ -19607,7 +19009,7 @@
               <w:rPr>
                 <w:rtl w:val="0"/>
               </w:rPr>
-              <w:t xml:space="preserve">☑ Organisation</w:t>
+              <w:t xml:space="preserve">☐ Organisation</w:t>
             </w:r>
           </w:p>
           <w:p>
@@ -19620,7 +19022,7 @@
               <w:rPr>
                 <w:rtl w:val="0"/>
               </w:rPr>
-              <w:t xml:space="preserve">☐ Centre de formation</w:t>
+              <w:t xml:space="preserve">☑  Centre de formation</w:t>
             </w:r>
           </w:p>
           <w:p>
@@ -19796,7 +19198,7 @@
               <w:rPr>
                 <w:rtl w:val="0"/>
               </w:rPr>
-              <w:t xml:space="preserve">Durcissement cyber lors de la création d’un site WordPress</w:t>
+              <w:t xml:space="preserve">Projet Mycelius : création d’un wiki d’entreprise</w:t>
             </w:r>
           </w:p>
         </w:tc>
@@ -19815,8 +19217,8 @@
           <w:szCs w:val="34"/>
         </w:rPr>
       </w:pPr>
-      <w:bookmarkStart w:colFirst="0" w:colLast="0" w:name="_b6miiit6vwxk" w:id="39"/>
-      <w:bookmarkEnd w:id="39"/>
+      <w:bookmarkStart w:colFirst="0" w:colLast="0" w:name="_pvl6cjmgzh2f" w:id="34"/>
+      <w:bookmarkEnd w:id="34"/>
       <w:r>
         <w:rPr>
           <w:b w:val="1"/>
@@ -19825,7 +19227,7 @@
           <w:szCs w:val="34"/>
           <w:rtl w:val="0"/>
         </w:rPr>
-        <w:t xml:space="preserve">Activité 7 – Durcissement cybersécurité lors de la mise en place d’un site WordPress</w:t>
+        <w:t xml:space="preserve">Activité 6 – Projet Mycelius : création d’un wiki d’entreprise collaboratif</w:t>
       </w:r>
     </w:p>
     <w:p>
@@ -19842,8 +19244,8 @@
           <w:szCs w:val="26"/>
         </w:rPr>
       </w:pPr>
-      <w:bookmarkStart w:colFirst="0" w:colLast="0" w:name="_lf1hwzn2owbz" w:id="40"/>
-      <w:bookmarkEnd w:id="40"/>
+      <w:bookmarkStart w:colFirst="0" w:colLast="0" w:name="_gc9satmzc5dd" w:id="35"/>
+      <w:bookmarkEnd w:id="35"/>
       <w:r>
         <w:rPr>
           <w:b w:val="1"/>
@@ -19870,7 +19272,7 @@
           <w:szCs w:val="24"/>
           <w:rtl w:val="0"/>
         </w:rPr>
-        <w:t xml:space="preserve">Dans le cadre de mon stage de seconde année, j’ai participé à la sécurisation d’un site WordPress avant sa mise en production.</w:t>
+        <w:t xml:space="preserve">Dans le cadre de ma seconde année de BTS SIO, j’ai participé au projet Mycelius visant à concevoir un wiki collaboratif destiné à centraliser la documentation technique et organisationnelle d’une entreprise simulée.</w:t>
       </w:r>
     </w:p>
     <w:p>
@@ -19887,8 +19289,8 @@
           <w:szCs w:val="26"/>
         </w:rPr>
       </w:pPr>
-      <w:bookmarkStart w:colFirst="0" w:colLast="0" w:name="_g57pgj4y00j4" w:id="41"/>
-      <w:bookmarkEnd w:id="41"/>
+      <w:bookmarkStart w:colFirst="0" w:colLast="0" w:name="_n6ktr07kqfsk" w:id="36"/>
+      <w:bookmarkEnd w:id="36"/>
       <w:r>
         <w:rPr>
           <w:b w:val="1"/>
@@ -19911,21 +19313,11 @@
       </w:pPr>
       <w:r>
         <w:rPr>
-          <w:b w:val="1"/>
-          <w:bCs w:val="1"/>
-          <w:sz w:val="24"/>
-          <w:szCs w:val="24"/>
-          <w:rtl w:val="0"/>
-        </w:rPr>
-        <w:t xml:space="preserve">L’objectif</w:t>
-      </w:r>
-      <w:r>
-        <w:rPr>
-          <w:sz w:val="24"/>
-          <w:szCs w:val="24"/>
-          <w:rtl w:val="0"/>
-        </w:rPr>
-        <w:t xml:space="preserve"> était de réduire les vulnérabilités potentielles du CMS et de renforcer la sécurité globale de l’environnement web.</w:t>
+          <w:sz w:val="24"/>
+          <w:szCs w:val="24"/>
+          <w:rtl w:val="0"/>
+        </w:rPr>
+        <w:t xml:space="preserve">Le projet avait pour objectif d’améliorer la centralisation documentaire, faciliter la transmission des connaissances internes et proposer un espace de documentation collaboratif structuré.</w:t>
       </w:r>
     </w:p>
     <w:p>
@@ -19942,8 +19334,8 @@
           <w:szCs w:val="26"/>
         </w:rPr>
       </w:pPr>
-      <w:bookmarkStart w:colFirst="0" w:colLast="0" w:name="_4hq7j0g5gwfq" w:id="42"/>
-      <w:bookmarkEnd w:id="42"/>
+      <w:bookmarkStart w:colFirst="0" w:colLast="0" w:name="_2uqp9q75krbl" w:id="37"/>
+      <w:bookmarkEnd w:id="37"/>
       <w:r>
         <w:rPr>
           <w:b w:val="1"/>
@@ -19970,7 +19362,7 @@
           <w:szCs w:val="24"/>
           <w:rtl w:val="0"/>
         </w:rPr>
-        <w:t xml:space="preserve">J’ai commencé par analyser les vulnérabilités courantes connues sur WordPress et les bonnes pratiques de sécurisation associées.</w:t>
+        <w:t xml:space="preserve">J’ai participé à la conception de l’architecture documentaire globale en définissant la structure des différentes catégories de contenu, la hiérarchisation des rubriques ainsi que la logique de navigation générale.</w:t>
       </w:r>
     </w:p>
     <w:p>
@@ -19987,7 +19379,7 @@
           <w:szCs w:val="24"/>
           <w:rtl w:val="0"/>
         </w:rPr>
-        <w:t xml:space="preserve">J’ai ensuite participé à la mise en place de plusieurs mesures correctives comme le renforcement des accès administrateurs, la limitation des tentatives de connexion, la désactivation de certaines fonctionnalités sensibles et le contrôle des extensions utilisées.</w:t>
+        <w:t xml:space="preserve">J’ai également travaillé sur la structuration de la navigation utilisateur afin d’assurer un accès rapide et intuitif aux ressources documentaires.</w:t>
       </w:r>
     </w:p>
     <w:p>
@@ -20004,7 +19396,25 @@
           <w:szCs w:val="24"/>
           <w:rtl w:val="0"/>
         </w:rPr>
-        <w:t xml:space="preserve">Enfin, plusieurs vérifications de configuration serveur et de permissions système ont été réalisées afin de garantir un niveau de sécurité satisfaisant avant déploiement.</w:t>
+        <w:t xml:space="preserve">Une réflexion a également été menée sur la gestion des droits d’accès, la segmentation des niveaux de consultation et la structuration des contenus collaboratifs.</w:t>
+      </w:r>
+    </w:p>
+    <w:p>
+      <w:pPr>
+        <w:rPr>
+          <w:sz w:val="24"/>
+          <w:szCs w:val="24"/>
+        </w:rPr>
+      </w:pPr>
+      <w:r>
+        <w:pict>
+          <v:rect style="width:0.0pt;height:1.5pt" o:hr="t" o:hrstd="t" o:hralign="center" fillcolor="#A0A0A0" stroked="f"/>
+        </w:pict>
+      </w:r>
+      <w:r>
+        <w:rPr>
+          <w:rtl w:val="0"/>
+        </w:rPr>
       </w:r>
     </w:p>
     <w:p>
@@ -20014,31 +19424,6 @@
         <w:keepLines w:val="0"/>
         <w:spacing w:before="280" w:lineRule="auto"/>
         <w:rPr>
-          <w:color w:val="000000"/>
-          <w:sz w:val="24"/>
-          <w:szCs w:val="24"/>
-        </w:rPr>
-      </w:pPr>
-      <w:bookmarkStart w:colFirst="0" w:colLast="0" w:name="_qqvr7jitkdwy" w:id="43"/>
-      <w:bookmarkEnd w:id="43"/>
-      <w:r>
-        <w:pict>
-          <v:rect style="width:0.0pt;height:1.5pt" o:hr="t" o:hrstd="t" o:hralign="center" fillcolor="#A0A0A0" stroked="f"/>
-        </w:pict>
-      </w:r>
-      <w:r>
-        <w:rPr>
-          <w:rtl w:val="0"/>
-        </w:rPr>
-      </w:r>
-    </w:p>
-    <w:p>
-      <w:pPr>
-        <w:pStyle w:val="Heading3"/>
-        <w:keepNext w:val="0"/>
-        <w:keepLines w:val="0"/>
-        <w:spacing w:before="280" w:lineRule="auto"/>
-        <w:rPr>
           <w:b w:val="1"/>
           <w:bCs w:val="1"/>
           <w:color w:val="000000"/>
@@ -20046,8 +19431,8 @@
           <w:szCs w:val="26"/>
         </w:rPr>
       </w:pPr>
-      <w:bookmarkStart w:colFirst="0" w:colLast="0" w:name="_yaxnoihyi4f3" w:id="44"/>
-      <w:bookmarkEnd w:id="44"/>
+      <w:bookmarkStart w:colFirst="0" w:colLast="0" w:name="_84vqbapzoagj" w:id="38"/>
+      <w:bookmarkEnd w:id="38"/>
       <w:r>
         <w:rPr>
           <w:b w:val="1"/>
@@ -20084,20 +19469,7 @@
           <w:szCs w:val="24"/>
           <w:rtl w:val="0"/>
         </w:rPr>
-        <w:t xml:space="preserve"> de mieux comprendre les enjeux de cybersécurité web et les problématiques de sécurisation CMS.</w:t>
-      </w:r>
-    </w:p>
-    <w:p>
-      <w:pPr>
-        <w:rPr>
-          <w:sz w:val="24"/>
-          <w:szCs w:val="24"/>
-        </w:rPr>
-      </w:pPr>
-      <w:r>
-        <w:rPr>
-          <w:rtl w:val="0"/>
-        </w:rPr>
+        <w:t xml:space="preserve"> de développer mes compétences en structuration documentaire, en UX documentaire et en organisation de contenu collaboratif.</w:t>
       </w:r>
     </w:p>
     <w:p>
@@ -20305,10 +19677,10 @@
           </w:tcPr>
           <w:p>
             <w:pPr>
-              <w:spacing w:line="240" w:lineRule="auto"/>
-              <w:rPr>
-                <w:sz w:val="30"/>
-                <w:szCs w:val="30"/>
+              <w:spacing w:after="80" w:line="276" w:lineRule="auto"/>
+              <w:rPr>
+                <w:sz w:val="34"/>
+                <w:szCs w:val="34"/>
               </w:rPr>
             </w:pPr>
             <w:r>
@@ -20347,7 +19719,7 @@
               <w:rPr>
                 <w:rtl w:val="0"/>
               </w:rPr>
-              <w:t xml:space="preserve">☐ Organisation</w:t>
+              <w:t xml:space="preserve">☑ Organisation</w:t>
             </w:r>
           </w:p>
           <w:p>
@@ -20360,7 +19732,7 @@
               <w:rPr>
                 <w:rtl w:val="0"/>
               </w:rPr>
-              <w:t xml:space="preserve">☑ Centre de formation</w:t>
+              <w:t xml:space="preserve">☐ Centre de formation</w:t>
             </w:r>
           </w:p>
           <w:p>
@@ -20536,7 +19908,7 @@
               <w:rPr>
                 <w:rtl w:val="0"/>
               </w:rPr>
-              <w:t xml:space="preserve">Déploiement d’un site WordPress</w:t>
+              <w:t xml:space="preserve">Durcissement cyber lors de la création d’un site WordPress</w:t>
             </w:r>
           </w:p>
         </w:tc>
@@ -20555,8 +19927,8 @@
           <w:szCs w:val="34"/>
         </w:rPr>
       </w:pPr>
-      <w:bookmarkStart w:colFirst="0" w:colLast="0" w:name="_ywen2vny0kgh" w:id="45"/>
-      <w:bookmarkEnd w:id="45"/>
+      <w:bookmarkStart w:colFirst="0" w:colLast="0" w:name="_b6miiit6vwxk" w:id="39"/>
+      <w:bookmarkEnd w:id="39"/>
       <w:r>
         <w:rPr>
           <w:b w:val="1"/>
@@ -20565,7 +19937,7 @@
           <w:szCs w:val="34"/>
           <w:rtl w:val="0"/>
         </w:rPr>
-        <w:t xml:space="preserve">Activité 8 – Déploiement et mise en production d’un site WordPress</w:t>
+        <w:t xml:space="preserve">Activité 7 – Durcissement cybersécurité lors de la mise en place d’un site WordPress</w:t>
       </w:r>
     </w:p>
     <w:p>
@@ -20582,8 +19954,8 @@
           <w:szCs w:val="26"/>
         </w:rPr>
       </w:pPr>
-      <w:bookmarkStart w:colFirst="0" w:colLast="0" w:name="_cctaslr5hfuf" w:id="46"/>
-      <w:bookmarkEnd w:id="46"/>
+      <w:bookmarkStart w:colFirst="0" w:colLast="0" w:name="_lf1hwzn2owbz" w:id="40"/>
+      <w:bookmarkEnd w:id="40"/>
       <w:r>
         <w:rPr>
           <w:b w:val="1"/>
@@ -20610,7 +19982,7 @@
           <w:szCs w:val="24"/>
           <w:rtl w:val="0"/>
         </w:rPr>
-        <w:t xml:space="preserve">Lors de mon stage de seconde année, j’ai participé au déploiement final d’un site WordPress développé pour un client externe.</w:t>
+        <w:t xml:space="preserve">Dans le cadre de mon stage de seconde année, j’ai participé à la sécurisation d’un site WordPress avant sa mise en production.</w:t>
       </w:r>
     </w:p>
     <w:p>
@@ -20627,8 +19999,8 @@
           <w:szCs w:val="26"/>
         </w:rPr>
       </w:pPr>
-      <w:bookmarkStart w:colFirst="0" w:colLast="0" w:name="_bhijabnrbf5k" w:id="47"/>
-      <w:bookmarkEnd w:id="47"/>
+      <w:bookmarkStart w:colFirst="0" w:colLast="0" w:name="_g57pgj4y00j4" w:id="41"/>
+      <w:bookmarkEnd w:id="41"/>
       <w:r>
         <w:rPr>
           <w:b w:val="1"/>
@@ -20665,7 +20037,7 @@
           <w:szCs w:val="24"/>
           <w:rtl w:val="0"/>
         </w:rPr>
-        <w:t xml:space="preserve"> était de préparer le site à sa mise en ligne en garantissant sa stabilité, sa conformité technique et son bon fonctionnement sur l’environnement de production.</w:t>
+        <w:t xml:space="preserve"> était de réduire les vulnérabilités potentielles du CMS et de renforcer la sécurité globale de l’environnement web.</w:t>
       </w:r>
     </w:p>
     <w:p>
@@ -20682,8 +20054,8 @@
           <w:szCs w:val="26"/>
         </w:rPr>
       </w:pPr>
-      <w:bookmarkStart w:colFirst="0" w:colLast="0" w:name="_qg6kksbjdo1w" w:id="48"/>
-      <w:bookmarkEnd w:id="48"/>
+      <w:bookmarkStart w:colFirst="0" w:colLast="0" w:name="_4hq7j0g5gwfq" w:id="42"/>
+      <w:bookmarkEnd w:id="42"/>
       <w:r>
         <w:rPr>
           <w:b w:val="1"/>
@@ -20710,7 +20082,7 @@
           <w:szCs w:val="24"/>
           <w:rtl w:val="0"/>
         </w:rPr>
-        <w:t xml:space="preserve">J’ai participé à l’installation et à la configuration initiale de l’environnement WordPress, à l’intégration des contenus, au paramétrage du thème graphique et à la configuration générale du site.</w:t>
+        <w:t xml:space="preserve">J’ai commencé par analyser les vulnérabilités courantes connues sur WordPress et les bonnes pratiques de sécurisation associées.</w:t>
       </w:r>
     </w:p>
     <w:p>
@@ -20727,7 +20099,7 @@
           <w:szCs w:val="24"/>
           <w:rtl w:val="0"/>
         </w:rPr>
-        <w:t xml:space="preserve">J’ai également participé aux différentes phases de tests de validation, notamment les vérifications responsive, les tests navigateurs et les contrôles de compatibilité générale.</w:t>
+        <w:t xml:space="preserve">J’ai ensuite participé à la mise en place de plusieurs mesures correctives comme le renforcement des accès administrateurs, la limitation des tentatives de connexion, la désactivation de certaines fonctionnalités sensibles et le contrôle des extensions utilisées.</w:t>
       </w:r>
     </w:p>
     <w:p>
@@ -20744,25 +20116,7 @@
           <w:szCs w:val="24"/>
           <w:rtl w:val="0"/>
         </w:rPr>
-        <w:t xml:space="preserve">Enfin, j’ai accompagné la phase finale de mise en production ainsi que les vérifications post-déploiement afin d’assurer le bon fonctionnement global du site après publication.</w:t>
-      </w:r>
-    </w:p>
-    <w:p>
-      <w:pPr>
-        <w:rPr>
-          <w:sz w:val="24"/>
-          <w:szCs w:val="24"/>
-        </w:rPr>
-      </w:pPr>
-      <w:r>
-        <w:pict>
-          <v:rect style="width:0.0pt;height:1.5pt" o:hr="t" o:hrstd="t" o:hralign="center" fillcolor="#A0A0A0" stroked="f"/>
-        </w:pict>
-      </w:r>
-      <w:r>
-        <w:rPr>
-          <w:rtl w:val="0"/>
-        </w:rPr>
+        <w:t xml:space="preserve">Enfin, plusieurs vérifications de configuration serveur et de permissions système ont été réalisées afin de garantir un niveau de sécurité satisfaisant avant déploiement.</w:t>
       </w:r>
     </w:p>
     <w:p>
@@ -20772,6 +20126,31 @@
         <w:keepLines w:val="0"/>
         <w:spacing w:before="280" w:lineRule="auto"/>
         <w:rPr>
+          <w:color w:val="000000"/>
+          <w:sz w:val="24"/>
+          <w:szCs w:val="24"/>
+        </w:rPr>
+      </w:pPr>
+      <w:bookmarkStart w:colFirst="0" w:colLast="0" w:name="_qqvr7jitkdwy" w:id="43"/>
+      <w:bookmarkEnd w:id="43"/>
+      <w:r>
+        <w:pict>
+          <v:rect style="width:0.0pt;height:1.5pt" o:hr="t" o:hrstd="t" o:hralign="center" fillcolor="#A0A0A0" stroked="f"/>
+        </w:pict>
+      </w:r>
+      <w:r>
+        <w:rPr>
+          <w:rtl w:val="0"/>
+        </w:rPr>
+      </w:r>
+    </w:p>
+    <w:p>
+      <w:pPr>
+        <w:pStyle w:val="Heading3"/>
+        <w:keepNext w:val="0"/>
+        <w:keepLines w:val="0"/>
+        <w:spacing w:before="280" w:lineRule="auto"/>
+        <w:rPr>
           <w:b w:val="1"/>
           <w:bCs w:val="1"/>
           <w:color w:val="000000"/>
@@ -20779,8 +20158,8 @@
           <w:szCs w:val="26"/>
         </w:rPr>
       </w:pPr>
-      <w:bookmarkStart w:colFirst="0" w:colLast="0" w:name="_43a8ezbj0cin" w:id="49"/>
-      <w:bookmarkEnd w:id="49"/>
+      <w:bookmarkStart w:colFirst="0" w:colLast="0" w:name="_yaxnoihyi4f3" w:id="44"/>
+      <w:bookmarkEnd w:id="44"/>
       <w:r>
         <w:rPr>
           <w:b w:val="1"/>
@@ -20796,7 +20175,10 @@
     <w:p>
       <w:pPr>
         <w:spacing w:after="240" w:before="240" w:lineRule="auto"/>
-        <w:rPr/>
+        <w:rPr>
+          <w:sz w:val="24"/>
+          <w:szCs w:val="24"/>
+        </w:rPr>
       </w:pPr>
       <w:r>
         <w:rPr>
@@ -20814,39 +20196,33 @@
           <w:szCs w:val="24"/>
           <w:rtl w:val="0"/>
         </w:rPr>
-        <w:t xml:space="preserve"> de découvrir les différentes étapes nécessaires à la mise en production d’un site client dans un environnement professionnel réel.</w:t>
-      </w:r>
-      <w:r>
-        <w:rPr>
-          <w:rtl w:val="0"/>
-        </w:rPr>
-      </w:r>
-    </w:p>
-    <w:p>
-      <w:pPr>
-        <w:pStyle w:val="Title"/>
-        <w:rPr/>
-      </w:pPr>
-      <w:bookmarkStart w:colFirst="0" w:colLast="0" w:name="_kg3bddwh6jm5" w:id="50"/>
-      <w:bookmarkEnd w:id="50"/>
-      <w:r>
-        <w:rPr>
-          <w:rtl w:val="0"/>
-        </w:rPr>
-      </w:r>
-    </w:p>
-    <w:p>
-      <w:pPr>
-        <w:pStyle w:val="Title"/>
-        <w:rPr/>
-      </w:pPr>
-      <w:bookmarkStart w:colFirst="0" w:colLast="0" w:name="_76xb9x9fk00t" w:id="51"/>
-      <w:bookmarkEnd w:id="51"/>
-      <w:r>
-        <w:rPr>
-          <w:rtl w:val="0"/>
-        </w:rPr>
-        <w:t xml:space="preserve">Eveil technologique en continu : innovations technologiques</w:t>
+        <w:t xml:space="preserve"> de mieux comprendre les enjeux de cybersécurité web et les problématiques de sécurisation CMS.</w:t>
+      </w:r>
+    </w:p>
+    <w:p>
+      <w:pPr>
+        <w:rPr>
+          <w:sz w:val="24"/>
+          <w:szCs w:val="24"/>
+        </w:rPr>
+      </w:pPr>
+      <w:r>
+        <w:rPr>
+          <w:rtl w:val="0"/>
+        </w:rPr>
+      </w:r>
+    </w:p>
+    <w:p>
+      <w:pPr>
+        <w:rPr>
+          <w:sz w:val="24"/>
+          <w:szCs w:val="24"/>
+        </w:rPr>
+      </w:pPr>
+      <w:r>
+        <w:rPr>
+          <w:rtl w:val="0"/>
+        </w:rPr>
       </w:r>
     </w:p>
     <w:p>
@@ -20862,503 +20238,6 @@
     <w:tbl>
       <w:tblPr>
         <w:tblStyle w:val="Table12"/>
-        <w:tblW w:w="9026.0" w:type="dxa"/>
-        <w:jc w:val="left"/>
-        <w:tblBorders>
-          <w:top w:color="000000" w:space="0" w:sz="8" w:val="single"/>
-          <w:left w:color="000000" w:space="0" w:sz="8" w:val="single"/>
-          <w:bottom w:color="000000" w:space="0" w:sz="8" w:val="single"/>
-          <w:right w:color="000000" w:space="0" w:sz="8" w:val="single"/>
-          <w:insideH w:color="000000" w:space="0" w:sz="8" w:val="single"/>
-          <w:insideV w:color="000000" w:space="0" w:sz="8" w:val="single"/>
-        </w:tblBorders>
-        <w:tblLayout w:type="fixed"/>
-        <w:tblLook w:val="0600"/>
-      </w:tblPr>
-      <w:tblGrid>
-        <w:gridCol w:w="9026"/>
-        <w:tblGridChange w:id="0">
-          <w:tblGrid>
-            <w:gridCol w:w="9026"/>
-          </w:tblGrid>
-        </w:tblGridChange>
-      </w:tblGrid>
-      <w:tr>
-        <w:trPr>
-          <w:cantSplit w:val="0"/>
-          <w:tblHeader w:val="0"/>
-        </w:trPr>
-        <w:tc>
-          <w:tcPr>
-            <w:tcBorders>
-              <w:top w:color="000000" w:space="0" w:sz="0" w:val="nil"/>
-              <w:left w:color="999999" w:space="0" w:sz="18" w:val="single"/>
-              <w:bottom w:color="000000" w:space="0" w:sz="0" w:val="nil"/>
-              <w:right w:color="000000" w:space="0" w:sz="0" w:val="nil"/>
-            </w:tcBorders>
-            <w:shd w:fill="auto" w:val="clear"/>
-            <w:tcMar>
-              <w:top w:w="100.0" w:type="dxa"/>
-              <w:left w:w="100.0" w:type="dxa"/>
-              <w:bottom w:w="100.0" w:type="dxa"/>
-              <w:right w:w="100.0" w:type="dxa"/>
-            </w:tcMar>
-            <w:vAlign w:val="top"/>
-          </w:tcPr>
-          <w:p>
-            <w:pPr>
-              <w:pStyle w:val="Heading3"/>
-              <w:keepNext w:val="0"/>
-              <w:keepLines w:val="0"/>
-              <w:spacing w:before="280" w:lineRule="auto"/>
-              <w:rPr>
-                <w:color w:val="000000"/>
-                <w:sz w:val="26"/>
-                <w:szCs w:val="26"/>
-                <w:u w:val="single"/>
-              </w:rPr>
-            </w:pPr>
-            <w:bookmarkStart w:colFirst="0" w:colLast="0" w:name="_s1bldihqqysh" w:id="52"/>
-            <w:bookmarkEnd w:id="52"/>
-            <w:r>
-              <w:rPr>
-                <w:color w:val="000000"/>
-                <w:sz w:val="26"/>
-                <w:szCs w:val="26"/>
-                <w:u w:val="single"/>
-                <w:rtl w:val="0"/>
-              </w:rPr>
-              <w:t xml:space="preserve">Veille 1 : L’IA une innovation qui émerveille et qui fait peur.</w:t>
-            </w:r>
-          </w:p>
-          <w:p>
-            <w:pPr>
-              <w:rPr>
-                <w:sz w:val="24"/>
-                <w:szCs w:val="24"/>
-              </w:rPr>
-            </w:pPr>
-            <w:r>
-              <w:rPr>
-                <w:sz w:val="24"/>
-                <w:szCs w:val="24"/>
-                <w:rtl w:val="0"/>
-              </w:rPr>
-              <w:t xml:space="preserve">La première innovations présentées à été découvertes lors de l’AWS Summit de Paris en 2025. Il se peut que certaines ne soient pas référencées dans cette présentation.</w:t>
-            </w:r>
-          </w:p>
-          <w:p>
-            <w:pPr>
-              <w:numPr>
-                <w:ilvl w:val="0"/>
-                <w:numId w:val="10"/>
-              </w:numPr>
-              <w:ind w:left="720" w:hanging="360"/>
-              <w:rPr>
-                <w:sz w:val="24"/>
-                <w:szCs w:val="24"/>
-              </w:rPr>
-            </w:pPr>
-            <w:r>
-              <w:rPr>
-                <w:b w:val="1"/>
-                <w:bCs w:val="1"/>
-                <w:sz w:val="24"/>
-                <w:szCs w:val="24"/>
-                <w:rtl w:val="0"/>
-              </w:rPr>
-              <w:t xml:space="preserve">Introduction</w:t>
-            </w:r>
-            <w:r>
-              <w:rPr>
-                <w:sz w:val="24"/>
-                <w:szCs w:val="24"/>
-                <w:rtl w:val="0"/>
-              </w:rPr>
-              <w:t xml:space="preserve"> : </w:t>
-            </w:r>
-          </w:p>
-          <w:p>
-            <w:pPr>
-              <w:widowControl w:val="0"/>
-              <w:numPr>
-                <w:ilvl w:val="0"/>
-                <w:numId w:val="18"/>
-              </w:numPr>
-              <w:ind w:left="720" w:hanging="360"/>
-            </w:pPr>
-            <w:r>
-              <w:rPr>
-                <w:b w:val="1"/>
-                <w:bCs w:val="1"/>
-                <w:sz w:val="26"/>
-                <w:szCs w:val="26"/>
-                <w:rtl w:val="0"/>
-              </w:rPr>
-              <w:t xml:space="preserve">Veille 1 sujet 1</w:t>
-            </w:r>
-            <w:r>
-              <w:rPr>
-                <w:sz w:val="26"/>
-                <w:szCs w:val="26"/>
-                <w:rtl w:val="0"/>
-              </w:rPr>
-              <w:t xml:space="preserve"> — AWS (Amazon web services) :</w:t>
-            </w:r>
-            <w:r>
-              <w:rPr>
-                <w:b w:val="1"/>
-                <w:bCs w:val="1"/>
-                <w:sz w:val="26"/>
-                <w:szCs w:val="26"/>
-                <w:rtl w:val="0"/>
-              </w:rPr>
-              <w:t xml:space="preserve"> </w:t>
-            </w:r>
-            <w:r>
-              <w:rPr>
-                <w:sz w:val="26"/>
-                <w:szCs w:val="26"/>
-                <w:rtl w:val="0"/>
-              </w:rPr>
-              <w:t xml:space="preserve">Comment PayFit a créé son premier assistant IA grâce à Amazon Bedrock</w:t>
-            </w:r>
-          </w:p>
-          <w:p>
-            <w:pPr>
-              <w:widowControl w:val="0"/>
-              <w:numPr>
-                <w:ilvl w:val="0"/>
-                <w:numId w:val="18"/>
-              </w:numPr>
-              <w:ind w:left="720" w:hanging="360"/>
-              <w:rPr>
-                <w:sz w:val="26"/>
-                <w:szCs w:val="26"/>
-              </w:rPr>
-            </w:pPr>
-            <w:r>
-              <w:rPr>
-                <w:b w:val="1"/>
-                <w:bCs w:val="1"/>
-                <w:sz w:val="26"/>
-                <w:szCs w:val="26"/>
-                <w:rtl w:val="0"/>
-              </w:rPr>
-              <w:t xml:space="preserve">Veille 1 sujet 2</w:t>
-            </w:r>
-            <w:r>
-              <w:rPr>
-                <w:sz w:val="26"/>
-                <w:szCs w:val="26"/>
-                <w:rtl w:val="0"/>
-              </w:rPr>
-              <w:t xml:space="preserve"> — Veo 1 / 2 / 3 l’outil de génération de vidéos par IA</w:t>
-            </w:r>
-          </w:p>
-          <w:p>
-            <w:pPr>
-              <w:pStyle w:val="Heading3"/>
-              <w:keepNext w:val="0"/>
-              <w:keepLines w:val="0"/>
-              <w:spacing w:before="280" w:lineRule="auto"/>
-              <w:rPr>
-                <w:u w:val="single"/>
-              </w:rPr>
-            </w:pPr>
-            <w:bookmarkStart w:colFirst="0" w:colLast="0" w:name="_2jzxpl3g5h0a" w:id="53"/>
-            <w:bookmarkEnd w:id="53"/>
-            <w:r>
-              <w:rPr>
-                <w:color w:val="000000"/>
-                <w:sz w:val="26"/>
-                <w:szCs w:val="26"/>
-                <w:u w:val="single"/>
-                <w:rtl w:val="0"/>
-              </w:rPr>
-              <w:t xml:space="preserve">Veille 2 : Pourquoi les réseaux sociaux sont devenu un besoin ?</w:t>
-            </w:r>
-            <w:r>
-              <w:rPr>
-                <w:rtl w:val="0"/>
-              </w:rPr>
-            </w:r>
-          </w:p>
-          <w:p>
-            <w:pPr>
-              <w:pStyle w:val="Heading3"/>
-              <w:keepNext w:val="0"/>
-              <w:keepLines w:val="0"/>
-              <w:numPr>
-                <w:ilvl w:val="0"/>
-                <w:numId w:val="13"/>
-              </w:numPr>
-              <w:spacing w:after="0" w:afterAutospacing="0" w:before="280" w:lineRule="auto"/>
-              <w:ind w:left="720" w:hanging="360"/>
-              <w:rPr>
-                <w:color w:val="434343"/>
-                <w:sz w:val="26"/>
-                <w:szCs w:val="26"/>
-              </w:rPr>
-            </w:pPr>
-            <w:bookmarkStart w:colFirst="0" w:colLast="0" w:name="_tcyyny32yqga" w:id="54"/>
-            <w:bookmarkEnd w:id="54"/>
-            <w:r>
-              <w:rPr>
-                <w:b w:val="1"/>
-                <w:bCs w:val="1"/>
-                <w:color w:val="000000"/>
-                <w:sz w:val="24"/>
-                <w:szCs w:val="24"/>
-                <w:rtl w:val="0"/>
-              </w:rPr>
-              <w:t xml:space="preserve">Introduction</w:t>
-            </w:r>
-            <w:r>
-              <w:rPr>
-                <w:color w:val="000000"/>
-                <w:sz w:val="24"/>
-                <w:szCs w:val="24"/>
-                <w:rtl w:val="0"/>
-              </w:rPr>
-              <w:t xml:space="preserve"> : </w:t>
-            </w:r>
-          </w:p>
-          <w:p>
-            <w:pPr>
-              <w:pStyle w:val="Heading3"/>
-              <w:keepNext w:val="0"/>
-              <w:keepLines w:val="0"/>
-              <w:numPr>
-                <w:ilvl w:val="0"/>
-                <w:numId w:val="13"/>
-              </w:numPr>
-              <w:spacing w:before="0" w:beforeAutospacing="0" w:lineRule="auto"/>
-              <w:ind w:left="720" w:hanging="360"/>
-              <w:rPr>
-                <w:color w:val="434343"/>
-                <w:sz w:val="26"/>
-                <w:szCs w:val="26"/>
-              </w:rPr>
-            </w:pPr>
-            <w:bookmarkStart w:colFirst="0" w:colLast="0" w:name="_39j7wp5c5ajl" w:id="55"/>
-            <w:bookmarkEnd w:id="55"/>
-            <w:r>
-              <w:rPr>
-                <w:b w:val="1"/>
-                <w:bCs w:val="1"/>
-                <w:color w:val="000000"/>
-                <w:sz w:val="26"/>
-                <w:szCs w:val="26"/>
-                <w:rtl w:val="0"/>
-              </w:rPr>
-              <w:t xml:space="preserve">Veille 2 sujet 1</w:t>
-            </w:r>
-            <w:r>
-              <w:rPr>
-                <w:color w:val="000000"/>
-                <w:sz w:val="26"/>
-                <w:szCs w:val="26"/>
-                <w:rtl w:val="0"/>
-              </w:rPr>
-              <w:t xml:space="preserve">  — Instagram :</w:t>
-            </w:r>
-            <w:r>
-              <w:rPr>
-                <w:b w:val="1"/>
-                <w:bCs w:val="1"/>
-                <w:color w:val="000000"/>
-                <w:sz w:val="26"/>
-                <w:szCs w:val="26"/>
-                <w:rtl w:val="0"/>
-              </w:rPr>
-              <w:t xml:space="preserve"> </w:t>
-            </w:r>
-            <w:r>
-              <w:rPr>
-                <w:color w:val="000000"/>
-                <w:sz w:val="26"/>
-                <w:szCs w:val="26"/>
-                <w:rtl w:val="0"/>
-              </w:rPr>
-              <w:t xml:space="preserve">Fonctionnalités avancées d'édition sur Instagram</w:t>
-            </w:r>
-            <w:r>
-              <w:rPr>
-                <w:rtl w:val="0"/>
-              </w:rPr>
-            </w:r>
-          </w:p>
-        </w:tc>
-      </w:tr>
-    </w:tbl>
-    <w:p>
-      <w:pPr>
-        <w:rPr/>
-      </w:pPr>
-      <w:r>
-        <w:rPr>
-          <w:rtl w:val="0"/>
-        </w:rPr>
-      </w:r>
-    </w:p>
-    <w:p>
-      <w:pPr>
-        <w:pStyle w:val="Heading2"/>
-        <w:widowControl w:val="0"/>
-        <w:rPr>
-          <w:b w:val="1"/>
-          <w:bCs w:val="1"/>
-          <w:sz w:val="24"/>
-          <w:szCs w:val="24"/>
-        </w:rPr>
-      </w:pPr>
-      <w:bookmarkStart w:colFirst="0" w:colLast="0" w:name="_ryaq4kbyqhpa" w:id="56"/>
-      <w:bookmarkEnd w:id="56"/>
-      <w:r>
-        <w:rPr>
-          <w:rtl w:val="0"/>
-        </w:rPr>
-      </w:r>
-    </w:p>
-    <w:p>
-      <w:pPr>
-        <w:rPr/>
-      </w:pPr>
-      <w:r>
-        <w:rPr>
-          <w:rtl w:val="0"/>
-        </w:rPr>
-      </w:r>
-    </w:p>
-    <w:p>
-      <w:pPr>
-        <w:pStyle w:val="Heading2"/>
-        <w:widowControl w:val="0"/>
-        <w:rPr>
-          <w:b w:val="1"/>
-          <w:bCs w:val="1"/>
-          <w:sz w:val="24"/>
-          <w:szCs w:val="24"/>
-        </w:rPr>
-      </w:pPr>
-      <w:bookmarkStart w:colFirst="0" w:colLast="0" w:name="_5s7vbxf11zte" w:id="57"/>
-      <w:bookmarkEnd w:id="57"/>
-      <w:r>
-        <w:rPr>
-          <w:rtl w:val="0"/>
-        </w:rPr>
-      </w:r>
-    </w:p>
-    <w:p>
-      <w:pPr>
-        <w:pStyle w:val="Heading2"/>
-        <w:widowControl w:val="0"/>
-        <w:rPr>
-          <w:b w:val="1"/>
-          <w:bCs w:val="1"/>
-          <w:sz w:val="24"/>
-          <w:szCs w:val="24"/>
-        </w:rPr>
-      </w:pPr>
-      <w:bookmarkStart w:colFirst="0" w:colLast="0" w:name="_xnndy4yivupe" w:id="58"/>
-      <w:bookmarkEnd w:id="58"/>
-      <w:r>
-        <w:rPr>
-          <w:rtl w:val="0"/>
-        </w:rPr>
-      </w:r>
-    </w:p>
-    <w:p>
-      <w:pPr>
-        <w:pStyle w:val="Heading2"/>
-        <w:widowControl w:val="0"/>
-        <w:rPr>
-          <w:b w:val="1"/>
-          <w:bCs w:val="1"/>
-          <w:sz w:val="24"/>
-          <w:szCs w:val="24"/>
-        </w:rPr>
-      </w:pPr>
-      <w:bookmarkStart w:colFirst="0" w:colLast="0" w:name="_1ntdd66hl17" w:id="59"/>
-      <w:bookmarkEnd w:id="59"/>
-      <w:r>
-        <w:rPr>
-          <w:rtl w:val="0"/>
-        </w:rPr>
-      </w:r>
-    </w:p>
-    <w:p>
-      <w:pPr>
-        <w:pStyle w:val="Heading2"/>
-        <w:widowControl w:val="0"/>
-        <w:rPr>
-          <w:b w:val="1"/>
-          <w:bCs w:val="1"/>
-          <w:sz w:val="24"/>
-          <w:szCs w:val="24"/>
-        </w:rPr>
-      </w:pPr>
-      <w:bookmarkStart w:colFirst="0" w:colLast="0" w:name="_3gwa9pxid5h0" w:id="60"/>
-      <w:bookmarkEnd w:id="60"/>
-      <w:r>
-        <w:rPr>
-          <w:rtl w:val="0"/>
-        </w:rPr>
-      </w:r>
-    </w:p>
-    <w:p>
-      <w:pPr>
-        <w:rPr/>
-      </w:pPr>
-      <w:r>
-        <w:rPr>
-          <w:rtl w:val="0"/>
-        </w:rPr>
-      </w:r>
-    </w:p>
-    <w:p>
-      <w:pPr>
-        <w:pStyle w:val="Heading2"/>
-        <w:widowControl w:val="0"/>
-        <w:rPr>
-          <w:b w:val="1"/>
-          <w:bCs w:val="1"/>
-          <w:sz w:val="24"/>
-          <w:szCs w:val="24"/>
-        </w:rPr>
-      </w:pPr>
-      <w:bookmarkStart w:colFirst="0" w:colLast="0" w:name="_7i5kx5prc5zb" w:id="61"/>
-      <w:bookmarkEnd w:id="61"/>
-      <w:r>
-        <w:rPr>
-          <w:rtl w:val="0"/>
-        </w:rPr>
-      </w:r>
-    </w:p>
-    <w:p>
-      <w:pPr>
-        <w:rPr/>
-      </w:pPr>
-      <w:r>
-        <w:rPr>
-          <w:rtl w:val="0"/>
-        </w:rPr>
-      </w:r>
-    </w:p>
-    <w:p>
-      <w:pPr>
-        <w:rPr/>
-      </w:pPr>
-      <w:r>
-        <w:rPr>
-          <w:rtl w:val="0"/>
-        </w:rPr>
-      </w:r>
-    </w:p>
-    <w:tbl>
-      <w:tblPr>
-        <w:tblStyle w:val="Table13"/>
         <w:tblW w:w="10080.0" w:type="dxa"/>
         <w:jc w:val="left"/>
         <w:tblInd w:w="-525.0" w:type="dxa"/>
@@ -21538,7 +20417,11 @@
           </w:tcPr>
           <w:p>
             <w:pPr>
-              <w:rPr/>
+              <w:spacing w:line="240" w:lineRule="auto"/>
+              <w:rPr>
+                <w:sz w:val="30"/>
+                <w:szCs w:val="30"/>
+              </w:rPr>
             </w:pPr>
             <w:r>
               <w:rPr>
@@ -21546,7 +20429,7 @@
                 <w:szCs w:val="24"/>
                 <w:rtl w:val="0"/>
               </w:rPr>
-              <w:t xml:space="preserve">29/10/2025 au 10/04/2026</w:t>
+              <w:t xml:space="preserve">12/01/2026 au 20/02/2026</w:t>
             </w:r>
             <w:r>
               <w:rPr>
@@ -21576,7 +20459,7 @@
               <w:rPr>
                 <w:rtl w:val="0"/>
               </w:rPr>
-              <w:t xml:space="preserve">☑ Organisation</w:t>
+              <w:t xml:space="preserve">☐ Organisation</w:t>
             </w:r>
           </w:p>
           <w:p>
@@ -21589,7 +20472,7 @@
               <w:rPr>
                 <w:rtl w:val="0"/>
               </w:rPr>
-              <w:t xml:space="preserve">☐ Centre de formation</w:t>
+              <w:t xml:space="preserve">☑ Centre de formation</w:t>
             </w:r>
           </w:p>
           <w:p>
@@ -21653,7 +20536,7 @@
               <w:rPr>
                 <w:rtl w:val="0"/>
               </w:rPr>
-              <w:t xml:space="preserve">☐ Production</w:t>
+              <w:t xml:space="preserve">☑ Production</w:t>
             </w:r>
           </w:p>
           <w:p>
@@ -21691,7 +20574,7 @@
               <w:rPr>
                 <w:rtl w:val="0"/>
               </w:rPr>
-              <w:t xml:space="preserve">☐ Vécu</w:t>
+              <w:t xml:space="preserve">☑ Vécu</w:t>
             </w:r>
           </w:p>
           <w:p>
@@ -21704,7 +20587,7 @@
               <w:rPr>
                 <w:rtl w:val="0"/>
               </w:rPr>
-              <w:t xml:space="preserve">☑ Observer</w:t>
+              <w:t xml:space="preserve">☐ Observer</w:t>
             </w:r>
           </w:p>
           <w:p>
@@ -21759,52 +20642,18 @@
           </w:tcPr>
           <w:p>
             <w:pPr>
-              <w:pStyle w:val="Heading2"/>
-              <w:rPr>
-                <w:sz w:val="22"/>
-                <w:szCs w:val="22"/>
-              </w:rPr>
-            </w:pPr>
-            <w:bookmarkStart w:colFirst="0" w:colLast="0" w:name="_h9rmfxagj47z" w:id="62"/>
-            <w:bookmarkEnd w:id="62"/>
-            <w:r>
-              <w:rPr>
-                <w:sz w:val="22"/>
-                <w:szCs w:val="22"/>
-                <w:rtl w:val="0"/>
-              </w:rPr>
-              <w:t xml:space="preserve">AWS Summit 2025 - Comment PayFit a créé son premier assistant IA grâce à Amazon Bedrock</w:t>
+              <w:rPr/>
+            </w:pPr>
+            <w:r>
+              <w:rPr>
+                <w:rtl w:val="0"/>
+              </w:rPr>
+              <w:t xml:space="preserve">Déploiement d’un site WordPress</w:t>
             </w:r>
           </w:p>
         </w:tc>
       </w:tr>
     </w:tbl>
-    <w:p>
-      <w:pPr>
-        <w:pStyle w:val="Heading1"/>
-        <w:keepNext w:val="0"/>
-        <w:keepLines w:val="0"/>
-        <w:spacing w:before="480" w:lineRule="auto"/>
-        <w:rPr>
-          <w:b w:val="1"/>
-          <w:bCs w:val="1"/>
-          <w:sz w:val="46"/>
-          <w:szCs w:val="46"/>
-        </w:rPr>
-      </w:pPr>
-      <w:bookmarkStart w:colFirst="0" w:colLast="0" w:name="_1lspc2b2j8d9" w:id="63"/>
-      <w:bookmarkEnd w:id="63"/>
-      <w:r>
-        <w:rPr>
-          <w:b w:val="1"/>
-          <w:bCs w:val="1"/>
-          <w:sz w:val="46"/>
-          <w:szCs w:val="46"/>
-          <w:rtl w:val="0"/>
-        </w:rPr>
-        <w:t xml:space="preserve">Veille 1 – Sujet 1 : AWS (Amazon Web Services)</w:t>
-      </w:r>
-    </w:p>
     <w:p>
       <w:pPr>
         <w:pStyle w:val="Heading2"/>
@@ -21818,8 +20667,8 @@
           <w:szCs w:val="34"/>
         </w:rPr>
       </w:pPr>
-      <w:bookmarkStart w:colFirst="0" w:colLast="0" w:name="_noujh9iami7u" w:id="64"/>
-      <w:bookmarkEnd w:id="64"/>
+      <w:bookmarkStart w:colFirst="0" w:colLast="0" w:name="_ywen2vny0kgh" w:id="45"/>
+      <w:bookmarkEnd w:id="45"/>
       <w:r>
         <w:rPr>
           <w:b w:val="1"/>
@@ -21828,7 +20677,7 @@
           <w:szCs w:val="34"/>
           <w:rtl w:val="0"/>
         </w:rPr>
-        <w:t xml:space="preserve">Comment PayFit a conçu son premier assistant IA grâce à Amazon Bedrock</w:t>
+        <w:t xml:space="preserve">Activité 8 – Déploiement et mise en production d’un site WordPress</w:t>
       </w:r>
     </w:p>
     <w:p>
@@ -21845,8 +20694,8 @@
           <w:szCs w:val="26"/>
         </w:rPr>
       </w:pPr>
-      <w:bookmarkStart w:colFirst="0" w:colLast="0" w:name="_bf92mgcikfva" w:id="65"/>
-      <w:bookmarkEnd w:id="65"/>
+      <w:bookmarkStart w:colFirst="0" w:colLast="0" w:name="_cctaslr5hfuf" w:id="46"/>
+      <w:bookmarkEnd w:id="46"/>
       <w:r>
         <w:rPr>
           <w:b w:val="1"/>
@@ -21862,71 +20711,18 @@
     <w:p>
       <w:pPr>
         <w:spacing w:after="240" w:before="240" w:lineRule="auto"/>
-        <w:rPr/>
-      </w:pPr>
-      <w:r>
-        <w:rPr>
-          <w:rtl w:val="0"/>
-        </w:rPr>
-        <w:t xml:space="preserve">Dans le cadre de ma veille technologique, j’ai assisté à une présentation lors de l’</w:t>
-      </w:r>
-      <w:r>
-        <w:rPr>
-          <w:b w:val="1"/>
-          <w:bCs w:val="1"/>
-          <w:rtl w:val="0"/>
-        </w:rPr>
-        <w:t xml:space="preserve">AWS Summit Paris 2025</w:t>
-      </w:r>
-      <w:r>
-        <w:rPr>
-          <w:rtl w:val="0"/>
-        </w:rPr>
-        <w:t xml:space="preserve">, durant laquelle a été exposé un cas concret d’utilisation d’</w:t>
-      </w:r>
-      <w:r>
-        <w:rPr>
-          <w:b w:val="1"/>
-          <w:bCs w:val="1"/>
-          <w:rtl w:val="0"/>
-        </w:rPr>
-        <w:t xml:space="preserve">Amazon Bedrock</w:t>
-      </w:r>
-      <w:r>
-        <w:rPr>
-          <w:rtl w:val="0"/>
-        </w:rPr>
-        <w:t xml:space="preserve">, l’une des solutions majeures d’intelligence artificielle proposées par </w:t>
-      </w:r>
-      <w:r>
-        <w:rPr>
-          <w:b w:val="1"/>
-          <w:bCs w:val="1"/>
-          <w:rtl w:val="0"/>
-        </w:rPr>
-        <w:t xml:space="preserve">Amazon Web Services (AWS)</w:t>
-      </w:r>
-      <w:r>
-        <w:rPr>
-          <w:rtl w:val="0"/>
-        </w:rPr>
-        <w:t xml:space="preserve">.</w:t>
-        <w:br w:type="textWrapping"/>
-        <w:t xml:space="preserve"> Cette présentation mettait en avant l’utilisation de cette technologie par </w:t>
-      </w:r>
-      <w:r>
-        <w:rPr>
-          <w:b w:val="1"/>
-          <w:bCs w:val="1"/>
-          <w:rtl w:val="0"/>
-        </w:rPr>
-        <w:t xml:space="preserve">PayFit</w:t>
-      </w:r>
-      <w:r>
-        <w:rPr>
-          <w:rtl w:val="0"/>
-        </w:rPr>
-        <w:t xml:space="preserve">, entreprise spécialisée dans le développement de logiciels de gestion RH et de paie, afin de concevoir son premier assistant intelligent dédié à l’automatisation de certaines tâches internes.</w:t>
+        <w:rPr>
+          <w:sz w:val="24"/>
+          <w:szCs w:val="24"/>
+        </w:rPr>
+      </w:pPr>
+      <w:r>
+        <w:rPr>
+          <w:sz w:val="24"/>
+          <w:szCs w:val="24"/>
+          <w:rtl w:val="0"/>
+        </w:rPr>
+        <w:t xml:space="preserve">Lors de mon stage de seconde année, j’ai participé au déploiement final d’un site WordPress développé pour un client externe.</w:t>
       </w:r>
     </w:p>
     <w:p>
@@ -21943,8 +20739,8 @@
           <w:szCs w:val="26"/>
         </w:rPr>
       </w:pPr>
-      <w:bookmarkStart w:colFirst="0" w:colLast="0" w:name="_ogzhajtzj9il" w:id="66"/>
-      <w:bookmarkEnd w:id="66"/>
+      <w:bookmarkStart w:colFirst="0" w:colLast="0" w:name="_bhijabnrbf5k" w:id="47"/>
+      <w:bookmarkEnd w:id="47"/>
       <w:r>
         <w:rPr>
           <w:b w:val="1"/>
@@ -21954,171 +20750,34 @@
           <w:szCs w:val="26"/>
           <w:rtl w:val="0"/>
         </w:rPr>
-        <w:t xml:space="preserve">Présentation d’Amazon Bedrock</w:t>
+        <w:t xml:space="preserve">Objectifs du projet</w:t>
       </w:r>
     </w:p>
     <w:p>
       <w:pPr>
         <w:spacing w:after="240" w:before="240" w:lineRule="auto"/>
-        <w:rPr/>
-      </w:pPr>
-      <w:r>
-        <w:rPr>
-          <w:b w:val="1"/>
-          <w:bCs w:val="1"/>
-          <w:rtl w:val="0"/>
-        </w:rPr>
-        <w:t xml:space="preserve">Amazon Bedrock</w:t>
-      </w:r>
-      <w:r>
-        <w:rPr>
-          <w:rtl w:val="0"/>
-        </w:rPr>
-        <w:t xml:space="preserve"> est une plateforme cloud développée par </w:t>
-      </w:r>
-      <w:r>
-        <w:rPr>
-          <w:b w:val="1"/>
-          <w:bCs w:val="1"/>
-          <w:rtl w:val="0"/>
-        </w:rPr>
-        <w:t xml:space="preserve">AWS</w:t>
-      </w:r>
-      <w:r>
-        <w:rPr>
-          <w:rtl w:val="0"/>
-        </w:rPr>
-        <w:t xml:space="preserve"> permettant de concevoir, déployer et administrer des applications intégrant des modèles d’intelligence artificielle générative, notamment des </w:t>
-      </w:r>
-      <w:r>
-        <w:rPr>
-          <w:b w:val="1"/>
-          <w:bCs w:val="1"/>
-          <w:rtl w:val="0"/>
-        </w:rPr>
-        <w:t xml:space="preserve">LLM</w:t>
-      </w:r>
-      <w:r>
-        <w:rPr>
-          <w:rtl w:val="0"/>
-        </w:rPr>
-        <w:t xml:space="preserve"> (</w:t>
-      </w:r>
-      <w:r>
-        <w:rPr>
-          <w:i w:val="1"/>
-          <w:iCs w:val="1"/>
-          <w:rtl w:val="0"/>
-        </w:rPr>
-        <w:t xml:space="preserve">Large Language Models</w:t>
-      </w:r>
-      <w:r>
-        <w:rPr>
-          <w:rtl w:val="0"/>
-        </w:rPr>
-        <w:t xml:space="preserve">) et des </w:t>
-      </w:r>
-      <w:r>
-        <w:rPr>
-          <w:b w:val="1"/>
-          <w:bCs w:val="1"/>
-          <w:rtl w:val="0"/>
-        </w:rPr>
-        <w:t xml:space="preserve">Foundation Models</w:t>
-      </w:r>
-      <w:r>
-        <w:rPr>
-          <w:rtl w:val="0"/>
-        </w:rPr>
-        <w:t xml:space="preserve">.</w:t>
-      </w:r>
-    </w:p>
-    <w:p>
-      <w:pPr>
-        <w:spacing w:after="240" w:before="240" w:lineRule="auto"/>
-        <w:rPr/>
-      </w:pPr>
-      <w:r>
-        <w:rPr>
-          <w:rtl w:val="0"/>
-        </w:rPr>
-        <w:t xml:space="preserve">Cette solution permet aux entreprises de tirer parti de l’intelligence artificielle sans avoir à gérer directement l’infrastructure lourde habituellement nécessaire à ce type de technologie, comme :</w:t>
-      </w:r>
-    </w:p>
-    <w:p>
-      <w:pPr>
-        <w:numPr>
-          <w:ilvl w:val="0"/>
-          <w:numId w:val="16"/>
-        </w:numPr>
-        <w:spacing w:after="0" w:afterAutospacing="0" w:before="240" w:lineRule="auto"/>
-        <w:ind w:left="720" w:hanging="360"/>
-      </w:pPr>
-      <w:r>
-        <w:rPr>
-          <w:rtl w:val="0"/>
-        </w:rPr>
-        <w:t xml:space="preserve">la gestion des GPU ;</w:t>
-      </w:r>
-    </w:p>
-    <w:p>
-      <w:pPr>
-        <w:numPr>
-          <w:ilvl w:val="0"/>
-          <w:numId w:val="16"/>
-        </w:numPr>
-        <w:spacing w:after="0" w:afterAutospacing="0" w:before="0" w:beforeAutospacing="0" w:lineRule="auto"/>
-        <w:ind w:left="720" w:hanging="360"/>
-      </w:pPr>
-      <w:r>
-        <w:rPr>
-          <w:rtl w:val="0"/>
-        </w:rPr>
-        <w:t xml:space="preserve">la configuration des pipelines de traitement IA ;</w:t>
-      </w:r>
-    </w:p>
-    <w:p>
-      <w:pPr>
-        <w:numPr>
-          <w:ilvl w:val="0"/>
-          <w:numId w:val="16"/>
-        </w:numPr>
-        <w:spacing w:after="0" w:afterAutospacing="0" w:before="0" w:beforeAutospacing="0" w:lineRule="auto"/>
-        <w:ind w:left="720" w:hanging="360"/>
-      </w:pPr>
-      <w:r>
-        <w:rPr>
-          <w:rtl w:val="0"/>
-        </w:rPr>
-        <w:t xml:space="preserve">la maintenance des serveurs de calcul ;</w:t>
-      </w:r>
-    </w:p>
-    <w:p>
-      <w:pPr>
-        <w:numPr>
-          <w:ilvl w:val="0"/>
-          <w:numId w:val="16"/>
-        </w:numPr>
-        <w:spacing w:after="240" w:before="0" w:beforeAutospacing="0" w:lineRule="auto"/>
-        <w:ind w:left="720" w:hanging="360"/>
-      </w:pPr>
-      <w:r>
-        <w:rPr>
-          <w:rtl w:val="0"/>
-        </w:rPr>
-        <w:t xml:space="preserve">la sécurisation des accès aux modèles.</w:t>
-      </w:r>
-    </w:p>
-    <w:p>
-      <w:pPr>
-        <w:spacing w:after="240" w:before="240" w:lineRule="auto"/>
-        <w:rPr/>
-      </w:pPr>
-      <w:r>
-        <w:rPr>
-          <w:rtl w:val="0"/>
-        </w:rPr>
-        <w:t xml:space="preserve">Bedrock agit donc comme une couche d’orchestration simplifiant considérablement le déploiement de solutions basées sur l’intelligence artificielle dans un environnement professionnel sécurisé.</w:t>
+        <w:rPr>
+          <w:sz w:val="24"/>
+          <w:szCs w:val="24"/>
+        </w:rPr>
+      </w:pPr>
+      <w:r>
+        <w:rPr>
+          <w:b w:val="1"/>
+          <w:bCs w:val="1"/>
+          <w:sz w:val="24"/>
+          <w:szCs w:val="24"/>
+          <w:rtl w:val="0"/>
+        </w:rPr>
+        <w:t xml:space="preserve">L’objectif</w:t>
+      </w:r>
+      <w:r>
+        <w:rPr>
+          <w:sz w:val="24"/>
+          <w:szCs w:val="24"/>
+          <w:rtl w:val="0"/>
+        </w:rPr>
+        <w:t xml:space="preserve"> était de préparer le site à sa mise en ligne en garantissant sa stabilité, sa conformité technique et son bon fonctionnement sur l’environnement de production.</w:t>
       </w:r>
     </w:p>
     <w:p>
@@ -22135,8 +20794,8 @@
           <w:szCs w:val="26"/>
         </w:rPr>
       </w:pPr>
-      <w:bookmarkStart w:colFirst="0" w:colLast="0" w:name="_6dxa8v714fkp" w:id="67"/>
-      <w:bookmarkEnd w:id="67"/>
+      <w:bookmarkStart w:colFirst="0" w:colLast="0" w:name="_qg6kksbjdo1w" w:id="48"/>
+      <w:bookmarkEnd w:id="48"/>
       <w:r>
         <w:rPr>
           <w:b w:val="1"/>
@@ -22146,374 +20805,66 @@
           <w:szCs w:val="26"/>
           <w:rtl w:val="0"/>
         </w:rPr>
-        <w:t xml:space="preserve">Cas d’usage observé : utilisation chez PayFit</w:t>
+        <w:t xml:space="preserve">Processus de réalisation</w:t>
       </w:r>
     </w:p>
     <w:p>
       <w:pPr>
         <w:spacing w:after="240" w:before="240" w:lineRule="auto"/>
-        <w:rPr/>
-      </w:pPr>
-      <w:r>
-        <w:rPr>
-          <w:rtl w:val="0"/>
-        </w:rPr>
-        <w:t xml:space="preserve">Lors de la présentation, AWS a exposé un exemple d’implémentation réalisé chez </w:t>
-      </w:r>
-      <w:r>
-        <w:rPr>
-          <w:b w:val="1"/>
-          <w:bCs w:val="1"/>
-          <w:rtl w:val="0"/>
-        </w:rPr>
-        <w:t xml:space="preserve">PayFit</w:t>
-      </w:r>
-      <w:r>
-        <w:rPr>
-          <w:rtl w:val="0"/>
-        </w:rPr>
-        <w:t xml:space="preserve"> dans lequel Amazon Bedrock est utilisé pour automatiser la consultation de documents RH via un assistant conversationnel intelligent.</w:t>
+        <w:rPr>
+          <w:sz w:val="24"/>
+          <w:szCs w:val="24"/>
+        </w:rPr>
+      </w:pPr>
+      <w:r>
+        <w:rPr>
+          <w:sz w:val="24"/>
+          <w:szCs w:val="24"/>
+          <w:rtl w:val="0"/>
+        </w:rPr>
+        <w:t xml:space="preserve">J’ai participé à l’installation et à la configuration initiale de l’environnement WordPress, à l’intégration des contenus, au paramétrage du thème graphique et à la configuration générale du site.</w:t>
       </w:r>
     </w:p>
     <w:p>
       <w:pPr>
         <w:spacing w:after="240" w:before="240" w:lineRule="auto"/>
-        <w:rPr/>
-      </w:pPr>
-      <w:r>
-        <w:rPr>
-          <w:rtl w:val="0"/>
-        </w:rPr>
-        <w:t xml:space="preserve">Dans ce scénario, lorsqu’un collaborateur souhaite accéder à son bulletin de salaire, le fonctionnement global peut être résumé de la manière suivante :</w:t>
+        <w:rPr>
+          <w:sz w:val="24"/>
+          <w:szCs w:val="24"/>
+        </w:rPr>
+      </w:pPr>
+      <w:r>
+        <w:rPr>
+          <w:sz w:val="24"/>
+          <w:szCs w:val="24"/>
+          <w:rtl w:val="0"/>
+        </w:rPr>
+        <w:t xml:space="preserve">J’ai également participé aux différentes phases de tests de validation, notamment les vérifications responsive, les tests navigateurs et les contrôles de compatibilité générale.</w:t>
       </w:r>
     </w:p>
     <w:p>
       <w:pPr>
         <w:spacing w:after="240" w:before="240" w:lineRule="auto"/>
-        <w:rPr/>
-      </w:pPr>
-      <w:r>
-        <w:rPr>
-          <w:rtl w:val="0"/>
-        </w:rPr>
-        <w:t xml:space="preserve">Dans un premier temps, l’utilisateur formule sa demande via une interface conversationnelle exploitant </w:t>
-      </w:r>
-      <w:r>
-        <w:rPr>
-          <w:b w:val="1"/>
-          <w:bCs w:val="1"/>
-          <w:rtl w:val="0"/>
-        </w:rPr>
-        <w:t xml:space="preserve">Amazon Lex</w:t>
-      </w:r>
-      <w:r>
-        <w:rPr>
-          <w:rtl w:val="0"/>
-        </w:rPr>
-        <w:t xml:space="preserve">, un service permettant de créer des chatbots capables d’interpréter le langage naturel et de comprendre les intentions de l’utilisateur.</w:t>
-      </w:r>
-    </w:p>
-    <w:p>
-      <w:pPr>
-        <w:spacing w:after="240" w:before="240" w:lineRule="auto"/>
-        <w:rPr/>
-      </w:pPr>
-      <w:r>
-        <w:rPr>
-          <w:rtl w:val="0"/>
-        </w:rPr>
-        <w:t xml:space="preserve">Une fois la demande interprétée, celle-ci est transmise à </w:t>
-      </w:r>
-      <w:r>
-        <w:rPr>
-          <w:b w:val="1"/>
-          <w:bCs w:val="1"/>
-          <w:rtl w:val="0"/>
-        </w:rPr>
-        <w:t xml:space="preserve">AWS Lambda</w:t>
-      </w:r>
-      <w:r>
-        <w:rPr>
-          <w:rtl w:val="0"/>
-        </w:rPr>
-        <w:t xml:space="preserve">, service serverless chargé d’exécuter la logique métier sans nécessiter de serveur physique dédié. Cette approche permet de ne consommer des ressources qu’au moment de l’exécution, réduisant ainsi les coûts d’infrastructure.</w:t>
-      </w:r>
-    </w:p>
-    <w:p>
-      <w:pPr>
-        <w:spacing w:after="240" w:before="240" w:lineRule="auto"/>
-        <w:rPr/>
-      </w:pPr>
-      <w:r>
-        <w:rPr>
-          <w:rtl w:val="0"/>
-        </w:rPr>
-        <w:t xml:space="preserve">Lambda interagit ensuite avec </w:t>
-      </w:r>
-      <w:r>
-        <w:rPr>
-          <w:b w:val="1"/>
-          <w:bCs w:val="1"/>
-          <w:rtl w:val="0"/>
-        </w:rPr>
-        <w:t xml:space="preserve">Amazon S3</w:t>
-      </w:r>
-      <w:r>
-        <w:rPr>
-          <w:rtl w:val="0"/>
-        </w:rPr>
-        <w:t xml:space="preserve">, service de stockage cloud sécurisé dans lequel les documents sensibles sont conservés, triés et chiffrés afin de respecter les exigences de sécurité et de conformité.</w:t>
-      </w:r>
-    </w:p>
-    <w:p>
-      <w:pPr>
-        <w:spacing w:after="240" w:before="240" w:lineRule="auto"/>
-        <w:rPr/>
-      </w:pPr>
-      <w:r>
-        <w:rPr>
-          <w:rtl w:val="0"/>
-        </w:rPr>
-        <w:t xml:space="preserve">Les données sont ensuite analysées par </w:t>
-      </w:r>
-      <w:r>
-        <w:rPr>
-          <w:b w:val="1"/>
-          <w:bCs w:val="1"/>
-          <w:rtl w:val="0"/>
-        </w:rPr>
-        <w:t xml:space="preserve">Amazon Kendra</w:t>
-      </w:r>
-      <w:r>
-        <w:rPr>
-          <w:rtl w:val="0"/>
-        </w:rPr>
-        <w:t xml:space="preserve">, moteur de recherche intelligent permettant de retrouver dynamiquement les informations pertinentes grâce à des mécanismes avancés de traitement du langage naturel (</w:t>
-      </w:r>
-      <w:r>
-        <w:rPr>
-          <w:b w:val="1"/>
-          <w:bCs w:val="1"/>
-          <w:rtl w:val="0"/>
-        </w:rPr>
-        <w:t xml:space="preserve">NLP</w:t>
-      </w:r>
-      <w:r>
-        <w:rPr>
-          <w:rtl w:val="0"/>
-        </w:rPr>
-        <w:t xml:space="preserve">).</w:t>
-      </w:r>
-    </w:p>
-    <w:p>
-      <w:pPr>
-        <w:spacing w:after="240" w:before="240" w:lineRule="auto"/>
-        <w:rPr/>
-      </w:pPr>
-      <w:r>
-        <w:rPr>
-          <w:rtl w:val="0"/>
-        </w:rPr>
-        <w:t xml:space="preserve">Enfin, </w:t>
-      </w:r>
-      <w:r>
-        <w:rPr>
-          <w:b w:val="1"/>
-          <w:bCs w:val="1"/>
-          <w:rtl w:val="0"/>
-        </w:rPr>
-        <w:t xml:space="preserve">Amazon Bedrock</w:t>
-      </w:r>
-      <w:r>
-        <w:rPr>
-          <w:rtl w:val="0"/>
-        </w:rPr>
-        <w:t xml:space="preserve"> supervise l’ensemble du processus en orchestrant les interactions entre les différents services AWS et les modèles d’intelligence artificielle afin d’assurer la cohérence, la sécurité et la fluidité du traitement.</w:t>
-      </w:r>
-    </w:p>
-    <w:p>
-      <w:pPr>
-        <w:rPr>
-          <w:b w:val="1"/>
-          <w:bCs w:val="1"/>
-          <w:color w:val="000000"/>
-          <w:sz w:val="26"/>
-          <w:szCs w:val="26"/>
-        </w:rPr>
-      </w:pPr>
-      <w:r>
-        <w:rPr>
-          <w:b w:val="1"/>
-          <w:bCs w:val="1"/>
-          <w:color w:val="000000"/>
-          <w:sz w:val="26"/>
-          <w:szCs w:val="26"/>
-          <w:rtl w:val="0"/>
-        </w:rPr>
-        <w:t xml:space="preserve">Analyse et intérêt technologique</w:t>
-      </w:r>
-    </w:p>
-    <w:p>
-      <w:pPr>
-        <w:spacing w:after="240" w:before="240" w:lineRule="auto"/>
-        <w:rPr/>
-      </w:pPr>
-      <w:r>
-        <w:rPr>
-          <w:rtl w:val="0"/>
-        </w:rPr>
-        <w:t xml:space="preserve">Cette démonstration met en évidence plusieurs avantages majeurs d’Amazon Bedrock dans un contexte professionnel :</w:t>
-      </w:r>
-    </w:p>
-    <w:p>
-      <w:pPr>
-        <w:numPr>
-          <w:ilvl w:val="0"/>
-          <w:numId w:val="3"/>
-        </w:numPr>
-        <w:spacing w:after="0" w:afterAutospacing="0" w:before="240" w:lineRule="auto"/>
-        <w:ind w:left="720" w:hanging="360"/>
-      </w:pPr>
-      <w:r>
-        <w:rPr>
-          <w:b w:val="1"/>
-          <w:bCs w:val="1"/>
-          <w:rtl w:val="0"/>
-        </w:rPr>
-        <w:t xml:space="preserve">Scalabilité</w:t>
-      </w:r>
-      <w:r>
-        <w:rPr>
-          <w:rtl w:val="0"/>
-        </w:rPr>
-        <w:t xml:space="preserve"> : adaptation automatique des ressources selon la charge ;</w:t>
-      </w:r>
-    </w:p>
-    <w:p>
-      <w:pPr>
-        <w:numPr>
-          <w:ilvl w:val="0"/>
-          <w:numId w:val="3"/>
-        </w:numPr>
-        <w:spacing w:after="0" w:afterAutospacing="0" w:before="0" w:beforeAutospacing="0" w:lineRule="auto"/>
-        <w:ind w:left="720" w:hanging="360"/>
-      </w:pPr>
-      <w:r>
-        <w:rPr>
-          <w:b w:val="1"/>
-          <w:bCs w:val="1"/>
-          <w:rtl w:val="0"/>
-        </w:rPr>
-        <w:t xml:space="preserve">Sécurité</w:t>
-      </w:r>
-      <w:r>
-        <w:rPr>
-          <w:rtl w:val="0"/>
-        </w:rPr>
-        <w:t xml:space="preserve"> : intégration native des standards AWS en matière de chiffrement et de gestion des droits ;</w:t>
-      </w:r>
-    </w:p>
-    <w:p>
-      <w:pPr>
-        <w:numPr>
-          <w:ilvl w:val="0"/>
-          <w:numId w:val="3"/>
-        </w:numPr>
-        <w:spacing w:after="0" w:afterAutospacing="0" w:before="0" w:beforeAutospacing="0" w:lineRule="auto"/>
-        <w:ind w:left="720" w:hanging="360"/>
-      </w:pPr>
-      <w:r>
-        <w:rPr>
-          <w:b w:val="1"/>
-          <w:bCs w:val="1"/>
-          <w:rtl w:val="0"/>
-        </w:rPr>
-        <w:t xml:space="preserve">Optimisation des coûts</w:t>
-      </w:r>
-      <w:r>
-        <w:rPr>
-          <w:rtl w:val="0"/>
-        </w:rPr>
-        <w:t xml:space="preserve"> : réduction des dépenses via l’architecture serverless ;</w:t>
-      </w:r>
-    </w:p>
-    <w:p>
-      <w:pPr>
-        <w:numPr>
-          <w:ilvl w:val="0"/>
-          <w:numId w:val="3"/>
-        </w:numPr>
-        <w:spacing w:after="0" w:afterAutospacing="0" w:before="0" w:beforeAutospacing="0" w:lineRule="auto"/>
-        <w:ind w:left="720" w:hanging="360"/>
-      </w:pPr>
-      <w:r>
-        <w:rPr>
-          <w:b w:val="1"/>
-          <w:bCs w:val="1"/>
-          <w:rtl w:val="0"/>
-        </w:rPr>
-        <w:t xml:space="preserve">Facilité d’intégration</w:t>
-      </w:r>
-      <w:r>
-        <w:rPr>
-          <w:rtl w:val="0"/>
-        </w:rPr>
-        <w:t xml:space="preserve"> : compatibilité avec les autres services AWS ;</w:t>
-      </w:r>
-    </w:p>
-    <w:p>
-      <w:pPr>
-        <w:numPr>
-          <w:ilvl w:val="0"/>
-          <w:numId w:val="3"/>
-        </w:numPr>
-        <w:spacing w:after="240" w:before="0" w:beforeAutospacing="0" w:lineRule="auto"/>
-        <w:ind w:left="720" w:hanging="360"/>
-      </w:pPr>
-      <w:r>
-        <w:rPr>
-          <w:b w:val="1"/>
-          <w:bCs w:val="1"/>
-          <w:rtl w:val="0"/>
-        </w:rPr>
-        <w:t xml:space="preserve">Conformité réglementaire</w:t>
-      </w:r>
-      <w:r>
-        <w:rPr>
-          <w:rtl w:val="0"/>
-        </w:rPr>
-        <w:t xml:space="preserve"> : meilleure maîtrise du traitement des données sensibles, notamment dans le cadre du </w:t>
-      </w:r>
-      <w:r>
-        <w:rPr>
-          <w:b w:val="1"/>
-          <w:bCs w:val="1"/>
-          <w:rtl w:val="0"/>
-        </w:rPr>
-        <w:t xml:space="preserve">RGPD</w:t>
-      </w:r>
-      <w:r>
-        <w:rPr>
-          <w:rtl w:val="0"/>
-        </w:rPr>
-        <w:t xml:space="preserve">.</w:t>
-      </w:r>
-    </w:p>
-    <w:p>
-      <w:pPr>
-        <w:spacing w:after="240" w:before="240" w:lineRule="auto"/>
-        <w:rPr/>
-      </w:pPr>
-      <w:r>
-        <w:rPr>
-          <w:rtl w:val="0"/>
-        </w:rPr>
-        <w:t xml:space="preserve">Cette technologie permet donc aux entreprises comme PayFit d’intégrer rapidement de l’intelligence artificielle dans leurs processus métiers sans devoir construire une infrastructure IA complexe en interne.</w:t>
-      </w:r>
-    </w:p>
-    <w:p>
-      <w:pPr>
-        <w:rPr/>
+        <w:rPr>
+          <w:sz w:val="24"/>
+          <w:szCs w:val="24"/>
+        </w:rPr>
+      </w:pPr>
+      <w:r>
+        <w:rPr>
+          <w:sz w:val="24"/>
+          <w:szCs w:val="24"/>
+          <w:rtl w:val="0"/>
+        </w:rPr>
+        <w:t xml:space="preserve">Enfin, j’ai accompagné la phase finale de mise en production ainsi que les vérifications post-déploiement afin d’assurer le bon fonctionnement global du site après publication.</w:t>
+      </w:r>
+    </w:p>
+    <w:p>
+      <w:pPr>
+        <w:rPr>
+          <w:sz w:val="24"/>
+          <w:szCs w:val="24"/>
+        </w:rPr>
       </w:pPr>
       <w:r>
         <w:pict>
@@ -22540,8 +20891,8 @@
           <w:szCs w:val="26"/>
         </w:rPr>
       </w:pPr>
-      <w:bookmarkStart w:colFirst="0" w:colLast="0" w:name="_nzkj126ybdy9" w:id="68"/>
-      <w:bookmarkEnd w:id="68"/>
+      <w:bookmarkStart w:colFirst="0" w:colLast="0" w:name="_43a8ezbj0cin" w:id="49"/>
+      <w:bookmarkEnd w:id="49"/>
       <w:r>
         <w:rPr>
           <w:b w:val="1"/>
@@ -22561,109 +20912,53 @@
       </w:pPr>
       <w:r>
         <w:rPr>
-          <w:rtl w:val="0"/>
-        </w:rPr>
-        <w:t xml:space="preserve">En conclusion, Amazon Bedrock représente aujourd’hui une solution stratégique pour les entreprises souhaitant intégrer de l’intelligence artificielle générative dans leur système d’information tout en conservant un haut niveau de sécurité et de conformité.</w:t>
-      </w:r>
-    </w:p>
-    <w:p>
-      <w:pPr>
-        <w:spacing w:after="240" w:before="240" w:lineRule="auto"/>
+          <w:b w:val="1"/>
+          <w:bCs w:val="1"/>
+          <w:sz w:val="24"/>
+          <w:szCs w:val="24"/>
+          <w:rtl w:val="0"/>
+        </w:rPr>
+        <w:t xml:space="preserve">Cette activité m’a permis</w:t>
+      </w:r>
+      <w:r>
+        <w:rPr>
+          <w:sz w:val="24"/>
+          <w:szCs w:val="24"/>
+          <w:rtl w:val="0"/>
+        </w:rPr>
+        <w:t xml:space="preserve"> de découvrir les différentes étapes nécessaires à la mise en production d’un site client dans un environnement professionnel réel.</w:t>
+      </w:r>
+      <w:r>
+        <w:rPr>
+          <w:rtl w:val="0"/>
+        </w:rPr>
+      </w:r>
+    </w:p>
+    <w:p>
+      <w:pPr>
+        <w:pStyle w:val="Title"/>
         <w:rPr/>
       </w:pPr>
-      <w:r>
-        <w:rPr>
-          <w:rtl w:val="0"/>
-        </w:rPr>
-        <w:t xml:space="preserve">Le cas présenté par PayFit démontre que cette technologie permet de développer efficacement des assistants intelligents capables d’automatiser des tâches métier complexes tout en s’intégrant dans une architecture cloud sécurisée et scalable.</w:t>
-      </w:r>
-    </w:p>
-    <w:p>
-      <w:pPr>
-        <w:spacing w:after="240" w:before="240" w:lineRule="auto"/>
+      <w:bookmarkStart w:colFirst="0" w:colLast="0" w:name="_kg3bddwh6jm5" w:id="50"/>
+      <w:bookmarkEnd w:id="50"/>
+      <w:r>
+        <w:rPr>
+          <w:rtl w:val="0"/>
+        </w:rPr>
+      </w:r>
+    </w:p>
+    <w:p>
+      <w:pPr>
+        <w:pStyle w:val="Title"/>
         <w:rPr/>
       </w:pPr>
-      <w:r>
-        <w:rPr>
-          <w:rtl w:val="0"/>
-        </w:rPr>
-        <w:t xml:space="preserve">Cette veille m’a permis de mieux comprendre comment les grandes entreprises exploitent concrètement l’intelligence artificielle générative dans leurs processus métiers et comment les infrastructures cloud modernes facilitent son adoption.</w:t>
-      </w:r>
-    </w:p>
-    <w:p>
-      <w:pPr>
-        <w:pStyle w:val="Heading3"/>
-        <w:keepNext w:val="0"/>
-        <w:keepLines w:val="0"/>
-        <w:spacing w:before="280" w:lineRule="auto"/>
-        <w:rPr>
-          <w:b w:val="1"/>
-          <w:bCs w:val="1"/>
-          <w:color w:val="000000"/>
-          <w:sz w:val="26"/>
-          <w:szCs w:val="26"/>
-        </w:rPr>
-      </w:pPr>
-      <w:bookmarkStart w:colFirst="0" w:colLast="0" w:name="_8wqdrhhwg652" w:id="69"/>
-      <w:bookmarkEnd w:id="69"/>
-      <w:r>
-        <w:rPr>
-          <w:b w:val="1"/>
-          <w:bCs w:val="1"/>
-          <w:color w:val="000000"/>
-          <w:sz w:val="26"/>
-          <w:szCs w:val="26"/>
-          <w:rtl w:val="0"/>
-        </w:rPr>
-        <w:t xml:space="preserve">Sources</w:t>
-      </w:r>
-    </w:p>
-    <w:p>
-      <w:pPr>
-        <w:numPr>
-          <w:ilvl w:val="0"/>
-          <w:numId w:val="11"/>
-        </w:numPr>
-        <w:spacing w:after="0" w:afterAutospacing="0" w:before="240" w:lineRule="auto"/>
-        <w:ind w:left="720" w:hanging="360"/>
-      </w:pPr>
-      <w:r>
-        <w:rPr>
-          <w:rtl w:val="0"/>
-        </w:rPr>
-        <w:t xml:space="preserve">AWS Summit Paris 2025</w:t>
-      </w:r>
-    </w:p>
-    <w:p>
-      <w:pPr>
-        <w:numPr>
-          <w:ilvl w:val="0"/>
-          <w:numId w:val="11"/>
-        </w:numPr>
-        <w:spacing w:after="0" w:afterAutospacing="0" w:before="0" w:beforeAutospacing="0" w:lineRule="auto"/>
-        <w:ind w:left="720" w:hanging="360"/>
-      </w:pPr>
-      <w:r>
-        <w:rPr>
-          <w:rtl w:val="0"/>
-        </w:rPr>
-        <w:t xml:space="preserve">Présentation officielle AWS : Amazon Bedrock</w:t>
-      </w:r>
-    </w:p>
-    <w:p>
-      <w:pPr>
-        <w:numPr>
-          <w:ilvl w:val="0"/>
-          <w:numId w:val="11"/>
-        </w:numPr>
-        <w:spacing w:after="240" w:before="0" w:beforeAutospacing="0" w:lineRule="auto"/>
-        <w:ind w:left="720" w:hanging="360"/>
-      </w:pPr>
-      <w:r>
-        <w:rPr>
-          <w:rtl w:val="0"/>
-        </w:rPr>
-        <w:t xml:space="preserve">Documentation AWS sur Amazon Lex, Lambda, S3 et Kendra </w:t>
+      <w:bookmarkStart w:colFirst="0" w:colLast="0" w:name="_76xb9x9fk00t" w:id="51"/>
+      <w:bookmarkEnd w:id="51"/>
+      <w:r>
+        <w:rPr>
+          <w:rtl w:val="0"/>
+        </w:rPr>
+        <w:t xml:space="preserve">Eveil technologique en continu : innovations technologiques</w:t>
       </w:r>
     </w:p>
     <w:p>
@@ -22676,6 +20971,339 @@
         </w:rPr>
       </w:r>
     </w:p>
+    <w:tbl>
+      <w:tblPr>
+        <w:tblStyle w:val="Table13"/>
+        <w:tblW w:w="9026.0" w:type="dxa"/>
+        <w:jc w:val="left"/>
+        <w:tblBorders>
+          <w:top w:color="000000" w:space="0" w:sz="8" w:val="single"/>
+          <w:left w:color="000000" w:space="0" w:sz="8" w:val="single"/>
+          <w:bottom w:color="000000" w:space="0" w:sz="8" w:val="single"/>
+          <w:right w:color="000000" w:space="0" w:sz="8" w:val="single"/>
+          <w:insideH w:color="000000" w:space="0" w:sz="8" w:val="single"/>
+          <w:insideV w:color="000000" w:space="0" w:sz="8" w:val="single"/>
+        </w:tblBorders>
+        <w:tblLayout w:type="fixed"/>
+        <w:tblLook w:val="0600"/>
+      </w:tblPr>
+      <w:tblGrid>
+        <w:gridCol w:w="9026"/>
+        <w:tblGridChange w:id="0">
+          <w:tblGrid>
+            <w:gridCol w:w="9026"/>
+          </w:tblGrid>
+        </w:tblGridChange>
+      </w:tblGrid>
+      <w:tr>
+        <w:trPr>
+          <w:cantSplit w:val="0"/>
+          <w:tblHeader w:val="0"/>
+        </w:trPr>
+        <w:tc>
+          <w:tcPr>
+            <w:tcBorders>
+              <w:top w:color="000000" w:space="0" w:sz="0" w:val="nil"/>
+              <w:left w:color="999999" w:space="0" w:sz="18" w:val="single"/>
+              <w:bottom w:color="000000" w:space="0" w:sz="0" w:val="nil"/>
+              <w:right w:color="000000" w:space="0" w:sz="0" w:val="nil"/>
+            </w:tcBorders>
+            <w:shd w:fill="auto" w:val="clear"/>
+            <w:tcMar>
+              <w:top w:w="100.0" w:type="dxa"/>
+              <w:left w:w="100.0" w:type="dxa"/>
+              <w:bottom w:w="100.0" w:type="dxa"/>
+              <w:right w:w="100.0" w:type="dxa"/>
+            </w:tcMar>
+            <w:vAlign w:val="top"/>
+          </w:tcPr>
+          <w:p>
+            <w:pPr>
+              <w:pStyle w:val="Heading3"/>
+              <w:keepNext w:val="0"/>
+              <w:keepLines w:val="0"/>
+              <w:spacing w:before="280" w:lineRule="auto"/>
+              <w:rPr>
+                <w:color w:val="000000"/>
+                <w:sz w:val="26"/>
+                <w:szCs w:val="26"/>
+                <w:u w:val="single"/>
+              </w:rPr>
+            </w:pPr>
+            <w:bookmarkStart w:colFirst="0" w:colLast="0" w:name="_s1bldihqqysh" w:id="52"/>
+            <w:bookmarkEnd w:id="52"/>
+            <w:r>
+              <w:rPr>
+                <w:color w:val="000000"/>
+                <w:sz w:val="26"/>
+                <w:szCs w:val="26"/>
+                <w:u w:val="single"/>
+                <w:rtl w:val="0"/>
+              </w:rPr>
+              <w:t xml:space="preserve">Veille 1 : L’IA une innovation qui émerveille et qui fait peur.</w:t>
+            </w:r>
+          </w:p>
+          <w:p>
+            <w:pPr>
+              <w:rPr>
+                <w:sz w:val="24"/>
+                <w:szCs w:val="24"/>
+              </w:rPr>
+            </w:pPr>
+            <w:r>
+              <w:rPr>
+                <w:sz w:val="24"/>
+                <w:szCs w:val="24"/>
+                <w:rtl w:val="0"/>
+              </w:rPr>
+              <w:t xml:space="preserve">La première innovations présentées à été découvertes lors de l’AWS Summit de Paris en 2025. Il se peut que certaines ne soient pas référencées dans cette présentation.</w:t>
+            </w:r>
+          </w:p>
+          <w:p>
+            <w:pPr>
+              <w:numPr>
+                <w:ilvl w:val="0"/>
+                <w:numId w:val="10"/>
+              </w:numPr>
+              <w:ind w:left="720" w:hanging="360"/>
+              <w:rPr>
+                <w:sz w:val="24"/>
+                <w:szCs w:val="24"/>
+              </w:rPr>
+            </w:pPr>
+            <w:r>
+              <w:rPr>
+                <w:b w:val="1"/>
+                <w:bCs w:val="1"/>
+                <w:sz w:val="24"/>
+                <w:szCs w:val="24"/>
+                <w:rtl w:val="0"/>
+              </w:rPr>
+              <w:t xml:space="preserve">Introduction</w:t>
+            </w:r>
+            <w:r>
+              <w:rPr>
+                <w:sz w:val="24"/>
+                <w:szCs w:val="24"/>
+                <w:rtl w:val="0"/>
+              </w:rPr>
+              <w:t xml:space="preserve"> : </w:t>
+            </w:r>
+          </w:p>
+          <w:p>
+            <w:pPr>
+              <w:widowControl w:val="0"/>
+              <w:numPr>
+                <w:ilvl w:val="0"/>
+                <w:numId w:val="18"/>
+              </w:numPr>
+              <w:ind w:left="720" w:hanging="360"/>
+            </w:pPr>
+            <w:r>
+              <w:rPr>
+                <w:b w:val="1"/>
+                <w:bCs w:val="1"/>
+                <w:sz w:val="26"/>
+                <w:szCs w:val="26"/>
+                <w:rtl w:val="0"/>
+              </w:rPr>
+              <w:t xml:space="preserve">Veille 1 sujet 1</w:t>
+            </w:r>
+            <w:r>
+              <w:rPr>
+                <w:sz w:val="26"/>
+                <w:szCs w:val="26"/>
+                <w:rtl w:val="0"/>
+              </w:rPr>
+              <w:t xml:space="preserve"> — AWS (Amazon web services) :</w:t>
+            </w:r>
+            <w:r>
+              <w:rPr>
+                <w:b w:val="1"/>
+                <w:bCs w:val="1"/>
+                <w:sz w:val="26"/>
+                <w:szCs w:val="26"/>
+                <w:rtl w:val="0"/>
+              </w:rPr>
+              <w:t xml:space="preserve"> </w:t>
+            </w:r>
+            <w:r>
+              <w:rPr>
+                <w:sz w:val="26"/>
+                <w:szCs w:val="26"/>
+                <w:rtl w:val="0"/>
+              </w:rPr>
+              <w:t xml:space="preserve">Comment PayFit a créé son premier assistant IA grâce à Amazon Bedrock</w:t>
+            </w:r>
+          </w:p>
+          <w:p>
+            <w:pPr>
+              <w:widowControl w:val="0"/>
+              <w:numPr>
+                <w:ilvl w:val="0"/>
+                <w:numId w:val="18"/>
+              </w:numPr>
+              <w:ind w:left="720" w:hanging="360"/>
+              <w:rPr>
+                <w:sz w:val="26"/>
+                <w:szCs w:val="26"/>
+              </w:rPr>
+            </w:pPr>
+            <w:r>
+              <w:rPr>
+                <w:b w:val="1"/>
+                <w:bCs w:val="1"/>
+                <w:sz w:val="26"/>
+                <w:szCs w:val="26"/>
+                <w:rtl w:val="0"/>
+              </w:rPr>
+              <w:t xml:space="preserve">Veille 1 sujet 2</w:t>
+            </w:r>
+            <w:r>
+              <w:rPr>
+                <w:sz w:val="26"/>
+                <w:szCs w:val="26"/>
+                <w:rtl w:val="0"/>
+              </w:rPr>
+              <w:t xml:space="preserve"> — Veo 1 / 2 / 3 l’outil de génération de vidéos par IA</w:t>
+            </w:r>
+          </w:p>
+          <w:p>
+            <w:pPr>
+              <w:pStyle w:val="Heading3"/>
+              <w:keepNext w:val="0"/>
+              <w:keepLines w:val="0"/>
+              <w:spacing w:before="280" w:lineRule="auto"/>
+              <w:rPr>
+                <w:u w:val="single"/>
+              </w:rPr>
+            </w:pPr>
+            <w:bookmarkStart w:colFirst="0" w:colLast="0" w:name="_2jzxpl3g5h0a" w:id="53"/>
+            <w:bookmarkEnd w:id="53"/>
+            <w:r>
+              <w:rPr>
+                <w:color w:val="000000"/>
+                <w:sz w:val="26"/>
+                <w:szCs w:val="26"/>
+                <w:u w:val="single"/>
+                <w:rtl w:val="0"/>
+              </w:rPr>
+              <w:t xml:space="preserve">Veille 2 : Pourquoi les réseaux sociaux sont devenu un besoin ?</w:t>
+            </w:r>
+            <w:r>
+              <w:rPr>
+                <w:rtl w:val="0"/>
+              </w:rPr>
+            </w:r>
+          </w:p>
+          <w:p>
+            <w:pPr>
+              <w:pStyle w:val="Heading3"/>
+              <w:keepNext w:val="0"/>
+              <w:keepLines w:val="0"/>
+              <w:numPr>
+                <w:ilvl w:val="0"/>
+                <w:numId w:val="13"/>
+              </w:numPr>
+              <w:spacing w:after="0" w:afterAutospacing="0" w:before="280" w:lineRule="auto"/>
+              <w:ind w:left="720" w:hanging="360"/>
+              <w:rPr>
+                <w:color w:val="434343"/>
+                <w:sz w:val="26"/>
+                <w:szCs w:val="26"/>
+              </w:rPr>
+            </w:pPr>
+            <w:bookmarkStart w:colFirst="0" w:colLast="0" w:name="_tcyyny32yqga" w:id="54"/>
+            <w:bookmarkEnd w:id="54"/>
+            <w:r>
+              <w:rPr>
+                <w:b w:val="1"/>
+                <w:bCs w:val="1"/>
+                <w:color w:val="000000"/>
+                <w:sz w:val="24"/>
+                <w:szCs w:val="24"/>
+                <w:rtl w:val="0"/>
+              </w:rPr>
+              <w:t xml:space="preserve">Introduction</w:t>
+            </w:r>
+            <w:r>
+              <w:rPr>
+                <w:color w:val="000000"/>
+                <w:sz w:val="24"/>
+                <w:szCs w:val="24"/>
+                <w:rtl w:val="0"/>
+              </w:rPr>
+              <w:t xml:space="preserve"> : </w:t>
+            </w:r>
+          </w:p>
+          <w:p>
+            <w:pPr>
+              <w:pStyle w:val="Heading3"/>
+              <w:keepNext w:val="0"/>
+              <w:keepLines w:val="0"/>
+              <w:numPr>
+                <w:ilvl w:val="0"/>
+                <w:numId w:val="13"/>
+              </w:numPr>
+              <w:spacing w:before="0" w:beforeAutospacing="0" w:lineRule="auto"/>
+              <w:ind w:left="720" w:hanging="360"/>
+              <w:rPr>
+                <w:color w:val="434343"/>
+                <w:sz w:val="26"/>
+                <w:szCs w:val="26"/>
+              </w:rPr>
+            </w:pPr>
+            <w:bookmarkStart w:colFirst="0" w:colLast="0" w:name="_39j7wp5c5ajl" w:id="55"/>
+            <w:bookmarkEnd w:id="55"/>
+            <w:r>
+              <w:rPr>
+                <w:b w:val="1"/>
+                <w:bCs w:val="1"/>
+                <w:color w:val="000000"/>
+                <w:sz w:val="26"/>
+                <w:szCs w:val="26"/>
+                <w:rtl w:val="0"/>
+              </w:rPr>
+              <w:t xml:space="preserve">Veille 2 sujet 1</w:t>
+            </w:r>
+            <w:r>
+              <w:rPr>
+                <w:color w:val="000000"/>
+                <w:sz w:val="26"/>
+                <w:szCs w:val="26"/>
+                <w:rtl w:val="0"/>
+              </w:rPr>
+              <w:t xml:space="preserve">  — Instagram :</w:t>
+            </w:r>
+            <w:r>
+              <w:rPr>
+                <w:b w:val="1"/>
+                <w:bCs w:val="1"/>
+                <w:color w:val="000000"/>
+                <w:sz w:val="26"/>
+                <w:szCs w:val="26"/>
+                <w:rtl w:val="0"/>
+              </w:rPr>
+              <w:t xml:space="preserve"> </w:t>
+            </w:r>
+            <w:r>
+              <w:rPr>
+                <w:color w:val="000000"/>
+                <w:sz w:val="26"/>
+                <w:szCs w:val="26"/>
+                <w:rtl w:val="0"/>
+              </w:rPr>
+              <w:t xml:space="preserve">Fonctionnalités avancées d'édition sur Instagram</w:t>
+            </w:r>
+            <w:r>
+              <w:rPr>
+                <w:rtl w:val="0"/>
+              </w:rPr>
+            </w:r>
+          </w:p>
+        </w:tc>
+      </w:tr>
+    </w:tbl>
     <w:p>
       <w:pPr>
         <w:rPr/>
@@ -22688,6 +21316,25 @@
     </w:p>
     <w:p>
       <w:pPr>
+        <w:pStyle w:val="Heading2"/>
+        <w:widowControl w:val="0"/>
+        <w:rPr>
+          <w:b w:val="1"/>
+          <w:bCs w:val="1"/>
+          <w:sz w:val="24"/>
+          <w:szCs w:val="24"/>
+        </w:rPr>
+      </w:pPr>
+      <w:bookmarkStart w:colFirst="0" w:colLast="0" w:name="_ryaq4kbyqhpa" w:id="56"/>
+      <w:bookmarkEnd w:id="56"/>
+      <w:r>
+        <w:rPr>
+          <w:rtl w:val="0"/>
+        </w:rPr>
+      </w:r>
+    </w:p>
+    <w:p>
+      <w:pPr>
         <w:rPr/>
       </w:pPr>
       <w:r>
@@ -22698,6 +21345,82 @@
     </w:p>
     <w:p>
       <w:pPr>
+        <w:pStyle w:val="Heading2"/>
+        <w:widowControl w:val="0"/>
+        <w:rPr>
+          <w:b w:val="1"/>
+          <w:bCs w:val="1"/>
+          <w:sz w:val="24"/>
+          <w:szCs w:val="24"/>
+        </w:rPr>
+      </w:pPr>
+      <w:bookmarkStart w:colFirst="0" w:colLast="0" w:name="_5s7vbxf11zte" w:id="57"/>
+      <w:bookmarkEnd w:id="57"/>
+      <w:r>
+        <w:rPr>
+          <w:rtl w:val="0"/>
+        </w:rPr>
+      </w:r>
+    </w:p>
+    <w:p>
+      <w:pPr>
+        <w:pStyle w:val="Heading2"/>
+        <w:widowControl w:val="0"/>
+        <w:rPr>
+          <w:b w:val="1"/>
+          <w:bCs w:val="1"/>
+          <w:sz w:val="24"/>
+          <w:szCs w:val="24"/>
+        </w:rPr>
+      </w:pPr>
+      <w:bookmarkStart w:colFirst="0" w:colLast="0" w:name="_xnndy4yivupe" w:id="58"/>
+      <w:bookmarkEnd w:id="58"/>
+      <w:r>
+        <w:rPr>
+          <w:rtl w:val="0"/>
+        </w:rPr>
+      </w:r>
+    </w:p>
+    <w:p>
+      <w:pPr>
+        <w:pStyle w:val="Heading2"/>
+        <w:widowControl w:val="0"/>
+        <w:rPr>
+          <w:b w:val="1"/>
+          <w:bCs w:val="1"/>
+          <w:sz w:val="24"/>
+          <w:szCs w:val="24"/>
+        </w:rPr>
+      </w:pPr>
+      <w:bookmarkStart w:colFirst="0" w:colLast="0" w:name="_1ntdd66hl17" w:id="59"/>
+      <w:bookmarkEnd w:id="59"/>
+      <w:r>
+        <w:rPr>
+          <w:rtl w:val="0"/>
+        </w:rPr>
+      </w:r>
+    </w:p>
+    <w:p>
+      <w:pPr>
+        <w:pStyle w:val="Heading2"/>
+        <w:widowControl w:val="0"/>
+        <w:rPr>
+          <w:b w:val="1"/>
+          <w:bCs w:val="1"/>
+          <w:sz w:val="24"/>
+          <w:szCs w:val="24"/>
+        </w:rPr>
+      </w:pPr>
+      <w:bookmarkStart w:colFirst="0" w:colLast="0" w:name="_3gwa9pxid5h0" w:id="60"/>
+      <w:bookmarkEnd w:id="60"/>
+      <w:r>
+        <w:rPr>
+          <w:rtl w:val="0"/>
+        </w:rPr>
+      </w:r>
+    </w:p>
+    <w:p>
+      <w:pPr>
         <w:rPr/>
       </w:pPr>
       <w:r>
@@ -22708,158 +21431,17 @@
     </w:p>
     <w:p>
       <w:pPr>
-        <w:rPr/>
-      </w:pPr>
-      <w:r>
-        <w:rPr>
-          <w:rtl w:val="0"/>
-        </w:rPr>
-      </w:r>
-    </w:p>
-    <w:p>
-      <w:pPr>
-        <w:rPr/>
-      </w:pPr>
-      <w:r>
-        <w:rPr>
-          <w:rtl w:val="0"/>
-        </w:rPr>
-      </w:r>
-    </w:p>
-    <w:p>
-      <w:pPr>
-        <w:rPr/>
-      </w:pPr>
-      <w:r>
-        <w:rPr>
-          <w:rtl w:val="0"/>
-        </w:rPr>
-      </w:r>
-    </w:p>
-    <w:p>
-      <w:pPr>
-        <w:rPr/>
-      </w:pPr>
-      <w:r>
-        <w:rPr>
-          <w:rtl w:val="0"/>
-        </w:rPr>
-      </w:r>
-    </w:p>
-    <w:p>
-      <w:pPr>
-        <w:rPr/>
-      </w:pPr>
-      <w:r>
-        <w:rPr>
-          <w:rtl w:val="0"/>
-        </w:rPr>
-      </w:r>
-    </w:p>
-    <w:p>
-      <w:pPr>
-        <w:rPr/>
-      </w:pPr>
-      <w:r>
-        <w:rPr>
-          <w:rtl w:val="0"/>
-        </w:rPr>
-      </w:r>
-    </w:p>
-    <w:p>
-      <w:pPr>
-        <w:rPr/>
-      </w:pPr>
-      <w:r>
-        <w:rPr>
-          <w:rtl w:val="0"/>
-        </w:rPr>
-      </w:r>
-    </w:p>
-    <w:p>
-      <w:pPr>
-        <w:rPr/>
-      </w:pPr>
-      <w:r>
-        <w:rPr>
-          <w:rtl w:val="0"/>
-        </w:rPr>
-      </w:r>
-    </w:p>
-    <w:p>
-      <w:pPr>
-        <w:rPr/>
-      </w:pPr>
-      <w:r>
-        <w:rPr>
-          <w:rtl w:val="0"/>
-        </w:rPr>
-      </w:r>
-    </w:p>
-    <w:p>
-      <w:pPr>
-        <w:rPr/>
-      </w:pPr>
-      <w:r>
-        <w:rPr>
-          <w:rtl w:val="0"/>
-        </w:rPr>
-      </w:r>
-    </w:p>
-    <w:p>
-      <w:pPr>
-        <w:rPr/>
-      </w:pPr>
-      <w:r>
-        <w:rPr>
-          <w:rtl w:val="0"/>
-        </w:rPr>
-      </w:r>
-    </w:p>
-    <w:p>
-      <w:pPr>
-        <w:rPr/>
-      </w:pPr>
-      <w:r>
-        <w:rPr>
-          <w:rtl w:val="0"/>
-        </w:rPr>
-      </w:r>
-    </w:p>
-    <w:p>
-      <w:pPr>
-        <w:rPr/>
-      </w:pPr>
-      <w:r>
-        <w:rPr>
-          <w:rtl w:val="0"/>
-        </w:rPr>
-      </w:r>
-    </w:p>
-    <w:p>
-      <w:pPr>
-        <w:rPr/>
-      </w:pPr>
-      <w:r>
-        <w:rPr>
-          <w:rtl w:val="0"/>
-        </w:rPr>
-      </w:r>
-    </w:p>
-    <w:p>
-      <w:pPr>
-        <w:rPr/>
-      </w:pPr>
-      <w:r>
-        <w:rPr>
-          <w:rtl w:val="0"/>
-        </w:rPr>
-      </w:r>
-    </w:p>
-    <w:p>
-      <w:pPr>
-        <w:rPr/>
-      </w:pPr>
+        <w:pStyle w:val="Heading2"/>
+        <w:widowControl w:val="0"/>
+        <w:rPr>
+          <w:b w:val="1"/>
+          <w:bCs w:val="1"/>
+          <w:sz w:val="24"/>
+          <w:szCs w:val="24"/>
+        </w:rPr>
+      </w:pPr>
+      <w:bookmarkStart w:colFirst="0" w:colLast="0" w:name="_7i5kx5prc5zb" w:id="61"/>
+      <w:bookmarkEnd w:id="61"/>
       <w:r>
         <w:rPr>
           <w:rtl w:val="0"/>
@@ -23295,6 +21877,1536 @@
                 <w:szCs w:val="22"/>
               </w:rPr>
             </w:pPr>
+            <w:bookmarkStart w:colFirst="0" w:colLast="0" w:name="_h9rmfxagj47z" w:id="62"/>
+            <w:bookmarkEnd w:id="62"/>
+            <w:r>
+              <w:rPr>
+                <w:sz w:val="22"/>
+                <w:szCs w:val="22"/>
+                <w:rtl w:val="0"/>
+              </w:rPr>
+              <w:t xml:space="preserve">AWS Summit 2025 - Comment PayFit a créé son premier assistant IA grâce à Amazon Bedrock</w:t>
+            </w:r>
+          </w:p>
+        </w:tc>
+      </w:tr>
+    </w:tbl>
+    <w:p>
+      <w:pPr>
+        <w:pStyle w:val="Heading1"/>
+        <w:keepNext w:val="0"/>
+        <w:keepLines w:val="0"/>
+        <w:spacing w:before="480" w:lineRule="auto"/>
+        <w:rPr>
+          <w:b w:val="1"/>
+          <w:bCs w:val="1"/>
+          <w:sz w:val="46"/>
+          <w:szCs w:val="46"/>
+        </w:rPr>
+      </w:pPr>
+      <w:bookmarkStart w:colFirst="0" w:colLast="0" w:name="_1lspc2b2j8d9" w:id="63"/>
+      <w:bookmarkEnd w:id="63"/>
+      <w:r>
+        <w:rPr>
+          <w:b w:val="1"/>
+          <w:bCs w:val="1"/>
+          <w:sz w:val="46"/>
+          <w:szCs w:val="46"/>
+          <w:rtl w:val="0"/>
+        </w:rPr>
+        <w:t xml:space="preserve">Veille 1 – Sujet 1 : AWS (Amazon Web Services)</w:t>
+      </w:r>
+    </w:p>
+    <w:p>
+      <w:pPr>
+        <w:pStyle w:val="Heading2"/>
+        <w:keepNext w:val="0"/>
+        <w:keepLines w:val="0"/>
+        <w:spacing w:after="80" w:lineRule="auto"/>
+        <w:rPr>
+          <w:b w:val="1"/>
+          <w:bCs w:val="1"/>
+          <w:sz w:val="34"/>
+          <w:szCs w:val="34"/>
+        </w:rPr>
+      </w:pPr>
+      <w:bookmarkStart w:colFirst="0" w:colLast="0" w:name="_noujh9iami7u" w:id="64"/>
+      <w:bookmarkEnd w:id="64"/>
+      <w:r>
+        <w:rPr>
+          <w:b w:val="1"/>
+          <w:bCs w:val="1"/>
+          <w:sz w:val="34"/>
+          <w:szCs w:val="34"/>
+          <w:rtl w:val="0"/>
+        </w:rPr>
+        <w:t xml:space="preserve">Comment PayFit a conçu son premier assistant IA grâce à Amazon Bedrock</w:t>
+      </w:r>
+    </w:p>
+    <w:p>
+      <w:pPr>
+        <w:pStyle w:val="Heading3"/>
+        <w:keepNext w:val="0"/>
+        <w:keepLines w:val="0"/>
+        <w:spacing w:before="280" w:lineRule="auto"/>
+        <w:rPr>
+          <w:b w:val="1"/>
+          <w:bCs w:val="1"/>
+          <w:color w:val="000000"/>
+          <w:sz w:val="26"/>
+          <w:szCs w:val="26"/>
+        </w:rPr>
+      </w:pPr>
+      <w:bookmarkStart w:colFirst="0" w:colLast="0" w:name="_bf92mgcikfva" w:id="65"/>
+      <w:bookmarkEnd w:id="65"/>
+      <w:r>
+        <w:rPr>
+          <w:b w:val="1"/>
+          <w:bCs w:val="1"/>
+          <w:color w:val="000000"/>
+          <w:sz w:val="26"/>
+          <w:szCs w:val="26"/>
+          <w:rtl w:val="0"/>
+        </w:rPr>
+        <w:t xml:space="preserve">Introduction</w:t>
+      </w:r>
+    </w:p>
+    <w:p>
+      <w:pPr>
+        <w:spacing w:after="240" w:before="240" w:lineRule="auto"/>
+        <w:rPr/>
+      </w:pPr>
+      <w:r>
+        <w:rPr>
+          <w:rtl w:val="0"/>
+        </w:rPr>
+        <w:t xml:space="preserve">Dans le cadre de ma veille technologique, j’ai assisté à une présentation lors de l’</w:t>
+      </w:r>
+      <w:r>
+        <w:rPr>
+          <w:b w:val="1"/>
+          <w:bCs w:val="1"/>
+          <w:rtl w:val="0"/>
+        </w:rPr>
+        <w:t xml:space="preserve">AWS Summit Paris 2025</w:t>
+      </w:r>
+      <w:r>
+        <w:rPr>
+          <w:rtl w:val="0"/>
+        </w:rPr>
+        <w:t xml:space="preserve">, durant laquelle a été exposé un cas concret d’utilisation d’</w:t>
+      </w:r>
+      <w:r>
+        <w:rPr>
+          <w:b w:val="1"/>
+          <w:bCs w:val="1"/>
+          <w:rtl w:val="0"/>
+        </w:rPr>
+        <w:t xml:space="preserve">Amazon Bedrock</w:t>
+      </w:r>
+      <w:r>
+        <w:rPr>
+          <w:rtl w:val="0"/>
+        </w:rPr>
+        <w:t xml:space="preserve">, l’une des solutions majeures d’intelligence artificielle proposées par </w:t>
+      </w:r>
+      <w:r>
+        <w:rPr>
+          <w:b w:val="1"/>
+          <w:bCs w:val="1"/>
+          <w:rtl w:val="0"/>
+        </w:rPr>
+        <w:t xml:space="preserve">Amazon Web Services (AWS)</w:t>
+      </w:r>
+      <w:r>
+        <w:rPr>
+          <w:rtl w:val="0"/>
+        </w:rPr>
+        <w:t xml:space="preserve">.</w:t>
+        <w:br w:type="textWrapping"/>
+        <w:t xml:space="preserve"> Cette présentation mettait en avant l’utilisation de cette technologie par </w:t>
+      </w:r>
+      <w:r>
+        <w:rPr>
+          <w:b w:val="1"/>
+          <w:bCs w:val="1"/>
+          <w:rtl w:val="0"/>
+        </w:rPr>
+        <w:t xml:space="preserve">PayFit</w:t>
+      </w:r>
+      <w:r>
+        <w:rPr>
+          <w:rtl w:val="0"/>
+        </w:rPr>
+        <w:t xml:space="preserve">, entreprise spécialisée dans le développement de logiciels de gestion RH et de paie, afin de concevoir son premier assistant intelligent dédié à l’automatisation de certaines tâches internes.</w:t>
+      </w:r>
+    </w:p>
+    <w:p>
+      <w:pPr>
+        <w:pStyle w:val="Heading3"/>
+        <w:keepNext w:val="0"/>
+        <w:keepLines w:val="0"/>
+        <w:spacing w:before="280" w:lineRule="auto"/>
+        <w:rPr>
+          <w:b w:val="1"/>
+          <w:bCs w:val="1"/>
+          <w:color w:val="000000"/>
+          <w:sz w:val="26"/>
+          <w:szCs w:val="26"/>
+        </w:rPr>
+      </w:pPr>
+      <w:bookmarkStart w:colFirst="0" w:colLast="0" w:name="_ogzhajtzj9il" w:id="66"/>
+      <w:bookmarkEnd w:id="66"/>
+      <w:r>
+        <w:rPr>
+          <w:b w:val="1"/>
+          <w:bCs w:val="1"/>
+          <w:color w:val="000000"/>
+          <w:sz w:val="26"/>
+          <w:szCs w:val="26"/>
+          <w:rtl w:val="0"/>
+        </w:rPr>
+        <w:t xml:space="preserve">Présentation d’Amazon Bedrock</w:t>
+      </w:r>
+    </w:p>
+    <w:p>
+      <w:pPr>
+        <w:spacing w:after="240" w:before="240" w:lineRule="auto"/>
+        <w:rPr/>
+      </w:pPr>
+      <w:r>
+        <w:rPr>
+          <w:b w:val="1"/>
+          <w:bCs w:val="1"/>
+          <w:rtl w:val="0"/>
+        </w:rPr>
+        <w:t xml:space="preserve">Amazon Bedrock</w:t>
+      </w:r>
+      <w:r>
+        <w:rPr>
+          <w:rtl w:val="0"/>
+        </w:rPr>
+        <w:t xml:space="preserve"> est une plateforme cloud développée par </w:t>
+      </w:r>
+      <w:r>
+        <w:rPr>
+          <w:b w:val="1"/>
+          <w:bCs w:val="1"/>
+          <w:rtl w:val="0"/>
+        </w:rPr>
+        <w:t xml:space="preserve">AWS</w:t>
+      </w:r>
+      <w:r>
+        <w:rPr>
+          <w:rtl w:val="0"/>
+        </w:rPr>
+        <w:t xml:space="preserve"> permettant de concevoir, déployer et administrer des applications intégrant des modèles d’intelligence artificielle générative, notamment des </w:t>
+      </w:r>
+      <w:r>
+        <w:rPr>
+          <w:b w:val="1"/>
+          <w:bCs w:val="1"/>
+          <w:rtl w:val="0"/>
+        </w:rPr>
+        <w:t xml:space="preserve">LLM</w:t>
+      </w:r>
+      <w:r>
+        <w:rPr>
+          <w:rtl w:val="0"/>
+        </w:rPr>
+        <w:t xml:space="preserve"> (</w:t>
+      </w:r>
+      <w:r>
+        <w:rPr>
+          <w:i w:val="1"/>
+          <w:iCs w:val="1"/>
+          <w:rtl w:val="0"/>
+        </w:rPr>
+        <w:t xml:space="preserve">Large Language Models</w:t>
+      </w:r>
+      <w:r>
+        <w:rPr>
+          <w:rtl w:val="0"/>
+        </w:rPr>
+        <w:t xml:space="preserve">) et des </w:t>
+      </w:r>
+      <w:r>
+        <w:rPr>
+          <w:b w:val="1"/>
+          <w:bCs w:val="1"/>
+          <w:rtl w:val="0"/>
+        </w:rPr>
+        <w:t xml:space="preserve">Foundation Models</w:t>
+      </w:r>
+      <w:r>
+        <w:rPr>
+          <w:rtl w:val="0"/>
+        </w:rPr>
+        <w:t xml:space="preserve">.</w:t>
+      </w:r>
+    </w:p>
+    <w:p>
+      <w:pPr>
+        <w:spacing w:after="240" w:before="240" w:lineRule="auto"/>
+        <w:rPr/>
+      </w:pPr>
+      <w:r>
+        <w:rPr>
+          <w:rtl w:val="0"/>
+        </w:rPr>
+        <w:t xml:space="preserve">Cette solution permet aux entreprises de tirer parti de l’intelligence artificielle sans avoir à gérer directement l’infrastructure lourde habituellement nécessaire à ce type de technologie, comme :</w:t>
+      </w:r>
+    </w:p>
+    <w:p>
+      <w:pPr>
+        <w:numPr>
+          <w:ilvl w:val="0"/>
+          <w:numId w:val="16"/>
+        </w:numPr>
+        <w:spacing w:after="0" w:afterAutospacing="0" w:before="240" w:lineRule="auto"/>
+        <w:ind w:left="720" w:hanging="360"/>
+      </w:pPr>
+      <w:r>
+        <w:rPr>
+          <w:rtl w:val="0"/>
+        </w:rPr>
+        <w:t xml:space="preserve">la gestion des GPU ;</w:t>
+      </w:r>
+    </w:p>
+    <w:p>
+      <w:pPr>
+        <w:numPr>
+          <w:ilvl w:val="0"/>
+          <w:numId w:val="16"/>
+        </w:numPr>
+        <w:spacing w:after="0" w:afterAutospacing="0" w:before="0" w:beforeAutospacing="0" w:lineRule="auto"/>
+        <w:ind w:left="720" w:hanging="360"/>
+      </w:pPr>
+      <w:r>
+        <w:rPr>
+          <w:rtl w:val="0"/>
+        </w:rPr>
+        <w:t xml:space="preserve">la configuration des pipelines de traitement IA ;</w:t>
+      </w:r>
+    </w:p>
+    <w:p>
+      <w:pPr>
+        <w:numPr>
+          <w:ilvl w:val="0"/>
+          <w:numId w:val="16"/>
+        </w:numPr>
+        <w:spacing w:after="0" w:afterAutospacing="0" w:before="0" w:beforeAutospacing="0" w:lineRule="auto"/>
+        <w:ind w:left="720" w:hanging="360"/>
+      </w:pPr>
+      <w:r>
+        <w:rPr>
+          <w:rtl w:val="0"/>
+        </w:rPr>
+        <w:t xml:space="preserve">la maintenance des serveurs de calcul ;</w:t>
+      </w:r>
+    </w:p>
+    <w:p>
+      <w:pPr>
+        <w:numPr>
+          <w:ilvl w:val="0"/>
+          <w:numId w:val="16"/>
+        </w:numPr>
+        <w:spacing w:after="240" w:before="0" w:beforeAutospacing="0" w:lineRule="auto"/>
+        <w:ind w:left="720" w:hanging="360"/>
+      </w:pPr>
+      <w:r>
+        <w:rPr>
+          <w:rtl w:val="0"/>
+        </w:rPr>
+        <w:t xml:space="preserve">la sécurisation des accès aux modèles.</w:t>
+      </w:r>
+    </w:p>
+    <w:p>
+      <w:pPr>
+        <w:spacing w:after="240" w:before="240" w:lineRule="auto"/>
+        <w:rPr/>
+      </w:pPr>
+      <w:r>
+        <w:rPr>
+          <w:rtl w:val="0"/>
+        </w:rPr>
+        <w:t xml:space="preserve">Bedrock agit donc comme une couche d’orchestration simplifiant considérablement le déploiement de solutions basées sur l’intelligence artificielle dans un environnement professionnel sécurisé.</w:t>
+      </w:r>
+    </w:p>
+    <w:p>
+      <w:pPr>
+        <w:pStyle w:val="Heading3"/>
+        <w:keepNext w:val="0"/>
+        <w:keepLines w:val="0"/>
+        <w:spacing w:before="280" w:lineRule="auto"/>
+        <w:rPr>
+          <w:b w:val="1"/>
+          <w:bCs w:val="1"/>
+          <w:color w:val="000000"/>
+          <w:sz w:val="26"/>
+          <w:szCs w:val="26"/>
+        </w:rPr>
+      </w:pPr>
+      <w:bookmarkStart w:colFirst="0" w:colLast="0" w:name="_6dxa8v714fkp" w:id="67"/>
+      <w:bookmarkEnd w:id="67"/>
+      <w:r>
+        <w:rPr>
+          <w:b w:val="1"/>
+          <w:bCs w:val="1"/>
+          <w:color w:val="000000"/>
+          <w:sz w:val="26"/>
+          <w:szCs w:val="26"/>
+          <w:rtl w:val="0"/>
+        </w:rPr>
+        <w:t xml:space="preserve">Cas d’usage observé : utilisation chez PayFit</w:t>
+      </w:r>
+    </w:p>
+    <w:p>
+      <w:pPr>
+        <w:spacing w:after="240" w:before="240" w:lineRule="auto"/>
+        <w:rPr/>
+      </w:pPr>
+      <w:r>
+        <w:rPr>
+          <w:rtl w:val="0"/>
+        </w:rPr>
+        <w:t xml:space="preserve">Lors de la présentation, AWS a exposé un exemple d’implémentation réalisé chez </w:t>
+      </w:r>
+      <w:r>
+        <w:rPr>
+          <w:b w:val="1"/>
+          <w:bCs w:val="1"/>
+          <w:rtl w:val="0"/>
+        </w:rPr>
+        <w:t xml:space="preserve">PayFit</w:t>
+      </w:r>
+      <w:r>
+        <w:rPr>
+          <w:rtl w:val="0"/>
+        </w:rPr>
+        <w:t xml:space="preserve"> dans lequel Amazon Bedrock est utilisé pour automatiser la consultation de documents RH via un assistant conversationnel intelligent.</w:t>
+      </w:r>
+    </w:p>
+    <w:p>
+      <w:pPr>
+        <w:spacing w:after="240" w:before="240" w:lineRule="auto"/>
+        <w:rPr/>
+      </w:pPr>
+      <w:r>
+        <w:rPr>
+          <w:rtl w:val="0"/>
+        </w:rPr>
+        <w:t xml:space="preserve">Dans ce scénario, lorsqu’un collaborateur souhaite accéder à son bulletin de salaire, le fonctionnement global peut être résumé de la manière suivante :</w:t>
+      </w:r>
+    </w:p>
+    <w:p>
+      <w:pPr>
+        <w:spacing w:after="240" w:before="240" w:lineRule="auto"/>
+        <w:rPr/>
+      </w:pPr>
+      <w:r>
+        <w:rPr>
+          <w:rtl w:val="0"/>
+        </w:rPr>
+        <w:t xml:space="preserve">Dans un premier temps, l’utilisateur formule sa demande via une interface conversationnelle exploitant </w:t>
+      </w:r>
+      <w:r>
+        <w:rPr>
+          <w:b w:val="1"/>
+          <w:bCs w:val="1"/>
+          <w:rtl w:val="0"/>
+        </w:rPr>
+        <w:t xml:space="preserve">Amazon Lex</w:t>
+      </w:r>
+      <w:r>
+        <w:rPr>
+          <w:rtl w:val="0"/>
+        </w:rPr>
+        <w:t xml:space="preserve">, un service permettant de créer des chatbots capables d’interpréter le langage naturel et de comprendre les intentions de l’utilisateur.</w:t>
+      </w:r>
+    </w:p>
+    <w:p>
+      <w:pPr>
+        <w:spacing w:after="240" w:before="240" w:lineRule="auto"/>
+        <w:rPr/>
+      </w:pPr>
+      <w:r>
+        <w:rPr>
+          <w:rtl w:val="0"/>
+        </w:rPr>
+        <w:t xml:space="preserve">Une fois la demande interprétée, celle-ci est transmise à </w:t>
+      </w:r>
+      <w:r>
+        <w:rPr>
+          <w:b w:val="1"/>
+          <w:bCs w:val="1"/>
+          <w:rtl w:val="0"/>
+        </w:rPr>
+        <w:t xml:space="preserve">AWS Lambda</w:t>
+      </w:r>
+      <w:r>
+        <w:rPr>
+          <w:rtl w:val="0"/>
+        </w:rPr>
+        <w:t xml:space="preserve">, service serverless chargé d’exécuter la logique métier sans nécessiter de serveur physique dédié. Cette approche permet de ne consommer des ressources qu’au moment de l’exécution, réduisant ainsi les coûts d’infrastructure.</w:t>
+      </w:r>
+    </w:p>
+    <w:p>
+      <w:pPr>
+        <w:spacing w:after="240" w:before="240" w:lineRule="auto"/>
+        <w:rPr/>
+      </w:pPr>
+      <w:r>
+        <w:rPr>
+          <w:rtl w:val="0"/>
+        </w:rPr>
+        <w:t xml:space="preserve">Lambda interagit ensuite avec </w:t>
+      </w:r>
+      <w:r>
+        <w:rPr>
+          <w:b w:val="1"/>
+          <w:bCs w:val="1"/>
+          <w:rtl w:val="0"/>
+        </w:rPr>
+        <w:t xml:space="preserve">Amazon S3</w:t>
+      </w:r>
+      <w:r>
+        <w:rPr>
+          <w:rtl w:val="0"/>
+        </w:rPr>
+        <w:t xml:space="preserve">, service de stockage cloud sécurisé dans lequel les documents sensibles sont conservés, triés et chiffrés afin de respecter les exigences de sécurité et de conformité.</w:t>
+      </w:r>
+    </w:p>
+    <w:p>
+      <w:pPr>
+        <w:spacing w:after="240" w:before="240" w:lineRule="auto"/>
+        <w:rPr/>
+      </w:pPr>
+      <w:r>
+        <w:rPr>
+          <w:rtl w:val="0"/>
+        </w:rPr>
+        <w:t xml:space="preserve">Les données sont ensuite analysées par </w:t>
+      </w:r>
+      <w:r>
+        <w:rPr>
+          <w:b w:val="1"/>
+          <w:bCs w:val="1"/>
+          <w:rtl w:val="0"/>
+        </w:rPr>
+        <w:t xml:space="preserve">Amazon Kendra</w:t>
+      </w:r>
+      <w:r>
+        <w:rPr>
+          <w:rtl w:val="0"/>
+        </w:rPr>
+        <w:t xml:space="preserve">, moteur de recherche intelligent permettant de retrouver dynamiquement les informations pertinentes grâce à des mécanismes avancés de traitement du langage naturel (</w:t>
+      </w:r>
+      <w:r>
+        <w:rPr>
+          <w:b w:val="1"/>
+          <w:bCs w:val="1"/>
+          <w:rtl w:val="0"/>
+        </w:rPr>
+        <w:t xml:space="preserve">NLP</w:t>
+      </w:r>
+      <w:r>
+        <w:rPr>
+          <w:rtl w:val="0"/>
+        </w:rPr>
+        <w:t xml:space="preserve">).</w:t>
+      </w:r>
+    </w:p>
+    <w:p>
+      <w:pPr>
+        <w:spacing w:after="240" w:before="240" w:lineRule="auto"/>
+        <w:rPr/>
+      </w:pPr>
+      <w:r>
+        <w:rPr>
+          <w:rtl w:val="0"/>
+        </w:rPr>
+        <w:t xml:space="preserve">Enfin, </w:t>
+      </w:r>
+      <w:r>
+        <w:rPr>
+          <w:b w:val="1"/>
+          <w:bCs w:val="1"/>
+          <w:rtl w:val="0"/>
+        </w:rPr>
+        <w:t xml:space="preserve">Amazon Bedrock</w:t>
+      </w:r>
+      <w:r>
+        <w:rPr>
+          <w:rtl w:val="0"/>
+        </w:rPr>
+        <w:t xml:space="preserve"> supervise l’ensemble du processus en orchestrant les interactions entre les différents services AWS et les modèles d’intelligence artificielle afin d’assurer la cohérence, la sécurité et la fluidité du traitement.</w:t>
+      </w:r>
+    </w:p>
+    <w:p>
+      <w:pPr>
+        <w:rPr>
+          <w:b w:val="1"/>
+          <w:bCs w:val="1"/>
+          <w:color w:val="000000"/>
+          <w:sz w:val="26"/>
+          <w:szCs w:val="26"/>
+        </w:rPr>
+      </w:pPr>
+      <w:r>
+        <w:rPr>
+          <w:b w:val="1"/>
+          <w:bCs w:val="1"/>
+          <w:color w:val="000000"/>
+          <w:sz w:val="26"/>
+          <w:szCs w:val="26"/>
+          <w:rtl w:val="0"/>
+        </w:rPr>
+        <w:t xml:space="preserve">Analyse et intérêt technologique</w:t>
+      </w:r>
+    </w:p>
+    <w:p>
+      <w:pPr>
+        <w:spacing w:after="240" w:before="240" w:lineRule="auto"/>
+        <w:rPr/>
+      </w:pPr>
+      <w:r>
+        <w:rPr>
+          <w:rtl w:val="0"/>
+        </w:rPr>
+        <w:t xml:space="preserve">Cette démonstration met en évidence plusieurs avantages majeurs d’Amazon Bedrock dans un contexte professionnel :</w:t>
+      </w:r>
+    </w:p>
+    <w:p>
+      <w:pPr>
+        <w:numPr>
+          <w:ilvl w:val="0"/>
+          <w:numId w:val="3"/>
+        </w:numPr>
+        <w:spacing w:after="0" w:afterAutospacing="0" w:before="240" w:lineRule="auto"/>
+        <w:ind w:left="720" w:hanging="360"/>
+      </w:pPr>
+      <w:r>
+        <w:rPr>
+          <w:b w:val="1"/>
+          <w:bCs w:val="1"/>
+          <w:rtl w:val="0"/>
+        </w:rPr>
+        <w:t xml:space="preserve">Scalabilité</w:t>
+      </w:r>
+      <w:r>
+        <w:rPr>
+          <w:rtl w:val="0"/>
+        </w:rPr>
+        <w:t xml:space="preserve"> : adaptation automatique des ressources selon la charge ;</w:t>
+      </w:r>
+    </w:p>
+    <w:p>
+      <w:pPr>
+        <w:numPr>
+          <w:ilvl w:val="0"/>
+          <w:numId w:val="3"/>
+        </w:numPr>
+        <w:spacing w:after="0" w:afterAutospacing="0" w:before="0" w:beforeAutospacing="0" w:lineRule="auto"/>
+        <w:ind w:left="720" w:hanging="360"/>
+      </w:pPr>
+      <w:r>
+        <w:rPr>
+          <w:b w:val="1"/>
+          <w:bCs w:val="1"/>
+          <w:rtl w:val="0"/>
+        </w:rPr>
+        <w:t xml:space="preserve">Sécurité</w:t>
+      </w:r>
+      <w:r>
+        <w:rPr>
+          <w:rtl w:val="0"/>
+        </w:rPr>
+        <w:t xml:space="preserve"> : intégration native des standards AWS en matière de chiffrement et de gestion des droits ;</w:t>
+      </w:r>
+    </w:p>
+    <w:p>
+      <w:pPr>
+        <w:numPr>
+          <w:ilvl w:val="0"/>
+          <w:numId w:val="3"/>
+        </w:numPr>
+        <w:spacing w:after="0" w:afterAutospacing="0" w:before="0" w:beforeAutospacing="0" w:lineRule="auto"/>
+        <w:ind w:left="720" w:hanging="360"/>
+      </w:pPr>
+      <w:r>
+        <w:rPr>
+          <w:b w:val="1"/>
+          <w:bCs w:val="1"/>
+          <w:rtl w:val="0"/>
+        </w:rPr>
+        <w:t xml:space="preserve">Optimisation des coûts</w:t>
+      </w:r>
+      <w:r>
+        <w:rPr>
+          <w:rtl w:val="0"/>
+        </w:rPr>
+        <w:t xml:space="preserve"> : réduction des dépenses via l’architecture serverless ;</w:t>
+      </w:r>
+    </w:p>
+    <w:p>
+      <w:pPr>
+        <w:numPr>
+          <w:ilvl w:val="0"/>
+          <w:numId w:val="3"/>
+        </w:numPr>
+        <w:spacing w:after="0" w:afterAutospacing="0" w:before="0" w:beforeAutospacing="0" w:lineRule="auto"/>
+        <w:ind w:left="720" w:hanging="360"/>
+      </w:pPr>
+      <w:r>
+        <w:rPr>
+          <w:b w:val="1"/>
+          <w:bCs w:val="1"/>
+          <w:rtl w:val="0"/>
+        </w:rPr>
+        <w:t xml:space="preserve">Facilité d’intégration</w:t>
+      </w:r>
+      <w:r>
+        <w:rPr>
+          <w:rtl w:val="0"/>
+        </w:rPr>
+        <w:t xml:space="preserve"> : compatibilité avec les autres services AWS ;</w:t>
+      </w:r>
+    </w:p>
+    <w:p>
+      <w:pPr>
+        <w:numPr>
+          <w:ilvl w:val="0"/>
+          <w:numId w:val="3"/>
+        </w:numPr>
+        <w:spacing w:after="240" w:before="0" w:beforeAutospacing="0" w:lineRule="auto"/>
+        <w:ind w:left="720" w:hanging="360"/>
+      </w:pPr>
+      <w:r>
+        <w:rPr>
+          <w:b w:val="1"/>
+          <w:bCs w:val="1"/>
+          <w:rtl w:val="0"/>
+        </w:rPr>
+        <w:t xml:space="preserve">Conformité réglementaire</w:t>
+      </w:r>
+      <w:r>
+        <w:rPr>
+          <w:rtl w:val="0"/>
+        </w:rPr>
+        <w:t xml:space="preserve"> : meilleure maîtrise du traitement des données sensibles, notamment dans le cadre du </w:t>
+      </w:r>
+      <w:r>
+        <w:rPr>
+          <w:b w:val="1"/>
+          <w:bCs w:val="1"/>
+          <w:rtl w:val="0"/>
+        </w:rPr>
+        <w:t xml:space="preserve">RGPD</w:t>
+      </w:r>
+      <w:r>
+        <w:rPr>
+          <w:rtl w:val="0"/>
+        </w:rPr>
+        <w:t xml:space="preserve">.</w:t>
+      </w:r>
+    </w:p>
+    <w:p>
+      <w:pPr>
+        <w:spacing w:after="240" w:before="240" w:lineRule="auto"/>
+        <w:rPr/>
+      </w:pPr>
+      <w:r>
+        <w:rPr>
+          <w:rtl w:val="0"/>
+        </w:rPr>
+        <w:t xml:space="preserve">Cette technologie permet donc aux entreprises comme PayFit d’intégrer rapidement de l’intelligence artificielle dans leurs processus métiers sans devoir construire une infrastructure IA complexe en interne.</w:t>
+      </w:r>
+    </w:p>
+    <w:p>
+      <w:pPr>
+        <w:rPr/>
+      </w:pPr>
+      <w:r>
+        <w:pict>
+          <v:rect style="width:0.0pt;height:1.5pt" o:hr="t" o:hrstd="t" o:hralign="center" fillcolor="#A0A0A0" stroked="f"/>
+        </w:pict>
+      </w:r>
+      <w:r>
+        <w:rPr>
+          <w:rtl w:val="0"/>
+        </w:rPr>
+      </w:r>
+    </w:p>
+    <w:p>
+      <w:pPr>
+        <w:pStyle w:val="Heading3"/>
+        <w:keepNext w:val="0"/>
+        <w:keepLines w:val="0"/>
+        <w:spacing w:before="280" w:lineRule="auto"/>
+        <w:rPr>
+          <w:b w:val="1"/>
+          <w:bCs w:val="1"/>
+          <w:color w:val="000000"/>
+          <w:sz w:val="26"/>
+          <w:szCs w:val="26"/>
+        </w:rPr>
+      </w:pPr>
+      <w:bookmarkStart w:colFirst="0" w:colLast="0" w:name="_nzkj126ybdy9" w:id="68"/>
+      <w:bookmarkEnd w:id="68"/>
+      <w:r>
+        <w:rPr>
+          <w:b w:val="1"/>
+          <w:bCs w:val="1"/>
+          <w:color w:val="000000"/>
+          <w:sz w:val="26"/>
+          <w:szCs w:val="26"/>
+          <w:rtl w:val="0"/>
+        </w:rPr>
+        <w:t xml:space="preserve">Conclusion</w:t>
+      </w:r>
+    </w:p>
+    <w:p>
+      <w:pPr>
+        <w:spacing w:after="240" w:before="240" w:lineRule="auto"/>
+        <w:rPr/>
+      </w:pPr>
+      <w:r>
+        <w:rPr>
+          <w:rtl w:val="0"/>
+        </w:rPr>
+        <w:t xml:space="preserve">En conclusion, Amazon Bedrock représente aujourd’hui une solution stratégique pour les entreprises souhaitant intégrer de l’intelligence artificielle générative dans leur système d’information tout en conservant un haut niveau de sécurité et de conformité.</w:t>
+      </w:r>
+    </w:p>
+    <w:p>
+      <w:pPr>
+        <w:spacing w:after="240" w:before="240" w:lineRule="auto"/>
+        <w:rPr/>
+      </w:pPr>
+      <w:r>
+        <w:rPr>
+          <w:rtl w:val="0"/>
+        </w:rPr>
+        <w:t xml:space="preserve">Le cas présenté par PayFit démontre que cette technologie permet de développer efficacement des assistants intelligents capables d’automatiser des tâches métier complexes tout en s’intégrant dans une architecture cloud sécurisée et scalable.</w:t>
+      </w:r>
+    </w:p>
+    <w:p>
+      <w:pPr>
+        <w:spacing w:after="240" w:before="240" w:lineRule="auto"/>
+        <w:rPr/>
+      </w:pPr>
+      <w:r>
+        <w:rPr>
+          <w:rtl w:val="0"/>
+        </w:rPr>
+        <w:t xml:space="preserve">Cette veille m’a permis de mieux comprendre comment les grandes entreprises exploitent concrètement l’intelligence artificielle générative dans leurs processus métiers et comment les infrastructures cloud modernes facilitent son adoption.</w:t>
+      </w:r>
+    </w:p>
+    <w:p>
+      <w:pPr>
+        <w:pStyle w:val="Heading3"/>
+        <w:keepNext w:val="0"/>
+        <w:keepLines w:val="0"/>
+        <w:spacing w:before="280" w:lineRule="auto"/>
+        <w:rPr>
+          <w:b w:val="1"/>
+          <w:bCs w:val="1"/>
+          <w:color w:val="000000"/>
+          <w:sz w:val="26"/>
+          <w:szCs w:val="26"/>
+        </w:rPr>
+      </w:pPr>
+      <w:bookmarkStart w:colFirst="0" w:colLast="0" w:name="_8wqdrhhwg652" w:id="69"/>
+      <w:bookmarkEnd w:id="69"/>
+      <w:r>
+        <w:rPr>
+          <w:b w:val="1"/>
+          <w:bCs w:val="1"/>
+          <w:color w:val="000000"/>
+          <w:sz w:val="26"/>
+          <w:szCs w:val="26"/>
+          <w:rtl w:val="0"/>
+        </w:rPr>
+        <w:t xml:space="preserve">Sources</w:t>
+      </w:r>
+    </w:p>
+    <w:p>
+      <w:pPr>
+        <w:numPr>
+          <w:ilvl w:val="0"/>
+          <w:numId w:val="11"/>
+        </w:numPr>
+        <w:spacing w:after="0" w:afterAutospacing="0" w:before="240" w:lineRule="auto"/>
+        <w:ind w:left="720" w:hanging="360"/>
+      </w:pPr>
+      <w:r>
+        <w:rPr>
+          <w:rtl w:val="0"/>
+        </w:rPr>
+        <w:t xml:space="preserve">AWS Summit Paris 2025</w:t>
+      </w:r>
+    </w:p>
+    <w:p>
+      <w:pPr>
+        <w:numPr>
+          <w:ilvl w:val="0"/>
+          <w:numId w:val="11"/>
+        </w:numPr>
+        <w:spacing w:after="0" w:afterAutospacing="0" w:before="0" w:beforeAutospacing="0" w:lineRule="auto"/>
+        <w:ind w:left="720" w:hanging="360"/>
+      </w:pPr>
+      <w:r>
+        <w:rPr>
+          <w:rtl w:val="0"/>
+        </w:rPr>
+        <w:t xml:space="preserve">Présentation officielle AWS : Amazon Bedrock</w:t>
+      </w:r>
+    </w:p>
+    <w:p>
+      <w:pPr>
+        <w:numPr>
+          <w:ilvl w:val="0"/>
+          <w:numId w:val="11"/>
+        </w:numPr>
+        <w:spacing w:after="240" w:before="0" w:beforeAutospacing="0" w:lineRule="auto"/>
+        <w:ind w:left="720" w:hanging="360"/>
+      </w:pPr>
+      <w:r>
+        <w:rPr>
+          <w:rtl w:val="0"/>
+        </w:rPr>
+        <w:t xml:space="preserve">Documentation AWS sur Amazon Lex, Lambda, S3 et Kendra </w:t>
+      </w:r>
+    </w:p>
+    <w:p>
+      <w:pPr>
+        <w:rPr/>
+      </w:pPr>
+      <w:r>
+        <w:rPr>
+          <w:rtl w:val="0"/>
+        </w:rPr>
+      </w:r>
+    </w:p>
+    <w:p>
+      <w:pPr>
+        <w:rPr/>
+      </w:pPr>
+      <w:r>
+        <w:rPr>
+          <w:rtl w:val="0"/>
+        </w:rPr>
+      </w:r>
+    </w:p>
+    <w:p>
+      <w:pPr>
+        <w:rPr/>
+      </w:pPr>
+      <w:r>
+        <w:rPr>
+          <w:rtl w:val="0"/>
+        </w:rPr>
+      </w:r>
+    </w:p>
+    <w:p>
+      <w:pPr>
+        <w:rPr/>
+      </w:pPr>
+      <w:r>
+        <w:rPr>
+          <w:rtl w:val="0"/>
+        </w:rPr>
+      </w:r>
+    </w:p>
+    <w:p>
+      <w:pPr>
+        <w:rPr/>
+      </w:pPr>
+      <w:r>
+        <w:rPr>
+          <w:rtl w:val="0"/>
+        </w:rPr>
+      </w:r>
+    </w:p>
+    <w:p>
+      <w:pPr>
+        <w:rPr/>
+      </w:pPr>
+      <w:r>
+        <w:rPr>
+          <w:rtl w:val="0"/>
+        </w:rPr>
+      </w:r>
+    </w:p>
+    <w:p>
+      <w:pPr>
+        <w:rPr/>
+      </w:pPr>
+      <w:r>
+        <w:rPr>
+          <w:rtl w:val="0"/>
+        </w:rPr>
+      </w:r>
+    </w:p>
+    <w:p>
+      <w:pPr>
+        <w:rPr/>
+      </w:pPr>
+      <w:r>
+        <w:rPr>
+          <w:rtl w:val="0"/>
+        </w:rPr>
+      </w:r>
+    </w:p>
+    <w:p>
+      <w:pPr>
+        <w:rPr/>
+      </w:pPr>
+      <w:r>
+        <w:rPr>
+          <w:rtl w:val="0"/>
+        </w:rPr>
+      </w:r>
+    </w:p>
+    <w:p>
+      <w:pPr>
+        <w:rPr/>
+      </w:pPr>
+      <w:r>
+        <w:rPr>
+          <w:rtl w:val="0"/>
+        </w:rPr>
+      </w:r>
+    </w:p>
+    <w:p>
+      <w:pPr>
+        <w:rPr/>
+      </w:pPr>
+      <w:r>
+        <w:rPr>
+          <w:rtl w:val="0"/>
+        </w:rPr>
+      </w:r>
+    </w:p>
+    <w:p>
+      <w:pPr>
+        <w:rPr/>
+      </w:pPr>
+      <w:r>
+        <w:rPr>
+          <w:rtl w:val="0"/>
+        </w:rPr>
+      </w:r>
+    </w:p>
+    <w:p>
+      <w:pPr>
+        <w:rPr/>
+      </w:pPr>
+      <w:r>
+        <w:rPr>
+          <w:rtl w:val="0"/>
+        </w:rPr>
+      </w:r>
+    </w:p>
+    <w:p>
+      <w:pPr>
+        <w:rPr/>
+      </w:pPr>
+      <w:r>
+        <w:rPr>
+          <w:rtl w:val="0"/>
+        </w:rPr>
+      </w:r>
+    </w:p>
+    <w:p>
+      <w:pPr>
+        <w:rPr/>
+      </w:pPr>
+      <w:r>
+        <w:rPr>
+          <w:rtl w:val="0"/>
+        </w:rPr>
+      </w:r>
+    </w:p>
+    <w:p>
+      <w:pPr>
+        <w:rPr/>
+      </w:pPr>
+      <w:r>
+        <w:rPr>
+          <w:rtl w:val="0"/>
+        </w:rPr>
+      </w:r>
+    </w:p>
+    <w:p>
+      <w:pPr>
+        <w:rPr/>
+      </w:pPr>
+      <w:r>
+        <w:rPr>
+          <w:rtl w:val="0"/>
+        </w:rPr>
+      </w:r>
+    </w:p>
+    <w:p>
+      <w:pPr>
+        <w:rPr/>
+      </w:pPr>
+      <w:r>
+        <w:rPr>
+          <w:rtl w:val="0"/>
+        </w:rPr>
+      </w:r>
+    </w:p>
+    <w:p>
+      <w:pPr>
+        <w:rPr/>
+      </w:pPr>
+      <w:r>
+        <w:rPr>
+          <w:rtl w:val="0"/>
+        </w:rPr>
+      </w:r>
+    </w:p>
+    <w:p>
+      <w:pPr>
+        <w:rPr/>
+      </w:pPr>
+      <w:r>
+        <w:rPr>
+          <w:rtl w:val="0"/>
+        </w:rPr>
+      </w:r>
+    </w:p>
+    <w:p>
+      <w:pPr>
+        <w:rPr/>
+      </w:pPr>
+      <w:r>
+        <w:rPr>
+          <w:rtl w:val="0"/>
+        </w:rPr>
+      </w:r>
+    </w:p>
+    <w:p>
+      <w:pPr>
+        <w:rPr/>
+      </w:pPr>
+      <w:r>
+        <w:rPr>
+          <w:rtl w:val="0"/>
+        </w:rPr>
+      </w:r>
+    </w:p>
+    <w:tbl>
+      <w:tblPr>
+        <w:tblStyle w:val="Table15"/>
+        <w:tblW w:w="10080.0" w:type="dxa"/>
+        <w:jc w:val="left"/>
+        <w:tblInd w:w="-525.0" w:type="dxa"/>
+        <w:tblBorders>
+          <w:top w:color="000000" w:space="0" w:sz="8" w:val="single"/>
+          <w:left w:color="000000" w:space="0" w:sz="8" w:val="single"/>
+          <w:bottom w:color="000000" w:space="0" w:sz="8" w:val="single"/>
+          <w:right w:color="000000" w:space="0" w:sz="8" w:val="single"/>
+          <w:insideH w:color="000000" w:space="0" w:sz="8" w:val="single"/>
+          <w:insideV w:color="000000" w:space="0" w:sz="8" w:val="single"/>
+        </w:tblBorders>
+        <w:tblLayout w:type="fixed"/>
+        <w:tblLook w:val="0600"/>
+      </w:tblPr>
+      <w:tblGrid>
+        <w:gridCol w:w="2055"/>
+        <w:gridCol w:w="2130"/>
+        <w:gridCol w:w="2085"/>
+        <w:gridCol w:w="1485"/>
+        <w:gridCol w:w="2325"/>
+        <w:tblGridChange w:id="0">
+          <w:tblGrid>
+            <w:gridCol w:w="2055"/>
+            <w:gridCol w:w="2130"/>
+            <w:gridCol w:w="2085"/>
+            <w:gridCol w:w="1485"/>
+            <w:gridCol w:w="2325"/>
+          </w:tblGrid>
+        </w:tblGridChange>
+      </w:tblGrid>
+      <w:tr>
+        <w:trPr>
+          <w:cantSplit w:val="0"/>
+          <w:tblHeader w:val="0"/>
+        </w:trPr>
+        <w:tc>
+          <w:tcPr>
+            <w:shd w:fill="b7b7b7" w:val="clear"/>
+            <w:tcMar>
+              <w:top w:w="100.0" w:type="dxa"/>
+              <w:left w:w="100.0" w:type="dxa"/>
+              <w:bottom w:w="100.0" w:type="dxa"/>
+              <w:right w:w="100.0" w:type="dxa"/>
+            </w:tcMar>
+            <w:vAlign w:val="top"/>
+          </w:tcPr>
+          <w:p>
+            <w:pPr>
+              <w:widowControl w:val="0"/>
+              <w:spacing w:line="240" w:lineRule="auto"/>
+              <w:rPr/>
+            </w:pPr>
+            <w:r>
+              <w:rPr>
+                <w:rtl w:val="0"/>
+              </w:rPr>
+              <w:t xml:space="preserve">Période</w:t>
+            </w:r>
+          </w:p>
+        </w:tc>
+        <w:tc>
+          <w:tcPr>
+            <w:shd w:fill="b7b7b7" w:val="clear"/>
+            <w:tcMar>
+              <w:top w:w="100.0" w:type="dxa"/>
+              <w:left w:w="100.0" w:type="dxa"/>
+              <w:bottom w:w="100.0" w:type="dxa"/>
+              <w:right w:w="100.0" w:type="dxa"/>
+            </w:tcMar>
+            <w:vAlign w:val="top"/>
+          </w:tcPr>
+          <w:p>
+            <w:pPr>
+              <w:widowControl w:val="0"/>
+              <w:spacing w:line="240" w:lineRule="auto"/>
+              <w:rPr/>
+            </w:pPr>
+            <w:r>
+              <w:rPr>
+                <w:rtl w:val="0"/>
+              </w:rPr>
+              <w:t xml:space="preserve">Localisation</w:t>
+            </w:r>
+          </w:p>
+        </w:tc>
+        <w:tc>
+          <w:tcPr>
+            <w:shd w:fill="b7b7b7" w:val="clear"/>
+            <w:tcMar>
+              <w:top w:w="100.0" w:type="dxa"/>
+              <w:left w:w="100.0" w:type="dxa"/>
+              <w:bottom w:w="100.0" w:type="dxa"/>
+              <w:right w:w="100.0" w:type="dxa"/>
+            </w:tcMar>
+            <w:vAlign w:val="top"/>
+          </w:tcPr>
+          <w:p>
+            <w:pPr>
+              <w:widowControl w:val="0"/>
+              <w:spacing w:line="240" w:lineRule="auto"/>
+              <w:rPr/>
+            </w:pPr>
+            <w:r>
+              <w:rPr>
+                <w:rtl w:val="0"/>
+              </w:rPr>
+              <w:t xml:space="preserve">Contexte</w:t>
+            </w:r>
+          </w:p>
+        </w:tc>
+        <w:tc>
+          <w:tcPr>
+            <w:shd w:fill="b7b7b7" w:val="clear"/>
+            <w:tcMar>
+              <w:top w:w="100.0" w:type="dxa"/>
+              <w:left w:w="100.0" w:type="dxa"/>
+              <w:bottom w:w="100.0" w:type="dxa"/>
+              <w:right w:w="100.0" w:type="dxa"/>
+            </w:tcMar>
+            <w:vAlign w:val="top"/>
+          </w:tcPr>
+          <w:p>
+            <w:pPr>
+              <w:widowControl w:val="0"/>
+              <w:spacing w:line="240" w:lineRule="auto"/>
+              <w:rPr/>
+            </w:pPr>
+            <w:r>
+              <w:rPr>
+                <w:rtl w:val="0"/>
+              </w:rPr>
+              <w:t xml:space="preserve">Situation</w:t>
+            </w:r>
+          </w:p>
+        </w:tc>
+        <w:tc>
+          <w:tcPr>
+            <w:shd w:fill="b7b7b7" w:val="clear"/>
+            <w:tcMar>
+              <w:top w:w="100.0" w:type="dxa"/>
+              <w:left w:w="100.0" w:type="dxa"/>
+              <w:bottom w:w="100.0" w:type="dxa"/>
+              <w:right w:w="100.0" w:type="dxa"/>
+            </w:tcMar>
+            <w:vAlign w:val="top"/>
+          </w:tcPr>
+          <w:p>
+            <w:pPr>
+              <w:widowControl w:val="0"/>
+              <w:spacing w:line="240" w:lineRule="auto"/>
+              <w:rPr/>
+            </w:pPr>
+            <w:r>
+              <w:rPr>
+                <w:rtl w:val="0"/>
+              </w:rPr>
+              <w:t xml:space="preserve">Acteurs et partenaires</w:t>
+            </w:r>
+          </w:p>
+        </w:tc>
+      </w:tr>
+      <w:tr>
+        <w:trPr>
+          <w:cantSplit w:val="0"/>
+          <w:tblHeader w:val="0"/>
+        </w:trPr>
+        <w:tc>
+          <w:tcPr>
+            <w:shd w:fill="b7b7b7" w:val="clear"/>
+            <w:tcMar>
+              <w:top w:w="100.0" w:type="dxa"/>
+              <w:left w:w="100.0" w:type="dxa"/>
+              <w:bottom w:w="100.0" w:type="dxa"/>
+              <w:right w:w="100.0" w:type="dxa"/>
+            </w:tcMar>
+            <w:vAlign w:val="top"/>
+          </w:tcPr>
+          <w:p>
+            <w:pPr>
+              <w:rPr/>
+            </w:pPr>
+            <w:r>
+              <w:rPr>
+                <w:sz w:val="24"/>
+                <w:szCs w:val="24"/>
+                <w:rtl w:val="0"/>
+              </w:rPr>
+              <w:t xml:space="preserve">29/10/2025 au 10/04/2026</w:t>
+            </w:r>
+            <w:r>
+              <w:rPr>
+                <w:rtl w:val="0"/>
+              </w:rPr>
+            </w:r>
+          </w:p>
+        </w:tc>
+        <w:tc>
+          <w:tcPr>
+            <w:shd w:fill="b7b7b7" w:val="clear"/>
+            <w:tcMar>
+              <w:top w:w="100.0" w:type="dxa"/>
+              <w:left w:w="100.0" w:type="dxa"/>
+              <w:bottom w:w="100.0" w:type="dxa"/>
+              <w:right w:w="100.0" w:type="dxa"/>
+            </w:tcMar>
+            <w:vAlign w:val="top"/>
+          </w:tcPr>
+          <w:p>
+            <w:pPr>
+              <w:widowControl w:val="0"/>
+              <w:spacing w:line="240" w:lineRule="auto"/>
+              <w:rPr/>
+            </w:pPr>
+            <w:r>
+              <w:rPr>
+                <w:rtl w:val="0"/>
+              </w:rPr>
+              <w:t xml:space="preserve">☑ Organisation</w:t>
+            </w:r>
+          </w:p>
+          <w:p>
+            <w:pPr>
+              <w:widowControl w:val="0"/>
+              <w:spacing w:line="240" w:lineRule="auto"/>
+              <w:rPr/>
+            </w:pPr>
+            <w:r>
+              <w:rPr>
+                <w:rtl w:val="0"/>
+              </w:rPr>
+              <w:t xml:space="preserve">☐ Centre de formation</w:t>
+            </w:r>
+          </w:p>
+          <w:p>
+            <w:pPr>
+              <w:widowControl w:val="0"/>
+              <w:spacing w:line="240" w:lineRule="auto"/>
+              <w:rPr/>
+            </w:pPr>
+            <w:r>
+              <w:rPr>
+                <w:rtl w:val="0"/>
+              </w:rPr>
+              <w:t xml:space="preserve">☐ Mixte</w:t>
+            </w:r>
+          </w:p>
+          <w:p>
+            <w:pPr>
+              <w:widowControl w:val="0"/>
+              <w:spacing w:line="240" w:lineRule="auto"/>
+              <w:rPr/>
+            </w:pPr>
+            <w:r>
+              <w:rPr>
+                <w:rtl w:val="0"/>
+              </w:rPr>
+              <w:t xml:space="preserve">☐ Autre</w:t>
+            </w:r>
+          </w:p>
+        </w:tc>
+        <w:tc>
+          <w:tcPr>
+            <w:shd w:fill="b7b7b7" w:val="clear"/>
+            <w:tcMar>
+              <w:top w:w="100.0" w:type="dxa"/>
+              <w:left w:w="100.0" w:type="dxa"/>
+              <w:bottom w:w="100.0" w:type="dxa"/>
+              <w:right w:w="100.0" w:type="dxa"/>
+            </w:tcMar>
+            <w:vAlign w:val="top"/>
+          </w:tcPr>
+          <w:p>
+            <w:pPr>
+              <w:widowControl w:val="0"/>
+              <w:spacing w:line="240" w:lineRule="auto"/>
+              <w:rPr/>
+            </w:pPr>
+            <w:r>
+              <w:rPr>
+                <w:rtl w:val="0"/>
+              </w:rPr>
+              <w:t xml:space="preserve">☑ Études ou analyse</w:t>
+            </w:r>
+          </w:p>
+          <w:p>
+            <w:pPr>
+              <w:widowControl w:val="0"/>
+              <w:spacing w:line="240" w:lineRule="auto"/>
+              <w:rPr/>
+            </w:pPr>
+            <w:r>
+              <w:rPr>
+                <w:rtl w:val="0"/>
+              </w:rPr>
+              <w:t xml:space="preserve">☐ Production</w:t>
+            </w:r>
+          </w:p>
+          <w:p>
+            <w:pPr>
+              <w:widowControl w:val="0"/>
+              <w:spacing w:line="240" w:lineRule="auto"/>
+              <w:rPr/>
+            </w:pPr>
+            <w:r>
+              <w:rPr>
+                <w:rtl w:val="0"/>
+              </w:rPr>
+              <w:t xml:space="preserve">☐ Relation support</w:t>
+            </w:r>
+          </w:p>
+        </w:tc>
+        <w:tc>
+          <w:tcPr>
+            <w:shd w:fill="b7b7b7" w:val="clear"/>
+            <w:tcMar>
+              <w:top w:w="100.0" w:type="dxa"/>
+              <w:left w:w="100.0" w:type="dxa"/>
+              <w:bottom w:w="100.0" w:type="dxa"/>
+              <w:right w:w="100.0" w:type="dxa"/>
+            </w:tcMar>
+            <w:vAlign w:val="top"/>
+          </w:tcPr>
+          <w:p>
+            <w:pPr>
+              <w:widowControl w:val="0"/>
+              <w:spacing w:line="240" w:lineRule="auto"/>
+              <w:rPr/>
+            </w:pPr>
+            <w:r>
+              <w:rPr>
+                <w:rtl w:val="0"/>
+              </w:rPr>
+              <w:t xml:space="preserve">☐ Vécu</w:t>
+            </w:r>
+          </w:p>
+          <w:p>
+            <w:pPr>
+              <w:widowControl w:val="0"/>
+              <w:spacing w:line="240" w:lineRule="auto"/>
+              <w:rPr/>
+            </w:pPr>
+            <w:r>
+              <w:rPr>
+                <w:rtl w:val="0"/>
+              </w:rPr>
+              <w:t xml:space="preserve">☑ Observer</w:t>
+            </w:r>
+          </w:p>
+          <w:p>
+            <w:pPr>
+              <w:widowControl w:val="0"/>
+              <w:spacing w:line="240" w:lineRule="auto"/>
+              <w:rPr/>
+            </w:pPr>
+            <w:r>
+              <w:rPr>
+                <w:rtl w:val="0"/>
+              </w:rPr>
+              <w:t xml:space="preserve">☐ Simulé</w:t>
+            </w:r>
+          </w:p>
+          <w:p>
+            <w:pPr>
+              <w:widowControl w:val="0"/>
+              <w:spacing w:line="240" w:lineRule="auto"/>
+              <w:rPr/>
+            </w:pPr>
+            <w:r>
+              <w:rPr>
+                <w:rtl w:val="0"/>
+              </w:rPr>
+              <w:t xml:space="preserve">☐ Mixte</w:t>
+            </w:r>
+          </w:p>
+          <w:p>
+            <w:pPr>
+              <w:widowControl w:val="0"/>
+              <w:spacing w:line="240" w:lineRule="auto"/>
+              <w:rPr/>
+            </w:pPr>
+            <w:r>
+              <w:rPr>
+                <w:rtl w:val="0"/>
+              </w:rPr>
+            </w:r>
+          </w:p>
+        </w:tc>
+        <w:tc>
+          <w:tcPr>
+            <w:shd w:fill="b7b7b7" w:val="clear"/>
+            <w:tcMar>
+              <w:top w:w="100.0" w:type="dxa"/>
+              <w:left w:w="100.0" w:type="dxa"/>
+              <w:bottom w:w="100.0" w:type="dxa"/>
+              <w:right w:w="100.0" w:type="dxa"/>
+            </w:tcMar>
+            <w:vAlign w:val="top"/>
+          </w:tcPr>
+          <w:p>
+            <w:pPr>
+              <w:pStyle w:val="Heading2"/>
+              <w:rPr>
+                <w:sz w:val="22"/>
+                <w:szCs w:val="22"/>
+              </w:rPr>
+            </w:pPr>
             <w:bookmarkStart w:colFirst="0" w:colLast="0" w:name="_i8h1531el1f1" w:id="70"/>
             <w:bookmarkEnd w:id="70"/>
             <w:r>
@@ -24521,7 +24633,7 @@
     </w:p>
     <w:tbl>
       <w:tblPr>
-        <w:tblStyle w:val="Table15"/>
+        <w:tblStyle w:val="Table16"/>
         <w:tblW w:w="10080.0" w:type="dxa"/>
         <w:jc w:val="left"/>
         <w:tblInd w:w="-525.0" w:type="dxa"/>
@@ -29789,6 +29901,13 @@
     </w:tblPr>
   </w:style>
   <w:style w:type="table" w:styleId="Table15">
+    <w:basedOn w:val="TableNormal"/>
+    <w:tblPr>
+      <w:tblStyleRowBandSize w:val="1"/>
+      <w:tblStyleColBandSize w:val="1"/>
+    </w:tblPr>
+  </w:style>
+  <w:style w:type="table" w:styleId="Table16">
     <w:basedOn w:val="TableNormal"/>
     <w:tblPr>
       <w:tblStyleRowBandSize w:val="1"/>
